--- a/STM32F746G Discovery board/contents/Module01_ConvolutionAndCorrelation/Lab00_Documents/Lab00_GettingStarted.docx
+++ b/STM32F746G Discovery board/contents/Module01_ConvolutionAndCorrelation/Lab00_Documents/Lab00_GettingStarted.docx
@@ -1,6 +1,6 @@
 
 <file path=word/document.xml><?xml version="1.0" encoding="utf-8"?>
-<w:document xmlns:wpc="http://schemas.microsoft.com/office/word/2010/wordprocessingCanvas" xmlns:cx="http://schemas.microsoft.com/office/drawing/2014/chartex" xmlns:cx1="http://schemas.microsoft.com/office/drawing/2015/9/8/chartex" xmlns:cx2="http://schemas.microsoft.com/office/drawing/2015/10/21/chartex" xmlns:cx3="http://schemas.microsoft.com/office/drawing/2016/5/9/chartex" xmlns:cx4="http://schemas.microsoft.com/office/drawing/2016/5/10/chartex" xmlns:cx5="http://schemas.microsoft.com/office/drawing/2016/5/11/chartex" xmlns:cx6="http://schemas.microsoft.com/office/drawing/2016/5/12/chartex" xmlns:cx7="http://schemas.microsoft.com/office/drawing/2016/5/13/chartex" xmlns:cx8="http://schemas.microsoft.com/office/drawing/2016/5/14/chartex" xmlns:mc="http://schemas.openxmlformats.org/markup-compatibility/2006" xmlns:aink="http://schemas.microsoft.com/office/drawing/2016/ink" xmlns:am3d="http://schemas.microsoft.com/office/drawing/2017/model3d" xmlns:o="urn:schemas-microsoft-com:office:office" xmlns:r="http://schemas.openxmlformats.org/officeDocument/2006/relationships" xmlns:m="http://schemas.openxmlformats.org/officeDocument/2006/math" xmlns:v="urn:schemas-microsoft-com:vml" xmlns:wp14="http://schemas.microsoft.com/office/word/2010/wordprocessingDrawing" xmlns:wp="http://schemas.openxmlformats.org/drawingml/2006/wordprocessingDrawing" xmlns:w10="urn:schemas-microsoft-com:office:word" xmlns:w="http://schemas.openxmlformats.org/wordprocessingml/2006/main" xmlns:w14="http://schemas.microsoft.com/office/word/2010/wordml" xmlns:w15="http://schemas.microsoft.com/office/word/2012/wordml" xmlns:w16cid="http://schemas.microsoft.com/office/word/2016/wordml/cid" xmlns:w16se="http://schemas.microsoft.com/office/word/2015/wordml/symex" xmlns:wpg="http://schemas.microsoft.com/office/word/2010/wordprocessingGroup" xmlns:wpi="http://schemas.microsoft.com/office/word/2010/wordprocessingInk" xmlns:wne="http://schemas.microsoft.com/office/word/2006/wordml" xmlns:wps="http://schemas.microsoft.com/office/word/2010/wordprocessingShape" mc:Ignorable="w14 w15 w16se w16cid wp14">
+<w:document xmlns:wpc="http://schemas.microsoft.com/office/word/2010/wordprocessingCanvas" xmlns:cx="http://schemas.microsoft.com/office/drawing/2014/chartex" xmlns:cx1="http://schemas.microsoft.com/office/drawing/2015/9/8/chartex" xmlns:cx2="http://schemas.microsoft.com/office/drawing/2015/10/21/chartex" xmlns:cx3="http://schemas.microsoft.com/office/drawing/2016/5/9/chartex" xmlns:cx4="http://schemas.microsoft.com/office/drawing/2016/5/10/chartex" xmlns:cx5="http://schemas.microsoft.com/office/drawing/2016/5/11/chartex" xmlns:cx6="http://schemas.microsoft.com/office/drawing/2016/5/12/chartex" xmlns:cx7="http://schemas.microsoft.com/office/drawing/2016/5/13/chartex" xmlns:cx8="http://schemas.microsoft.com/office/drawing/2016/5/14/chartex" xmlns:mc="http://schemas.openxmlformats.org/markup-compatibility/2006" xmlns:aink="http://schemas.microsoft.com/office/drawing/2016/ink" xmlns:am3d="http://schemas.microsoft.com/office/drawing/2017/model3d" xmlns:o="urn:schemas-microsoft-com:office:office" xmlns:oel="http://schemas.microsoft.com/office/2019/extlst" xmlns:r="http://schemas.openxmlformats.org/officeDocument/2006/relationships" xmlns:m="http://schemas.openxmlformats.org/officeDocument/2006/math" xmlns:v="urn:schemas-microsoft-com:vml" xmlns:wp14="http://schemas.microsoft.com/office/word/2010/wordprocessingDrawing" xmlns:wp="http://schemas.openxmlformats.org/drawingml/2006/wordprocessingDrawing" xmlns:w10="urn:schemas-microsoft-com:office:word" xmlns:w="http://schemas.openxmlformats.org/wordprocessingml/2006/main" xmlns:w14="http://schemas.microsoft.com/office/word/2010/wordml" xmlns:w15="http://schemas.microsoft.com/office/word/2012/wordml" xmlns:w16cex="http://schemas.microsoft.com/office/word/2018/wordml/cex" xmlns:w16cid="http://schemas.microsoft.com/office/word/2016/wordml/cid" xmlns:w16="http://schemas.microsoft.com/office/word/2018/wordml" xmlns:w16du="http://schemas.microsoft.com/office/word/2023/wordml/word16du" xmlns:w16sdtdh="http://schemas.microsoft.com/office/word/2020/wordml/sdtdatahash" xmlns:w16sdtfl="http://schemas.microsoft.com/office/word/2024/wordml/sdtformatlock" xmlns:w16se="http://schemas.microsoft.com/office/word/2015/wordml/symex" xmlns:wpg="http://schemas.microsoft.com/office/word/2010/wordprocessingGroup" xmlns:wpi="http://schemas.microsoft.com/office/word/2010/wordprocessingInk" xmlns:wne="http://schemas.microsoft.com/office/word/2006/wordml" xmlns:wps="http://schemas.microsoft.com/office/word/2010/wordprocessingShape" mc:Ignorable="w14 w15 w16se w16cid w16 w16cex w16sdtdh w16sdtfl w16du wp14">
   <w:body>
     <w:p>
       <w:pPr>
@@ -247,8 +247,11 @@
               <w:rFonts w:asciiTheme="minorHAnsi" w:hAnsiTheme="minorHAnsi"/>
               <w:b w:val="0"/>
               <w:color w:val="auto"/>
-              <w:sz w:val="22"/>
-              <w:lang/>
+              <w:kern w:val="2"/>
+              <w:sz w:val="24"/>
+              <w:szCs w:val="24"/>
+              <w:lang w:val="en-GB" w:eastAsia="en-GB"/>
+              <w14:ligatures w14:val="standardContextual"/>
             </w:rPr>
           </w:pPr>
           <w:r>
@@ -269,7 +272,7 @@
             </w:rPr>
             <w:fldChar w:fldCharType="separate"/>
           </w:r>
-          <w:hyperlink w:anchor="_Toc28863400" w:history="1">
+          <w:hyperlink w:anchor="_Toc225409096" w:history="1">
             <w:r>
               <w:rPr>
                 <w:rStyle w:val="Hyperlink"/>
@@ -281,8 +284,11 @@
                 <w:rFonts w:asciiTheme="minorHAnsi" w:hAnsiTheme="minorHAnsi"/>
                 <w:b w:val="0"/>
                 <w:color w:val="auto"/>
-                <w:sz w:val="22"/>
-                <w:lang/>
+                <w:kern w:val="2"/>
+                <w:sz w:val="24"/>
+                <w:szCs w:val="24"/>
+                <w:lang w:val="en-GB" w:eastAsia="en-GB"/>
+                <w14:ligatures w14:val="standardContextual"/>
               </w:rPr>
               <w:tab/>
             </w:r>
@@ -308,7 +314,7 @@
               <w:rPr>
                 <w:webHidden/>
               </w:rPr>
-              <w:instrText xml:space="preserve"> PAGEREF _Toc28863400 \h </w:instrText>
+              <w:instrText xml:space="preserve"> PAGEREF _Toc225409096 \h </w:instrText>
             </w:r>
             <w:r>
               <w:rPr>
@@ -339,17 +345,21 @@
           <w:pPr>
             <w:pStyle w:val="TOC2"/>
             <w:tabs>
-              <w:tab w:val="left" w:pos="880"/>
+              <w:tab w:val="left" w:pos="960"/>
               <w:tab w:val="right" w:leader="dot" w:pos="9016"/>
             </w:tabs>
             <w:rPr>
               <w:rFonts w:asciiTheme="minorHAnsi" w:hAnsiTheme="minorHAnsi"/>
               <w:noProof/>
               <w:color w:val="auto"/>
-              <w:lang/>
+              <w:kern w:val="2"/>
+              <w:sz w:val="24"/>
+              <w:szCs w:val="24"/>
+              <w:lang w:val="en-GB" w:eastAsia="en-GB"/>
+              <w14:ligatures w14:val="standardContextual"/>
             </w:rPr>
           </w:pPr>
-          <w:hyperlink w:anchor="_Toc28863401" w:history="1">
+          <w:hyperlink w:anchor="_Toc225409097" w:history="1">
             <w:r>
               <w:rPr>
                 <w:rStyle w:val="Hyperlink"/>
@@ -362,7 +372,11 @@
                 <w:rFonts w:asciiTheme="minorHAnsi" w:hAnsiTheme="minorHAnsi"/>
                 <w:noProof/>
                 <w:color w:val="auto"/>
-                <w:lang/>
+                <w:kern w:val="2"/>
+                <w:sz w:val="24"/>
+                <w:szCs w:val="24"/>
+                <w:lang w:val="en-GB" w:eastAsia="en-GB"/>
+                <w14:ligatures w14:val="standardContextual"/>
               </w:rPr>
               <w:tab/>
             </w:r>
@@ -371,7 +385,7 @@
                 <w:rStyle w:val="Hyperlink"/>
                 <w:noProof/>
               </w:rPr>
-              <w:t>Lab overview</w:t>
+              <w:t>Lab Overview</w:t>
             </w:r>
             <w:r>
               <w:rPr>
@@ -392,7 +406,7 @@
                 <w:noProof/>
                 <w:webHidden/>
               </w:rPr>
-              <w:instrText xml:space="preserve"> PAGEREF _Toc28863401 \h </w:instrText>
+              <w:instrText xml:space="preserve"> PAGEREF _Toc225409097 \h </w:instrText>
             </w:r>
             <w:r>
               <w:rPr>
@@ -430,11 +444,14 @@
               <w:rFonts w:asciiTheme="minorHAnsi" w:hAnsiTheme="minorHAnsi"/>
               <w:b w:val="0"/>
               <w:color w:val="auto"/>
-              <w:sz w:val="22"/>
-              <w:lang/>
+              <w:kern w:val="2"/>
+              <w:sz w:val="24"/>
+              <w:szCs w:val="24"/>
+              <w:lang w:val="en-GB" w:eastAsia="en-GB"/>
+              <w14:ligatures w14:val="standardContextual"/>
             </w:rPr>
           </w:pPr>
-          <w:hyperlink w:anchor="_Toc28863402" w:history="1">
+          <w:hyperlink w:anchor="_Toc225409098" w:history="1">
             <w:r>
               <w:rPr>
                 <w:rStyle w:val="Hyperlink"/>
@@ -446,8 +463,11 @@
                 <w:rFonts w:asciiTheme="minorHAnsi" w:hAnsiTheme="minorHAnsi"/>
                 <w:b w:val="0"/>
                 <w:color w:val="auto"/>
-                <w:sz w:val="22"/>
-                <w:lang/>
+                <w:kern w:val="2"/>
+                <w:sz w:val="24"/>
+                <w:szCs w:val="24"/>
+                <w:lang w:val="en-GB" w:eastAsia="en-GB"/>
+                <w14:ligatures w14:val="standardContextual"/>
               </w:rPr>
               <w:tab/>
             </w:r>
@@ -473,7 +493,7 @@
               <w:rPr>
                 <w:webHidden/>
               </w:rPr>
-              <w:instrText xml:space="preserve"> PAGEREF _Toc28863402 \h </w:instrText>
+              <w:instrText xml:space="preserve"> PAGEREF _Toc225409098 \h </w:instrText>
             </w:r>
             <w:r>
               <w:rPr>
@@ -504,17 +524,21 @@
           <w:pPr>
             <w:pStyle w:val="TOC2"/>
             <w:tabs>
-              <w:tab w:val="left" w:pos="880"/>
+              <w:tab w:val="left" w:pos="960"/>
               <w:tab w:val="right" w:leader="dot" w:pos="9016"/>
             </w:tabs>
             <w:rPr>
               <w:rFonts w:asciiTheme="minorHAnsi" w:hAnsiTheme="minorHAnsi"/>
               <w:noProof/>
               <w:color w:val="auto"/>
-              <w:lang/>
+              <w:kern w:val="2"/>
+              <w:sz w:val="24"/>
+              <w:szCs w:val="24"/>
+              <w:lang w:val="en-GB" w:eastAsia="en-GB"/>
+              <w14:ligatures w14:val="standardContextual"/>
             </w:rPr>
           </w:pPr>
-          <w:hyperlink w:anchor="_Toc28863403" w:history="1">
+          <w:hyperlink w:anchor="_Toc225409099" w:history="1">
             <w:r>
               <w:rPr>
                 <w:rStyle w:val="Hyperlink"/>
@@ -527,7 +551,11 @@
                 <w:rFonts w:asciiTheme="minorHAnsi" w:hAnsiTheme="minorHAnsi"/>
                 <w:noProof/>
                 <w:color w:val="auto"/>
-                <w:lang/>
+                <w:kern w:val="2"/>
+                <w:sz w:val="24"/>
+                <w:szCs w:val="24"/>
+                <w:lang w:val="en-GB" w:eastAsia="en-GB"/>
+                <w14:ligatures w14:val="standardContextual"/>
               </w:rPr>
               <w:tab/>
             </w:r>
@@ -536,7 +564,7 @@
                 <w:rStyle w:val="Hyperlink"/>
                 <w:noProof/>
               </w:rPr>
-              <w:t>Software requirements</w:t>
+              <w:t>Software Requirements</w:t>
             </w:r>
             <w:r>
               <w:rPr>
@@ -557,7 +585,7 @@
                 <w:noProof/>
                 <w:webHidden/>
               </w:rPr>
-              <w:instrText xml:space="preserve"> PAGEREF _Toc28863403 \h </w:instrText>
+              <w:instrText xml:space="preserve"> PAGEREF _Toc225409099 \h </w:instrText>
             </w:r>
             <w:r>
               <w:rPr>
@@ -592,17 +620,21 @@
           <w:pPr>
             <w:pStyle w:val="TOC2"/>
             <w:tabs>
-              <w:tab w:val="left" w:pos="880"/>
+              <w:tab w:val="left" w:pos="960"/>
               <w:tab w:val="right" w:leader="dot" w:pos="9016"/>
             </w:tabs>
             <w:rPr>
               <w:rFonts w:asciiTheme="minorHAnsi" w:hAnsiTheme="minorHAnsi"/>
               <w:noProof/>
               <w:color w:val="auto"/>
-              <w:lang/>
+              <w:kern w:val="2"/>
+              <w:sz w:val="24"/>
+              <w:szCs w:val="24"/>
+              <w:lang w:val="en-GB" w:eastAsia="en-GB"/>
+              <w14:ligatures w14:val="standardContextual"/>
             </w:rPr>
           </w:pPr>
-          <w:hyperlink w:anchor="_Toc28863404" w:history="1">
+          <w:hyperlink w:anchor="_Toc225409100" w:history="1">
             <w:r>
               <w:rPr>
                 <w:rStyle w:val="Hyperlink"/>
@@ -615,7 +647,11 @@
                 <w:rFonts w:asciiTheme="minorHAnsi" w:hAnsiTheme="minorHAnsi"/>
                 <w:noProof/>
                 <w:color w:val="auto"/>
-                <w:lang/>
+                <w:kern w:val="2"/>
+                <w:sz w:val="24"/>
+                <w:szCs w:val="24"/>
+                <w:lang w:val="en-GB" w:eastAsia="en-GB"/>
+                <w14:ligatures w14:val="standardContextual"/>
               </w:rPr>
               <w:tab/>
             </w:r>
@@ -624,7 +660,7 @@
                 <w:rStyle w:val="Hyperlink"/>
                 <w:noProof/>
               </w:rPr>
-              <w:t>Hardware requirements</w:t>
+              <w:t>Hardware Requirements</w:t>
             </w:r>
             <w:r>
               <w:rPr>
@@ -645,7 +681,7 @@
                 <w:noProof/>
                 <w:webHidden/>
               </w:rPr>
-              <w:instrText xml:space="preserve"> PAGEREF _Toc28863404 \h </w:instrText>
+              <w:instrText xml:space="preserve"> PAGEREF _Toc225409100 \h </w:instrText>
             </w:r>
             <w:r>
               <w:rPr>
@@ -680,17 +716,21 @@
           <w:pPr>
             <w:pStyle w:val="TOC3"/>
             <w:tabs>
-              <w:tab w:val="left" w:pos="1320"/>
+              <w:tab w:val="left" w:pos="1200"/>
               <w:tab w:val="right" w:leader="dot" w:pos="9016"/>
             </w:tabs>
             <w:rPr>
               <w:rFonts w:asciiTheme="minorHAnsi" w:hAnsiTheme="minorHAnsi"/>
               <w:noProof/>
               <w:color w:val="auto"/>
-              <w:lang/>
+              <w:kern w:val="2"/>
+              <w:sz w:val="24"/>
+              <w:szCs w:val="24"/>
+              <w:lang w:val="en-GB" w:eastAsia="en-GB"/>
+              <w14:ligatures w14:val="standardContextual"/>
             </w:rPr>
           </w:pPr>
-          <w:hyperlink w:anchor="_Toc28863405" w:history="1">
+          <w:hyperlink w:anchor="_Toc225409101" w:history="1">
             <w:r>
               <w:rPr>
                 <w:rStyle w:val="Hyperlink"/>
@@ -703,7 +743,11 @@
                 <w:rFonts w:asciiTheme="minorHAnsi" w:hAnsiTheme="minorHAnsi"/>
                 <w:noProof/>
                 <w:color w:val="auto"/>
-                <w:lang/>
+                <w:kern w:val="2"/>
+                <w:sz w:val="24"/>
+                <w:szCs w:val="24"/>
+                <w:lang w:val="en-GB" w:eastAsia="en-GB"/>
+                <w14:ligatures w14:val="standardContextual"/>
               </w:rPr>
               <w:tab/>
             </w:r>
@@ -733,7 +777,7 @@
                 <w:noProof/>
                 <w:webHidden/>
               </w:rPr>
-              <w:instrText xml:space="preserve"> PAGEREF _Toc28863405 \h </w:instrText>
+              <w:instrText xml:space="preserve"> PAGEREF _Toc225409101 \h </w:instrText>
             </w:r>
             <w:r>
               <w:rPr>
@@ -771,11 +815,14 @@
               <w:rFonts w:asciiTheme="minorHAnsi" w:hAnsiTheme="minorHAnsi"/>
               <w:b w:val="0"/>
               <w:color w:val="auto"/>
-              <w:sz w:val="22"/>
-              <w:lang/>
+              <w:kern w:val="2"/>
+              <w:sz w:val="24"/>
+              <w:szCs w:val="24"/>
+              <w:lang w:val="en-GB" w:eastAsia="en-GB"/>
+              <w14:ligatures w14:val="standardContextual"/>
             </w:rPr>
           </w:pPr>
-          <w:hyperlink w:anchor="_Toc28863406" w:history="1">
+          <w:hyperlink w:anchor="_Toc225409102" w:history="1">
             <w:r>
               <w:rPr>
                 <w:rStyle w:val="Hyperlink"/>
@@ -787,8 +834,11 @@
                 <w:rFonts w:asciiTheme="minorHAnsi" w:hAnsiTheme="minorHAnsi"/>
                 <w:b w:val="0"/>
                 <w:color w:val="auto"/>
-                <w:sz w:val="22"/>
-                <w:lang/>
+                <w:kern w:val="2"/>
+                <w:sz w:val="24"/>
+                <w:szCs w:val="24"/>
+                <w:lang w:val="en-GB" w:eastAsia="en-GB"/>
+                <w14:ligatures w14:val="standardContextual"/>
               </w:rPr>
               <w:tab/>
             </w:r>
@@ -814,7 +864,7 @@
               <w:rPr>
                 <w:webHidden/>
               </w:rPr>
-              <w:instrText xml:space="preserve"> PAGEREF _Toc28863406 \h </w:instrText>
+              <w:instrText xml:space="preserve"> PAGEREF _Toc225409102 \h </w:instrText>
             </w:r>
             <w:r>
               <w:rPr>
@@ -845,17 +895,21 @@
           <w:pPr>
             <w:pStyle w:val="TOC2"/>
             <w:tabs>
-              <w:tab w:val="left" w:pos="880"/>
+              <w:tab w:val="left" w:pos="960"/>
               <w:tab w:val="right" w:leader="dot" w:pos="9016"/>
             </w:tabs>
             <w:rPr>
               <w:rFonts w:asciiTheme="minorHAnsi" w:hAnsiTheme="minorHAnsi"/>
               <w:noProof/>
               <w:color w:val="auto"/>
-              <w:lang/>
+              <w:kern w:val="2"/>
+              <w:sz w:val="24"/>
+              <w:szCs w:val="24"/>
+              <w:lang w:val="en-GB" w:eastAsia="en-GB"/>
+              <w14:ligatures w14:val="standardContextual"/>
             </w:rPr>
           </w:pPr>
-          <w:hyperlink w:anchor="_Toc28863407" w:history="1">
+          <w:hyperlink w:anchor="_Toc225409103" w:history="1">
             <w:r>
               <w:rPr>
                 <w:rStyle w:val="Hyperlink"/>
@@ -868,7 +922,11 @@
                 <w:rFonts w:asciiTheme="minorHAnsi" w:hAnsiTheme="minorHAnsi"/>
                 <w:noProof/>
                 <w:color w:val="auto"/>
-                <w:lang/>
+                <w:kern w:val="2"/>
+                <w:sz w:val="24"/>
+                <w:szCs w:val="24"/>
+                <w:lang w:val="en-GB" w:eastAsia="en-GB"/>
+                <w14:ligatures w14:val="standardContextual"/>
               </w:rPr>
               <w:tab/>
             </w:r>
@@ -877,7 +935,7 @@
                 <w:rStyle w:val="Hyperlink"/>
                 <w:noProof/>
               </w:rPr>
-              <w:t>Download and install Keil MDK-Arm</w:t>
+              <w:t>Download and Install Keil MDK-Arm</w:t>
             </w:r>
             <w:r>
               <w:rPr>
@@ -898,7 +956,7 @@
                 <w:noProof/>
                 <w:webHidden/>
               </w:rPr>
-              <w:instrText xml:space="preserve"> PAGEREF _Toc28863407 \h </w:instrText>
+              <w:instrText xml:space="preserve"> PAGEREF _Toc225409103 \h </w:instrText>
             </w:r>
             <w:r>
               <w:rPr>
@@ -933,17 +991,21 @@
           <w:pPr>
             <w:pStyle w:val="TOC2"/>
             <w:tabs>
-              <w:tab w:val="left" w:pos="880"/>
+              <w:tab w:val="left" w:pos="960"/>
               <w:tab w:val="right" w:leader="dot" w:pos="9016"/>
             </w:tabs>
             <w:rPr>
               <w:rFonts w:asciiTheme="minorHAnsi" w:hAnsiTheme="minorHAnsi"/>
               <w:noProof/>
               <w:color w:val="auto"/>
-              <w:lang/>
+              <w:kern w:val="2"/>
+              <w:sz w:val="24"/>
+              <w:szCs w:val="24"/>
+              <w:lang w:val="en-GB" w:eastAsia="en-GB"/>
+              <w14:ligatures w14:val="standardContextual"/>
             </w:rPr>
           </w:pPr>
-          <w:hyperlink w:anchor="_Toc28863408" w:history="1">
+          <w:hyperlink w:anchor="_Toc225409104" w:history="1">
             <w:r>
               <w:rPr>
                 <w:rStyle w:val="Hyperlink"/>
@@ -956,7 +1018,11 @@
                 <w:rFonts w:asciiTheme="minorHAnsi" w:hAnsiTheme="minorHAnsi"/>
                 <w:noProof/>
                 <w:color w:val="auto"/>
-                <w:lang/>
+                <w:kern w:val="2"/>
+                <w:sz w:val="24"/>
+                <w:szCs w:val="24"/>
+                <w:lang w:val="en-GB" w:eastAsia="en-GB"/>
+                <w14:ligatures w14:val="standardContextual"/>
               </w:rPr>
               <w:tab/>
             </w:r>
@@ -965,7 +1031,7 @@
                 <w:rStyle w:val="Hyperlink"/>
                 <w:noProof/>
               </w:rPr>
-              <w:t>Install the example program files supplied with the DSP Education Kit</w:t>
+              <w:t>Install the STLink USB Driver</w:t>
             </w:r>
             <w:r>
               <w:rPr>
@@ -986,7 +1052,7 @@
                 <w:noProof/>
                 <w:webHidden/>
               </w:rPr>
-              <w:instrText xml:space="preserve"> PAGEREF _Toc28863408 \h </w:instrText>
+              <w:instrText xml:space="preserve"> PAGEREF _Toc225409104 \h </w:instrText>
             </w:r>
             <w:r>
               <w:rPr>
@@ -1021,17 +1087,21 @@
           <w:pPr>
             <w:pStyle w:val="TOC2"/>
             <w:tabs>
-              <w:tab w:val="left" w:pos="880"/>
+              <w:tab w:val="left" w:pos="960"/>
               <w:tab w:val="right" w:leader="dot" w:pos="9016"/>
             </w:tabs>
             <w:rPr>
               <w:rFonts w:asciiTheme="minorHAnsi" w:hAnsiTheme="minorHAnsi"/>
               <w:noProof/>
               <w:color w:val="auto"/>
-              <w:lang/>
+              <w:kern w:val="2"/>
+              <w:sz w:val="24"/>
+              <w:szCs w:val="24"/>
+              <w:lang w:val="en-GB" w:eastAsia="en-GB"/>
+              <w14:ligatures w14:val="standardContextual"/>
             </w:rPr>
           </w:pPr>
-          <w:hyperlink w:anchor="_Toc28863409" w:history="1">
+          <w:hyperlink w:anchor="_Toc225409105" w:history="1">
             <w:r>
               <w:rPr>
                 <w:rStyle w:val="Hyperlink"/>
@@ -1044,7 +1114,11 @@
                 <w:rFonts w:asciiTheme="minorHAnsi" w:hAnsiTheme="minorHAnsi"/>
                 <w:noProof/>
                 <w:color w:val="auto"/>
-                <w:lang/>
+                <w:kern w:val="2"/>
+                <w:sz w:val="24"/>
+                <w:szCs w:val="24"/>
+                <w:lang w:val="en-GB" w:eastAsia="en-GB"/>
+                <w14:ligatures w14:val="standardContextual"/>
               </w:rPr>
               <w:tab/>
             </w:r>
@@ -1053,7 +1127,7 @@
                 <w:rStyle w:val="Hyperlink"/>
                 <w:noProof/>
               </w:rPr>
-              <w:t>Replace some DFP driver files</w:t>
+              <w:t>Running the Project</w:t>
             </w:r>
             <w:r>
               <w:rPr>
@@ -1074,7 +1148,7 @@
                 <w:noProof/>
                 <w:webHidden/>
               </w:rPr>
-              <w:instrText xml:space="preserve"> PAGEREF _Toc28863409 \h </w:instrText>
+              <w:instrText xml:space="preserve"> PAGEREF _Toc225409105 \h </w:instrText>
             </w:r>
             <w:r>
               <w:rPr>
@@ -1094,7 +1168,7 @@
                 <w:noProof/>
                 <w:webHidden/>
               </w:rPr>
-              <w:t>5</w:t>
+              <w:t>4</w:t>
             </w:r>
             <w:r>
               <w:rPr>
@@ -1107,32 +1181,40 @@
         </w:p>
         <w:p>
           <w:pPr>
-            <w:pStyle w:val="TOC2"/>
+            <w:pStyle w:val="TOC3"/>
             <w:tabs>
-              <w:tab w:val="left" w:pos="880"/>
+              <w:tab w:val="left" w:pos="1200"/>
               <w:tab w:val="right" w:leader="dot" w:pos="9016"/>
             </w:tabs>
             <w:rPr>
               <w:rFonts w:asciiTheme="minorHAnsi" w:hAnsiTheme="minorHAnsi"/>
               <w:noProof/>
               <w:color w:val="auto"/>
-              <w:lang/>
+              <w:kern w:val="2"/>
+              <w:sz w:val="24"/>
+              <w:szCs w:val="24"/>
+              <w:lang w:val="en-GB" w:eastAsia="en-GB"/>
+              <w14:ligatures w14:val="standardContextual"/>
             </w:rPr>
           </w:pPr>
-          <w:hyperlink w:anchor="_Toc28863410" w:history="1">
+          <w:hyperlink w:anchor="_Toc225409106" w:history="1">
             <w:r>
               <w:rPr>
                 <w:rStyle w:val="Hyperlink"/>
                 <w:noProof/>
               </w:rPr>
-              <w:t>3.4</w:t>
+              <w:t>3.3.1</w:t>
             </w:r>
             <w:r>
               <w:rPr>
                 <w:rFonts w:asciiTheme="minorHAnsi" w:hAnsiTheme="minorHAnsi"/>
                 <w:noProof/>
                 <w:color w:val="auto"/>
-                <w:lang/>
+                <w:kern w:val="2"/>
+                <w:sz w:val="24"/>
+                <w:szCs w:val="24"/>
+                <w:lang w:val="en-GB" w:eastAsia="en-GB"/>
+                <w14:ligatures w14:val="standardContextual"/>
               </w:rPr>
               <w:tab/>
             </w:r>
@@ -1141,7 +1223,7 @@
                 <w:rStyle w:val="Hyperlink"/>
                 <w:noProof/>
               </w:rPr>
-              <w:t>Install the STLink USB driver</w:t>
+              <w:t>Expected results</w:t>
             </w:r>
             <w:r>
               <w:rPr>
@@ -1162,7 +1244,7 @@
                 <w:noProof/>
                 <w:webHidden/>
               </w:rPr>
-              <w:instrText xml:space="preserve"> PAGEREF _Toc28863410 \h </w:instrText>
+              <w:instrText xml:space="preserve"> PAGEREF _Toc225409106 \h </w:instrText>
             </w:r>
             <w:r>
               <w:rPr>
@@ -1182,95 +1264,7 @@
                 <w:noProof/>
                 <w:webHidden/>
               </w:rPr>
-              <w:t>6</w:t>
-            </w:r>
-            <w:r>
-              <w:rPr>
-                <w:noProof/>
-                <w:webHidden/>
-              </w:rPr>
-              <w:fldChar w:fldCharType="end"/>
-            </w:r>
-          </w:hyperlink>
-        </w:p>
-        <w:p>
-          <w:pPr>
-            <w:pStyle w:val="TOC2"/>
-            <w:tabs>
-              <w:tab w:val="left" w:pos="880"/>
-              <w:tab w:val="right" w:leader="dot" w:pos="9016"/>
-            </w:tabs>
-            <w:rPr>
-              <w:rFonts w:asciiTheme="minorHAnsi" w:hAnsiTheme="minorHAnsi"/>
-              <w:noProof/>
-              <w:color w:val="auto"/>
-              <w:lang/>
-            </w:rPr>
-          </w:pPr>
-          <w:hyperlink w:anchor="_Toc28863411" w:history="1">
-            <w:r>
-              <w:rPr>
-                <w:rStyle w:val="Hyperlink"/>
-                <w:noProof/>
-              </w:rPr>
-              <w:t>3.5</w:t>
-            </w:r>
-            <w:r>
-              <w:rPr>
-                <w:rFonts w:asciiTheme="minorHAnsi" w:hAnsiTheme="minorHAnsi"/>
-                <w:noProof/>
-                <w:color w:val="auto"/>
-                <w:lang/>
-              </w:rPr>
-              <w:tab/>
-            </w:r>
-            <w:r>
-              <w:rPr>
-                <w:rStyle w:val="Hyperlink"/>
-                <w:noProof/>
-              </w:rPr>
-              <w:t>Running the project</w:t>
-            </w:r>
-            <w:r>
-              <w:rPr>
-                <w:noProof/>
-                <w:webHidden/>
-              </w:rPr>
-              <w:tab/>
-            </w:r>
-            <w:r>
-              <w:rPr>
-                <w:noProof/>
-                <w:webHidden/>
-              </w:rPr>
-              <w:fldChar w:fldCharType="begin"/>
-            </w:r>
-            <w:r>
-              <w:rPr>
-                <w:noProof/>
-                <w:webHidden/>
-              </w:rPr>
-              <w:instrText xml:space="preserve"> PAGEREF _Toc28863411 \h </w:instrText>
-            </w:r>
-            <w:r>
-              <w:rPr>
-                <w:noProof/>
-                <w:webHidden/>
-              </w:rPr>
-            </w:r>
-            <w:r>
-              <w:rPr>
-                <w:noProof/>
-                <w:webHidden/>
-              </w:rPr>
-              <w:fldChar w:fldCharType="separate"/>
-            </w:r>
-            <w:r>
-              <w:rPr>
-                <w:noProof/>
-                <w:webHidden/>
-              </w:rPr>
-              <w:t>6</w:t>
+              <w:t>5</w:t>
             </w:r>
             <w:r>
               <w:rPr>
@@ -1298,10 +1292,10 @@
           <w:b/>
         </w:rPr>
         <w:sectPr>
-          <w:headerReference w:type="default" r:id="rId8"/>
-          <w:footerReference w:type="default" r:id="rId9"/>
-          <w:headerReference w:type="first" r:id="rId10"/>
-          <w:footerReference w:type="first" r:id="rId11"/>
+          <w:headerReference w:type="default" r:id="rId12"/>
+          <w:footerReference w:type="default" r:id="rId13"/>
+          <w:headerReference w:type="first" r:id="rId14"/>
+          <w:footerReference w:type="first" r:id="rId15"/>
           <w:pgSz w:w="11906" w:h="16838"/>
           <w:pgMar w:top="1560" w:right="1440" w:bottom="1440" w:left="1440" w:header="142" w:footer="708" w:gutter="0"/>
           <w:pgNumType w:start="0"/>
@@ -1321,7 +1315,7 @@
       <w:pPr>
         <w:pStyle w:val="Heading1"/>
       </w:pPr>
-      <w:bookmarkStart w:id="3" w:name="_Toc28863400"/>
+      <w:bookmarkStart w:id="3" w:name="_Toc225409096"/>
       <w:r>
         <w:lastRenderedPageBreak/>
         <w:t>Introduction</w:t>
@@ -1333,12 +1327,18 @@
         <w:pStyle w:val="Heading2"/>
         <w:shd w:val="clear" w:color="auto" w:fill="E5ECEB"/>
       </w:pPr>
-      <w:bookmarkStart w:id="4" w:name="_Toc28863401"/>
+      <w:bookmarkStart w:id="4" w:name="_Toc225409097"/>
       <w:r>
         <w:t>Lab</w:t>
       </w:r>
       <w:r>
-        <w:t xml:space="preserve"> overview</w:t>
+        <w:t xml:space="preserve"> </w:t>
+      </w:r>
+      <w:r>
+        <w:t>O</w:t>
+      </w:r>
+      <w:r>
+        <w:t>verview</w:t>
       </w:r>
       <w:bookmarkEnd w:id="4"/>
     </w:p>
@@ -1358,13 +1358,10 @@
         <w:shd w:val="clear" w:color="auto" w:fill="E5ECEB"/>
       </w:pPr>
       <w:r>
-        <w:t xml:space="preserve">Some tasks in the labs for this course require you to run example programs on the STM32F7 </w:t>
-      </w:r>
-      <w:r>
-        <w:t xml:space="preserve">Discovery Kit. Therefore, </w:t>
-      </w:r>
-      <w:r>
-        <w:t>you will need to install a suitable development environment on a host PC. This document describes the steps necessary in order to install and configure the Keil MDK-A</w:t>
+        <w:t xml:space="preserve">Some tasks in the labs for this course require you to run example programs on the STM32F7 Discovery Kit. Therefore, </w:t>
+      </w:r>
+      <w:r>
+        <w:t>you will need to install a suitable development environment on a host PC. This document describes the steps necessary to install and configure the Keil MDK-A</w:t>
       </w:r>
       <w:r>
         <w:t>rm</w:t>
@@ -1384,7 +1381,25 @@
         <w:t xml:space="preserve">in this guide </w:t>
       </w:r>
       <w:r>
-        <w:t>assume that all software is installed in default locations or at the locations specified explicitly in this document. It is beyond the scope of these instructions to anticipate other possible working configurations. Also, it is quite possible that a working configuration may be achieved by different means than described here, but the procedures described in this document have been tested successfully on Windows 10.</w:t>
+        <w:t xml:space="preserve">assume that all software is installed in </w:t>
+      </w:r>
+      <w:r>
+        <w:t xml:space="preserve">the </w:t>
+      </w:r>
+      <w:r>
+        <w:t xml:space="preserve">default locations or at the locations specified explicitly in this document. It is beyond the scope of these instructions to anticipate other possible working configurations. </w:t>
+      </w:r>
+      <w:r>
+        <w:t>I</w:t>
+      </w:r>
+      <w:r>
+        <w:t>t is quite possible that a working configuration may be achieved by different means than described here, but the procedures described in this document have been tested successfully on Windows 1</w:t>
+      </w:r>
+      <w:r>
+        <w:t>1</w:t>
+      </w:r>
+      <w:r>
+        <w:t>.</w:t>
       </w:r>
     </w:p>
     <w:p>
@@ -1398,7 +1413,7 @@
       </w:pPr>
       <w:bookmarkStart w:id="5" w:name="_Toc17900023"/>
       <w:bookmarkStart w:id="6" w:name="_Toc5031133"/>
-      <w:bookmarkStart w:id="7" w:name="_Toc28863402"/>
+      <w:bookmarkStart w:id="7" w:name="_Toc225409098"/>
       <w:bookmarkEnd w:id="5"/>
       <w:bookmarkEnd w:id="6"/>
       <w:r>
@@ -1415,10 +1430,16 @@
       <w:bookmarkStart w:id="10" w:name="_Ref12007694"/>
       <w:bookmarkStart w:id="11" w:name="_Ref12007704"/>
       <w:bookmarkStart w:id="12" w:name="_Toc12529014"/>
-      <w:bookmarkStart w:id="13" w:name="_Toc28863403"/>
+      <w:bookmarkStart w:id="13" w:name="_Toc225409099"/>
       <w:bookmarkEnd w:id="8"/>
       <w:r>
-        <w:t>Software requirements</w:t>
+        <w:t xml:space="preserve">Software </w:t>
+      </w:r>
+      <w:r>
+        <w:t>R</w:t>
+      </w:r>
+      <w:r>
+        <w:t>equirements</w:t>
       </w:r>
       <w:bookmarkEnd w:id="9"/>
       <w:bookmarkEnd w:id="10"/>
@@ -1524,12 +1545,12 @@
             <w:tcW w:w="3969" w:type="dxa"/>
           </w:tcPr>
           <w:p>
-            <w:hyperlink r:id="rId12" w:history="1">
+            <w:hyperlink r:id="rId16" w:history="1">
               <w:r>
                 <w:rPr>
                   <w:rStyle w:val="Hyperlink"/>
                 </w:rPr>
-                <w:t>https://www.keil.com/arm/mdk.asp</w:t>
+                <w:t>https://www.keil.com/update/rvmdk.asp</w:t>
               </w:r>
             </w:hyperlink>
           </w:p>
@@ -1547,11 +1568,28 @@
             <w:tcW w:w="3544" w:type="dxa"/>
           </w:tcPr>
           <w:p>
-            <w:r>
+            <w:pPr>
               <w:rPr>
                 <w:b/>
               </w:rPr>
-              <w:t xml:space="preserve">v5.28 </w:t>
+            </w:pPr>
+            <w:r>
+              <w:rPr>
+                <w:b/>
+              </w:rPr>
+              <w:t>v5.</w:t>
+            </w:r>
+            <w:r>
+              <w:rPr>
+                <w:b/>
+              </w:rPr>
+              <w:t>41</w:t>
+            </w:r>
+            <w:r>
+              <w:rPr>
+                <w:b/>
+              </w:rPr>
+              <w:t xml:space="preserve"> </w:t>
             </w:r>
             <w:r>
               <w:t xml:space="preserve">or </w:t>
@@ -1584,23 +1622,37 @@
                 <w:sz w:val="20"/>
                 <w:szCs w:val="20"/>
               </w:rPr>
-              <w:t>: The licensed version of Keil-MDK is needed due to the code size in the programs</w:t>
+              <w:t xml:space="preserve">: </w:t>
             </w:r>
             <w:r>
               <w:rPr>
                 <w:sz w:val="20"/>
                 <w:szCs w:val="20"/>
               </w:rPr>
-              <w:t xml:space="preserve"> for</w:t>
+              <w:t>A</w:t>
             </w:r>
             <w:r>
               <w:rPr>
                 <w:sz w:val="20"/>
                 <w:szCs w:val="20"/>
               </w:rPr>
+              <w:t xml:space="preserve"> licensed version of Keil-MDK is needed due to the code size in the programs</w:t>
+            </w:r>
+            <w:r>
+              <w:rPr>
+                <w:sz w:val="20"/>
+                <w:szCs w:val="20"/>
+              </w:rPr>
+              <w:t xml:space="preserve"> for</w:t>
+            </w:r>
+            <w:r>
+              <w:rPr>
+                <w:sz w:val="20"/>
+                <w:szCs w:val="20"/>
+              </w:rPr>
               <w:t xml:space="preserve"> this lab. For more information, see </w:t>
             </w:r>
-            <w:hyperlink r:id="rId13" w:history="1">
+            <w:hyperlink r:id="rId17" w:history="1">
               <w:r>
                 <w:rPr>
                   <w:rStyle w:val="Hyperlink"/>
@@ -1636,7 +1688,7 @@
             <w:tcW w:w="3969" w:type="dxa"/>
           </w:tcPr>
           <w:p>
-            <w:hyperlink r:id="rId14" w:history="1">
+            <w:hyperlink r:id="rId18" w:history="1">
               <w:r>
                 <w:rPr>
                   <w:rStyle w:val="Hyperlink"/>
@@ -1676,9 +1728,11 @@
             <w:tcW w:w="1413" w:type="dxa"/>
           </w:tcPr>
           <w:p>
+            <w:proofErr w:type="spellStart"/>
             <w:r>
               <w:t>GoldWave</w:t>
             </w:r>
+            <w:proofErr w:type="spellEnd"/>
           </w:p>
         </w:tc>
         <w:tc>
@@ -1686,7 +1740,7 @@
             <w:tcW w:w="3969" w:type="dxa"/>
           </w:tcPr>
           <w:p>
-            <w:hyperlink r:id="rId15" w:history="1">
+            <w:hyperlink r:id="rId19" w:history="1">
               <w:r>
                 <w:rPr>
                   <w:rStyle w:val="Hyperlink"/>
@@ -1796,7 +1850,7 @@
                 <w:sz w:val="20"/>
                 <w:szCs w:val="20"/>
               </w:rPr>
-              <w:t xml:space="preserve"> were tested using the STM32F7 Device Family Pack (DFP)</w:t>
+              <w:t xml:space="preserve"> </w:t>
             </w:r>
             <w:r>
               <w:rPr>
@@ -1804,7 +1858,7 @@
                 <w:sz w:val="20"/>
                 <w:szCs w:val="20"/>
               </w:rPr>
-              <w:t xml:space="preserve"> version 2.9.0 of Keil MDK-A</w:t>
+              <w:t>have been</w:t>
             </w:r>
             <w:r>
               <w:rPr>
@@ -1812,7 +1866,23 @@
                 <w:sz w:val="20"/>
                 <w:szCs w:val="20"/>
               </w:rPr>
-              <w:t>rm</w:t>
+              <w:t xml:space="preserve"> tested using the STM32</w:t>
+            </w:r>
+            <w:r>
+              <w:rPr>
+                <w:bCs/>
+                <w:sz w:val="20"/>
+                <w:szCs w:val="20"/>
+              </w:rPr>
+              <w:t>Cube MCU Package for STM32F7 Series (</w:t>
+            </w:r>
+            <w:r>
+              <w:rPr>
+                <w:bCs/>
+                <w:sz w:val="20"/>
+                <w:szCs w:val="20"/>
+              </w:rPr>
+              <w:t>v1.17.0)</w:t>
             </w:r>
             <w:r>
               <w:rPr>
@@ -1884,10 +1954,16 @@
         <w:pStyle w:val="Heading2"/>
       </w:pPr>
       <w:bookmarkStart w:id="15" w:name="_Toc12529015"/>
-      <w:bookmarkStart w:id="16" w:name="_Toc28863404"/>
+      <w:bookmarkStart w:id="16" w:name="_Toc225409100"/>
       <w:r>
         <w:lastRenderedPageBreak/>
-        <w:t>Hardware requirements</w:t>
+        <w:t xml:space="preserve">Hardware </w:t>
+      </w:r>
+      <w:r>
+        <w:t>R</w:t>
+      </w:r>
+      <w:r>
+        <w:t>equirements</w:t>
       </w:r>
       <w:bookmarkEnd w:id="15"/>
       <w:bookmarkEnd w:id="16"/>
@@ -1982,7 +2058,13 @@
           <w:p/>
           <w:p>
             <w:r>
-              <w:t>In some optional exercises, you will need 2 Discovery boards.</w:t>
+              <w:t xml:space="preserve">In some optional exercises, you will need </w:t>
+            </w:r>
+            <w:r>
+              <w:t>two</w:t>
+            </w:r>
+            <w:r>
+              <w:t xml:space="preserve"> Discovery boards.</w:t>
             </w:r>
           </w:p>
           <w:p/>
@@ -1993,7 +2075,7 @@
             <w:r>
               <w:t xml:space="preserve"> can be found at: </w:t>
             </w:r>
-            <w:hyperlink r:id="rId16" w:history="1">
+            <w:hyperlink r:id="rId20" w:history="1">
               <w:r>
                 <w:rPr>
                   <w:rStyle w:val="Hyperlink"/>
@@ -2021,7 +2103,19 @@
           </w:tcPr>
           <w:p>
             <w:r>
-              <w:t>This will be necessary for numerous exercises for various uses such as time measurements of output signals.</w:t>
+              <w:t xml:space="preserve">This will be necessary for </w:t>
+            </w:r>
+            <w:r>
+              <w:t>several</w:t>
+            </w:r>
+            <w:r>
+              <w:t xml:space="preserve"> exercises</w:t>
+            </w:r>
+            <w:r>
+              <w:t>, with</w:t>
+            </w:r>
+            <w:r>
+              <w:t xml:space="preserve"> various uses such as time measurements of output signals.</w:t>
             </w:r>
           </w:p>
           <w:p/>
@@ -2044,7 +2138,10 @@
           </w:tcPr>
           <w:p>
             <w:r>
-              <w:t>Needed for some exercises that require a generated input signal</w:t>
+              <w:t xml:space="preserve">Necessary </w:t>
+            </w:r>
+            <w:r>
+              <w:t>for some exercises that require a generated input signal</w:t>
             </w:r>
             <w:r>
               <w:t>.</w:t>
@@ -2104,7 +2201,10 @@
           </w:tcPr>
           <w:p>
             <w:r>
-              <w:t>This will be used in some exercises to listen to signals/input sound signals.</w:t>
+              <w:t>U</w:t>
+            </w:r>
+            <w:r>
+              <w:t>sed in some exercises to listen to signals/input sound signals.</w:t>
             </w:r>
           </w:p>
         </w:tc>
@@ -2171,7 +2271,7 @@
       <w:pPr>
         <w:pStyle w:val="Heading3"/>
       </w:pPr>
-      <w:bookmarkStart w:id="18" w:name="_Toc28863405"/>
+      <w:bookmarkStart w:id="18" w:name="_Toc225409101"/>
       <w:r>
         <w:t>Overview of STM32F746G Discovery board</w:t>
       </w:r>
@@ -2193,13 +2293,25 @@
         <w:t>,</w:t>
       </w:r>
       <w:r>
-        <w:t xml:space="preserve"> which is accessed via I2C for control and I2S, using the STM32F746G microcontroller’s serial audio interface (SAI) peripheral, for data. Analogue input and output signals are accessible via two three-pole (TRS) 3.5</w:t>
+        <w:t xml:space="preserve"> which is accessed via I2C for control and I2S, using the STM32F746G microcontroller’s serial audio interface (SAI) peripheral</w:t>
+      </w:r>
+      <w:r>
+        <w:t>,</w:t>
+      </w:r>
+      <w:r>
+        <w:t xml:space="preserve"> for data. Analog input and output signals are accessible via two three-pole (TRS) 3.5</w:t>
       </w:r>
       <w:r>
         <w:t xml:space="preserve"> </w:t>
       </w:r>
       <w:r>
-        <w:t>mm jack sockets (LINE IN (CN11) and HEADPHONE OUT(CN10)).</w:t>
+        <w:t>mm jack sockets (LINE IN (CN11) and HEADPHONE OUT</w:t>
+      </w:r>
+      <w:r>
+        <w:t xml:space="preserve"> </w:t>
+      </w:r>
+      <w:r>
+        <w:t>(CN10)).</w:t>
       </w:r>
     </w:p>
     <w:p>
@@ -2209,7 +2321,13 @@
         <w:adjustRightInd w:val="0"/>
       </w:pPr>
       <w:r>
-        <w:t>As configured for these exercises, the WM8994 converts an analogue input signal into 16-bit signed integer sample values and the DAC converts 16-bit signed integer sample values into an analogue output signal.</w:t>
+        <w:t>As configured for these exercises, the WM8994 converts an analog input signal into 16-bit signed integer sample values</w:t>
+      </w:r>
+      <w:r>
+        <w:t>,</w:t>
+      </w:r>
+      <w:r>
+        <w:t xml:space="preserve"> and the DAC converts 16-bit signed integer sample values into an analog output signal.</w:t>
       </w:r>
     </w:p>
     <w:p>
@@ -2295,7 +2413,7 @@
                     </pic:cNvPicPr>
                   </pic:nvPicPr>
                   <pic:blipFill>
-                    <a:blip r:embed="rId17">
+                    <a:blip r:embed="rId21">
                       <a:extLst>
                         <a:ext uri="{28A0092B-C50C-407E-A947-70E740481C1C}">
                           <a14:useLocalDpi xmlns:a14="http://schemas.microsoft.com/office/drawing/2010/main" val="0"/>
@@ -2500,7 +2618,7 @@
       <w:pPr>
         <w:pStyle w:val="Heading1"/>
       </w:pPr>
-      <w:bookmarkStart w:id="20" w:name="_Toc28863406"/>
+      <w:bookmarkStart w:id="20" w:name="_Toc225409102"/>
       <w:r>
         <w:t xml:space="preserve">Setting Up </w:t>
       </w:r>
@@ -2523,10 +2641,16 @@
         <w:pStyle w:val="Heading2"/>
       </w:pPr>
       <w:bookmarkStart w:id="21" w:name="_Download_and_install"/>
-      <w:bookmarkStart w:id="22" w:name="_Toc28863407"/>
+      <w:bookmarkStart w:id="22" w:name="_Toc225409103"/>
       <w:bookmarkEnd w:id="21"/>
       <w:r>
-        <w:t xml:space="preserve">Download and install </w:t>
+        <w:t xml:space="preserve">Download and </w:t>
+      </w:r>
+      <w:r>
+        <w:t>I</w:t>
+      </w:r>
+      <w:r>
+        <w:t xml:space="preserve">nstall </w:t>
       </w:r>
       <w:r>
         <w:t xml:space="preserve">Keil </w:t>
@@ -2620,7 +2744,13 @@
         <w:t>rm</w:t>
       </w:r>
       <w:r>
-        <w:t>. You cannot run the example programs using the code size-limited free version.</w:t>
+        <w:t>. You cannot run the example programs using the free version</w:t>
+      </w:r>
+      <w:r>
+        <w:t>, which limits the code size</w:t>
+      </w:r>
+      <w:r>
+        <w:t>.</w:t>
       </w:r>
     </w:p>
     <w:p>
@@ -2749,90 +2879,56 @@
         <w:spacing w:after="0" w:line="240" w:lineRule="auto"/>
       </w:pPr>
       <w:r>
-        <w:t xml:space="preserve">Ensure that the Pack Installer is launched as shown in </w:t>
-      </w:r>
-      <w:r>
-        <w:fldChar w:fldCharType="begin"/>
-      </w:r>
-      <w:r>
-        <w:instrText xml:space="preserve"> REF _Ref17105720 \h </w:instrText>
-      </w:r>
-      <w:r>
-        <w:instrText xml:space="preserve"> \* MERGEFORMAT </w:instrText>
-      </w:r>
-      <w:r>
-        <w:fldChar w:fldCharType="separate"/>
-      </w:r>
-      <w:r>
-        <w:t xml:space="preserve">Figure </w:t>
-      </w:r>
-      <w:r>
-        <w:t>2</w:t>
-      </w:r>
-      <w:r>
-        <w:fldChar w:fldCharType="end"/>
-      </w:r>
-      <w:r>
-        <w:t>. Note that f</w:t>
-      </w:r>
-      <w:r>
-        <w:t>ollowing successful installation, the Pack Installer window may open automatically</w:t>
-      </w:r>
-      <w:r>
-        <w:t xml:space="preserve">. Otherwise, you will need to launch the Pack Installer yourself by clicking on the Pack Installer button </w:t>
-      </w:r>
-      <w:r>
-        <w:rPr>
-          <w:noProof/>
-        </w:rPr>
-        <w:drawing>
-          <wp:inline distT="0" distB="0" distL="0" distR="0" wp14:anchorId="70374EB9" wp14:editId="08E3D718">
-            <wp:extent cx="214313" cy="214313"/>
-            <wp:effectExtent l="0" t="0" r="0" b="0"/>
-            <wp:docPr id="2" name="Picture 2"/>
-            <wp:cNvGraphicFramePr>
-              <a:graphicFrameLocks xmlns:a="http://schemas.openxmlformats.org/drawingml/2006/main" noChangeAspect="1"/>
-            </wp:cNvGraphicFramePr>
-            <a:graphic xmlns:a="http://schemas.openxmlformats.org/drawingml/2006/main">
-              <a:graphicData uri="http://schemas.openxmlformats.org/drawingml/2006/picture">
-                <pic:pic xmlns:pic="http://schemas.openxmlformats.org/drawingml/2006/picture">
-                  <pic:nvPicPr>
-                    <pic:cNvPr id="1" name=""/>
-                    <pic:cNvPicPr/>
-                  </pic:nvPicPr>
-                  <pic:blipFill rotWithShape="1">
-                    <a:blip r:embed="rId18"/>
-                    <a:srcRect l="1" r="19642" b="6249"/>
-                    <a:stretch/>
-                  </pic:blipFill>
-                  <pic:spPr bwMode="auto">
-                    <a:xfrm>
-                      <a:off x="0" y="0"/>
-                      <a:ext cx="214313" cy="214313"/>
-                    </a:xfrm>
-                    <a:prstGeom prst="rect">
-                      <a:avLst/>
-                    </a:prstGeom>
-                    <a:ln>
-                      <a:noFill/>
-                    </a:ln>
-                    <a:extLst>
-                      <a:ext uri="{53640926-AAD7-44D8-BBD7-CCE9431645EC}">
-                        <a14:shadowObscured xmlns:a14="http://schemas.microsoft.com/office/drawing/2010/main"/>
-                      </a:ext>
-                    </a:extLst>
-                  </pic:spPr>
-                </pic:pic>
-              </a:graphicData>
-            </a:graphic>
-          </wp:inline>
-        </w:drawing>
+        <w:t xml:space="preserve">Download </w:t>
+      </w:r>
+      <w:r>
+        <w:t xml:space="preserve">the </w:t>
+      </w:r>
+      <w:r>
+        <w:t xml:space="preserve">released </w:t>
+      </w:r>
+      <w:r>
+        <w:t>zip file</w:t>
       </w:r>
       <w:r>
         <w:t xml:space="preserve"> </w:t>
       </w:r>
       <w:r>
-        <w:t>in the Keil MDK toolbar.</w:t>
+        <w:t>from</w:t>
+      </w:r>
+      <w:r>
+        <w:t xml:space="preserve"> the </w:t>
+      </w:r>
+      <w:hyperlink r:id="rId22" w:history="1">
+        <w:r>
+          <w:rPr>
+            <w:rStyle w:val="Hyperlink"/>
+          </w:rPr>
+          <w:t>DSP-</w:t>
+        </w:r>
+        <w:proofErr w:type="spellStart"/>
+        <w:r>
+          <w:rPr>
+            <w:rStyle w:val="Hyperlink"/>
+          </w:rPr>
+          <w:t>Edkits</w:t>
+        </w:r>
+        <w:proofErr w:type="spellEnd"/>
+        <w:r>
+          <w:rPr>
+            <w:rStyle w:val="Hyperlink"/>
+          </w:rPr>
+          <w:t>-Labs</w:t>
+        </w:r>
+      </w:hyperlink>
+      <w:r>
+        <w:t xml:space="preserve"> repository</w:t>
+      </w:r>
+      <w:r>
+        <w:t xml:space="preserve"> and unzip it</w:t>
+      </w:r>
+      <w:r>
+        <w:t>.</w:t>
       </w:r>
     </w:p>
     <w:p>
@@ -2845,303 +2941,153 @@
         <w:spacing w:after="0" w:line="240" w:lineRule="auto"/>
       </w:pPr>
       <w:r>
-        <w:t>In the Pack Installer window:</w:t>
-      </w:r>
+        <w:t xml:space="preserve">Open the </w:t>
+      </w:r>
+      <w:proofErr w:type="spellStart"/>
+      <w:r>
+        <w:rPr>
+          <w:rStyle w:val="CodeblockChar"/>
+        </w:rPr>
+        <w:t>Project.uvprojx</w:t>
+      </w:r>
+      <w:proofErr w:type="spellEnd"/>
+      <w:r>
+        <w:t xml:space="preserve"> f</w:t>
+      </w:r>
+      <w:r>
+        <w:t xml:space="preserve">ile in the </w:t>
+      </w:r>
+      <w:r>
+        <w:rPr>
+          <w:rStyle w:val="CodeblockChar"/>
+        </w:rPr>
+        <w:t>Projects</w:t>
+      </w:r>
+      <w:r>
+        <w:rPr>
+          <w:rStyle w:val="CodeblockChar"/>
+        </w:rPr>
+        <w:t>/</w:t>
+      </w:r>
+      <w:r>
+        <w:rPr>
+          <w:rStyle w:val="CodeblockChar"/>
+        </w:rPr>
+        <w:t>STM32746G-Discovery/</w:t>
+      </w:r>
+      <w:r>
+        <w:rPr>
+          <w:rStyle w:val="CodeblockChar"/>
+        </w:rPr>
+        <w:t>&lt;</w:t>
+      </w:r>
+      <w:r>
+        <w:rPr>
+          <w:rStyle w:val="CodeblockChar"/>
+        </w:rPr>
+        <w:t>Project-Directory</w:t>
+      </w:r>
+      <w:r>
+        <w:rPr>
+          <w:rStyle w:val="CodeblockChar"/>
+        </w:rPr>
+        <w:t>&gt;</w:t>
+      </w:r>
+      <w:r>
+        <w:rPr>
+          <w:rStyle w:val="CodeblockChar"/>
+        </w:rPr>
+        <w:t>/MDK-ARM directory</w:t>
+      </w:r>
+      <w:r>
+        <w:t>.</w:t>
+      </w:r>
+      <w:bookmarkStart w:id="23" w:name="_Toc17900030"/>
+      <w:bookmarkStart w:id="24" w:name="_Toc17900031"/>
+      <w:bookmarkStart w:id="25" w:name="_Toc17900032"/>
+      <w:bookmarkEnd w:id="23"/>
+      <w:bookmarkEnd w:id="24"/>
+      <w:bookmarkEnd w:id="25"/>
     </w:p>
     <w:p>
       <w:pPr>
         <w:pStyle w:val="ListParagraph"/>
         <w:numPr>
-          <w:ilvl w:val="1"/>
+          <w:ilvl w:val="0"/>
           <w:numId w:val="28"/>
         </w:numPr>
         <w:spacing w:after="0" w:line="240" w:lineRule="auto"/>
       </w:pPr>
       <w:r>
-        <w:t xml:space="preserve">Select the </w:t>
-      </w:r>
-      <w:r>
-        <w:rPr>
-          <w:b/>
-        </w:rPr>
-        <w:t>Devices</w:t>
-      </w:r>
-      <w:r>
-        <w:t xml:space="preserve"> tab</w:t>
-      </w:r>
-      <w:r>
-        <w:t xml:space="preserve"> on the left of the window</w:t>
-      </w:r>
-      <w:r>
-        <w:t xml:space="preserve"> and select </w:t>
-      </w:r>
-      <w:r>
-        <w:rPr>
-          <w:rFonts w:cs="Arial"/>
-          <w:b/>
-        </w:rPr>
-        <w:t>STMicroelectronics &gt; STM32F7 Series &gt; STM32F746 &gt; STM32F746BG &gt; STM32F746BGTx</w:t>
+        <w:t xml:space="preserve">Copy </w:t>
+      </w:r>
+      <w:proofErr w:type="spellStart"/>
+      <w:r>
+        <w:rPr>
+          <w:rStyle w:val="CodeblockChar"/>
+        </w:rPr>
+        <w:t>Project_</w:t>
+      </w:r>
+      <w:proofErr w:type="gramStart"/>
+      <w:r>
+        <w:rPr>
+          <w:rStyle w:val="CodeblockChar"/>
+        </w:rPr>
+        <w:t>Template</w:t>
+      </w:r>
+      <w:proofErr w:type="spellEnd"/>
+      <w:r>
+        <w:rPr>
+          <w:rStyle w:val="CodeblockChar"/>
+        </w:rPr>
+        <w:t>(</w:t>
+      </w:r>
+      <w:proofErr w:type="gramEnd"/>
+      <w:r>
+        <w:rPr>
+          <w:rStyle w:val="CodeblockChar"/>
+        </w:rPr>
+        <w:t>STM32G746G)</w:t>
+      </w:r>
+      <w:r>
+        <w:t xml:space="preserve"> </w:t>
+      </w:r>
+      <w:r>
+        <w:t xml:space="preserve">directory </w:t>
+      </w:r>
+      <w:r>
+        <w:t>and use it</w:t>
+      </w:r>
+      <w:r>
+        <w:t xml:space="preserve"> </w:t>
+      </w:r>
+      <w:r>
+        <w:t>as your project template.</w:t>
       </w:r>
     </w:p>
     <w:p>
       <w:pPr>
-        <w:pStyle w:val="ListParagraph"/>
-        <w:numPr>
-          <w:ilvl w:val="1"/>
-          <w:numId w:val="28"/>
-        </w:numPr>
-        <w:spacing w:after="0" w:line="240" w:lineRule="auto"/>
-      </w:pPr>
-      <w:r>
-        <w:t xml:space="preserve">Select the </w:t>
-      </w:r>
-      <w:r>
-        <w:rPr>
-          <w:b/>
-        </w:rPr>
-        <w:t>Packs</w:t>
-      </w:r>
-      <w:r>
-        <w:t xml:space="preserve"> tab on the right of the window and make sure that the following are installed or </w:t>
-      </w:r>
-      <w:r>
-        <w:t>up-to-date:</w:t>
-      </w:r>
-    </w:p>
-    <w:p>
-      <w:pPr>
-        <w:pStyle w:val="ListParagraph"/>
-        <w:numPr>
-          <w:ilvl w:val="0"/>
-          <w:numId w:val="29"/>
-        </w:numPr>
-        <w:spacing w:after="0" w:line="240" w:lineRule="auto"/>
-      </w:pPr>
-      <w:r>
-        <w:t>A</w:t>
-      </w:r>
-      <w:r>
-        <w:t>rm</w:t>
-      </w:r>
-      <w:r>
-        <w:t>::CMSIS</w:t>
-      </w:r>
-    </w:p>
-    <w:p>
-      <w:pPr>
-        <w:pStyle w:val="ListParagraph"/>
-        <w:numPr>
-          <w:ilvl w:val="0"/>
-          <w:numId w:val="29"/>
-        </w:numPr>
-        <w:spacing w:after="0" w:line="240" w:lineRule="auto"/>
-      </w:pPr>
-      <w:r>
-        <w:t>Keil::STM32F7xx_DFP</w:t>
-      </w:r>
-      <w:r>
-        <w:t xml:space="preserve">. </w:t>
-      </w:r>
-      <w:r>
-        <w:rPr>
-          <w:b/>
-        </w:rPr>
-        <w:t xml:space="preserve">The example programs </w:t>
-      </w:r>
-      <w:r>
-        <w:rPr>
-          <w:b/>
-        </w:rPr>
-        <w:t xml:space="preserve">in this lab </w:t>
-      </w:r>
-      <w:r>
-        <w:rPr>
-          <w:b/>
-        </w:rPr>
-        <w:t>were tested using version 2.9.0 of the STM32F7_DFP</w:t>
-      </w:r>
-      <w:r>
-        <w:rPr>
-          <w:b/>
-        </w:rPr>
-        <w:t xml:space="preserve">. </w:t>
-      </w:r>
-      <w:r>
-        <w:rPr>
-          <w:bCs/>
-        </w:rPr>
-        <w:t>If you want to use the most up</w:t>
-      </w:r>
-      <w:r>
-        <w:rPr>
-          <w:bCs/>
-        </w:rPr>
-        <w:t>-</w:t>
-      </w:r>
-      <w:r>
-        <w:rPr>
-          <w:bCs/>
-        </w:rPr>
-        <w:t>to</w:t>
-      </w:r>
-      <w:r>
-        <w:rPr>
-          <w:bCs/>
-        </w:rPr>
-        <w:t>-</w:t>
-      </w:r>
-      <w:r>
-        <w:rPr>
-          <w:bCs/>
-        </w:rPr>
-        <w:t>date DFP version, w</w:t>
-      </w:r>
-      <w:r>
-        <w:rPr>
-          <w:bCs/>
-        </w:rPr>
-        <w:t>e strongly recommend that you also install version 2.9.0</w:t>
-      </w:r>
-      <w:r>
-        <w:rPr>
-          <w:b/>
-        </w:rPr>
-        <w:t xml:space="preserve"> </w:t>
-      </w:r>
-      <w:r>
-        <w:rPr>
-          <w:bCs/>
-        </w:rPr>
-        <w:t xml:space="preserve">as well </w:t>
-      </w:r>
-      <w:r>
-        <w:rPr>
-          <w:bCs/>
-        </w:rPr>
-        <w:t>so that you have a reference in case you are missing some driver files</w:t>
-      </w:r>
-      <w:r>
-        <w:rPr>
-          <w:bCs/>
-        </w:rPr>
-        <w:t>.</w:t>
-      </w:r>
-    </w:p>
-    <w:p>
-      <w:pPr>
-        <w:pStyle w:val="ListParagraph"/>
-        <w:numPr>
-          <w:ilvl w:val="0"/>
-          <w:numId w:val="29"/>
-        </w:numPr>
-        <w:spacing w:after="0" w:line="240" w:lineRule="auto"/>
-      </w:pPr>
-      <w:r>
-        <w:t>Keil::MDK-Middleware</w:t>
-      </w:r>
-    </w:p>
-    <w:p>
-      <w:pPr>
-        <w:keepNext/>
-        <w:spacing w:after="0" w:line="240" w:lineRule="auto"/>
-        <w:jc w:val="center"/>
-      </w:pPr>
-      <w:r>
-        <w:rPr>
-          <w:noProof/>
-        </w:rPr>
-        <w:drawing>
-          <wp:inline distT="0" distB="0" distL="0" distR="0" wp14:anchorId="56DB3E4C" wp14:editId="57218834">
-            <wp:extent cx="4917782" cy="2682278"/>
-            <wp:effectExtent l="0" t="0" r="0" b="3810"/>
-            <wp:docPr id="1" name="Picture 1"/>
-            <wp:cNvGraphicFramePr>
-              <a:graphicFrameLocks xmlns:a="http://schemas.openxmlformats.org/drawingml/2006/main" noChangeAspect="1"/>
-            </wp:cNvGraphicFramePr>
-            <a:graphic xmlns:a="http://schemas.openxmlformats.org/drawingml/2006/main">
-              <a:graphicData uri="http://schemas.openxmlformats.org/drawingml/2006/picture">
-                <pic:pic xmlns:pic="http://schemas.openxmlformats.org/drawingml/2006/picture">
-                  <pic:nvPicPr>
-                    <pic:cNvPr id="1" name=""/>
-                    <pic:cNvPicPr/>
-                  </pic:nvPicPr>
-                  <pic:blipFill rotWithShape="1">
-                    <a:blip r:embed="rId19"/>
-                    <a:srcRect t="4370"/>
-                    <a:stretch/>
-                  </pic:blipFill>
-                  <pic:spPr bwMode="auto">
-                    <a:xfrm>
-                      <a:off x="0" y="0"/>
-                      <a:ext cx="4919518" cy="2683225"/>
-                    </a:xfrm>
-                    <a:prstGeom prst="rect">
-                      <a:avLst/>
-                    </a:prstGeom>
-                    <a:ln>
-                      <a:noFill/>
-                    </a:ln>
-                    <a:extLst>
-                      <a:ext uri="{53640926-AAD7-44D8-BBD7-CCE9431645EC}">
-                        <a14:shadowObscured xmlns:a14="http://schemas.microsoft.com/office/drawing/2010/main"/>
-                      </a:ext>
-                    </a:extLst>
-                  </pic:spPr>
-                </pic:pic>
-              </a:graphicData>
-            </a:graphic>
-          </wp:inline>
-        </w:drawing>
-      </w:r>
-    </w:p>
-    <w:p>
-      <w:pPr>
-        <w:pStyle w:val="Caption"/>
-        <w:jc w:val="center"/>
-        <w:rPr>
-          <w:b/>
-        </w:rPr>
-      </w:pPr>
-      <w:bookmarkStart w:id="23" w:name="_Ref17105720"/>
-      <w:r>
-        <w:t xml:space="preserve">Figure </w:t>
-      </w:r>
-      <w:r>
-        <w:fldChar w:fldCharType="begin"/>
-      </w:r>
-      <w:r>
-        <w:instrText xml:space="preserve"> SEQ Figure \* ARABIC </w:instrText>
-      </w:r>
-      <w:r>
-        <w:fldChar w:fldCharType="separate"/>
-      </w:r>
-      <w:r>
-        <w:t>2</w:t>
-      </w:r>
-      <w:r>
-        <w:fldChar w:fldCharType="end"/>
-      </w:r>
-      <w:bookmarkEnd w:id="23"/>
-      <w:r>
-        <w:t>: Snapshot of Pack Installer window</w:t>
-      </w:r>
-    </w:p>
-    <w:p>
-      <w:pPr>
         <w:pStyle w:val="Heading2"/>
       </w:pPr>
-      <w:bookmarkStart w:id="24" w:name="_Toc17900030"/>
-      <w:bookmarkStart w:id="25" w:name="_Toc17900031"/>
-      <w:bookmarkStart w:id="26" w:name="_Toc17900032"/>
-      <w:bookmarkStart w:id="27" w:name="_Toc28863408"/>
-      <w:bookmarkEnd w:id="24"/>
-      <w:bookmarkEnd w:id="25"/>
+      <w:bookmarkStart w:id="26" w:name="_Toc17900035"/>
+      <w:bookmarkStart w:id="27" w:name="_Toc225409104"/>
       <w:bookmarkEnd w:id="26"/>
       <w:r>
-        <w:t xml:space="preserve">Install the example program files supplied with the </w:t>
-      </w:r>
-      <w:r>
-        <w:t>DSP Education Kit</w:t>
+        <w:t xml:space="preserve">Install the </w:t>
+      </w:r>
+      <w:proofErr w:type="spellStart"/>
+      <w:r>
+        <w:t>STLink</w:t>
+      </w:r>
+      <w:proofErr w:type="spellEnd"/>
+      <w:r>
+        <w:t xml:space="preserve"> USB </w:t>
+      </w:r>
+      <w:r>
+        <w:t>D</w:t>
+      </w:r>
+      <w:r>
+        <w:t>river</w:t>
       </w:r>
       <w:bookmarkEnd w:id="27"/>
     </w:p>
@@ -3149,1489 +3095,152 @@
       <w:r>
         <w:t xml:space="preserve">The </w:t>
       </w:r>
-      <w:r>
-        <w:t xml:space="preserve">labs </w:t>
-      </w:r>
-      <w:r>
-        <w:t>come with example programs that will be used in the labs. These example programs</w:t>
-      </w:r>
-      <w:r>
-        <w:t xml:space="preserve"> were developed as extensions to the Device Family Pack (DFP) based on its BSP </w:t>
-      </w:r>
-      <w:r>
-        <w:t>examples and</w:t>
-      </w:r>
-      <w:r>
-        <w:t xml:space="preserve"> rely on it.</w:t>
+      <w:proofErr w:type="spellStart"/>
+      <w:r>
+        <w:t>STLink</w:t>
+      </w:r>
+      <w:proofErr w:type="spellEnd"/>
+      <w:r>
+        <w:t xml:space="preserve"> USB driver enables communication using USB between Keil </w:t>
+      </w:r>
+      <w:r>
+        <w:rPr>
+          <w:iCs/>
+        </w:rPr>
+        <w:t>MDK-A</w:t>
+      </w:r>
+      <w:r>
+        <w:rPr>
+          <w:iCs/>
+        </w:rPr>
+        <w:t>rm</w:t>
+      </w:r>
+      <w:r>
+        <w:rPr>
+          <w:iCs/>
+        </w:rPr>
+        <w:t xml:space="preserve"> </w:t>
+      </w:r>
+      <w:r>
+        <w:t>and the</w:t>
+      </w:r>
+      <w:r>
+        <w:t xml:space="preserve"> </w:t>
+      </w:r>
+      <w:r>
+        <w:t>STM32F407 Discovery</w:t>
+      </w:r>
+      <w:r>
+        <w:t xml:space="preserve"> board</w:t>
+      </w:r>
+      <w:r>
+        <w:t>.</w:t>
       </w:r>
     </w:p>
     <w:p>
-      <w:pPr>
-        <w:spacing w:after="0" w:line="240" w:lineRule="auto"/>
-      </w:pPr>
-      <w:r>
-        <w:t xml:space="preserve">The example programs are intended to be installed within the </w:t>
-      </w:r>
-      <w:r>
-        <w:t>same location where you installed the</w:t>
-      </w:r>
-      <w:r>
-        <w:t xml:space="preserve"> STM32F7xx_DFP pack in </w:t>
-      </w:r>
-      <w:hyperlink w:anchor="_Download_and_install" w:history="1">
-        <w:r>
-          <w:rPr>
-            <w:rStyle w:val="Hyperlink"/>
-          </w:rPr>
-          <w:t>Download and install Keil MDK-A</w:t>
-        </w:r>
-        <w:r>
-          <w:rPr>
-            <w:rStyle w:val="Hyperlink"/>
-          </w:rPr>
-          <w:t>rm</w:t>
-        </w:r>
-      </w:hyperlink>
-      <w:r>
-        <w:t>.</w:t>
-      </w:r>
-      <w:r>
-        <w:t xml:space="preserve"> </w:t>
-      </w:r>
-      <w:r>
-        <w:t xml:space="preserve">Note that </w:t>
-      </w:r>
-      <w:r>
-        <w:t xml:space="preserve">the </w:t>
-      </w:r>
-      <w:r>
-        <w:t xml:space="preserve">example </w:t>
-      </w:r>
-      <w:r>
-        <w:t xml:space="preserve">project file supplied with the </w:t>
-      </w:r>
-      <w:r>
-        <w:t>labs has</w:t>
-      </w:r>
-      <w:r>
-        <w:t xml:space="preserve"> </w:t>
-      </w:r>
-      <w:r>
-        <w:t>relative path names</w:t>
-      </w:r>
-      <w:r>
-        <w:t xml:space="preserve"> </w:t>
-      </w:r>
-      <w:r>
-        <w:t xml:space="preserve">set up in </w:t>
-      </w:r>
-      <w:r>
-        <w:t xml:space="preserve">the </w:t>
-      </w:r>
-      <w:r>
-        <w:t xml:space="preserve">Keil </w:t>
-      </w:r>
-      <w:r>
-        <w:t>Target Options</w:t>
-      </w:r>
-      <w:r>
-        <w:t>,</w:t>
-      </w:r>
-      <w:r>
-        <w:t xml:space="preserve"> </w:t>
-      </w:r>
-      <w:r>
-        <w:t>and these</w:t>
-      </w:r>
-      <w:r>
-        <w:t xml:space="preserve"> rely on </w:t>
-      </w:r>
-      <w:r>
-        <w:t>the pack</w:t>
-      </w:r>
-      <w:r>
-        <w:t xml:space="preserve"> location relative to driver files supplied as part of the DFP.</w:t>
-      </w:r>
-      <w:r>
-        <w:t xml:space="preserve"> Alternative installation locations may be </w:t>
-      </w:r>
-      <w:r>
-        <w:t>possible,</w:t>
-      </w:r>
-      <w:r>
-        <w:t xml:space="preserve"> but this was not tested for this lab.</w:t>
+      <w:r>
+        <w:t xml:space="preserve">The </w:t>
+      </w:r>
+      <w:proofErr w:type="spellStart"/>
+      <w:r>
+        <w:t>STLink</w:t>
+      </w:r>
+      <w:proofErr w:type="spellEnd"/>
+      <w:r>
+        <w:t xml:space="preserve"> USB </w:t>
+      </w:r>
+      <w:r>
+        <w:t>d</w:t>
+      </w:r>
+      <w:r>
+        <w:t xml:space="preserve">river </w:t>
+      </w:r>
+      <w:r>
+        <w:t xml:space="preserve">can be found at </w:t>
+      </w:r>
+      <w:r>
+        <w:rPr>
+          <w:rFonts w:ascii="Courier New" w:hAnsi="Courier New" w:cs="Courier New"/>
+          <w:b/>
+        </w:rPr>
+        <w:t>C:\Users\</w:t>
+      </w:r>
+      <w:r>
+        <w:rPr>
+          <w:rFonts w:ascii="Courier New" w:hAnsi="Courier New" w:cs="Courier New"/>
+          <w:b/>
+        </w:rPr>
+        <w:t>&lt;</w:t>
+      </w:r>
+      <w:r>
+        <w:rPr>
+          <w:rFonts w:ascii="Courier New" w:hAnsi="Courier New" w:cs="Courier New"/>
+          <w:b/>
+        </w:rPr>
+        <w:t>username</w:t>
+      </w:r>
+      <w:r>
+        <w:rPr>
+          <w:rFonts w:ascii="Courier New" w:hAnsi="Courier New" w:cs="Courier New"/>
+          <w:b/>
+        </w:rPr>
+        <w:t>&gt;</w:t>
+      </w:r>
+      <w:r>
+        <w:rPr>
+          <w:rFonts w:ascii="Courier New" w:hAnsi="Courier New" w:cs="Courier New"/>
+          <w:b/>
+        </w:rPr>
+        <w:t>\AppData\Local\Keil_v5\ARM\STLink\USBDriver</w:t>
+      </w:r>
+      <w:r>
+        <w:rPr>
+          <w:rFonts w:ascii="Courier New" w:hAnsi="Courier New" w:cs="Courier New"/>
+          <w:b/>
+        </w:rPr>
+        <w:t>\</w:t>
+      </w:r>
+      <w:r>
+        <w:t xml:space="preserve">. Execute either </w:t>
+      </w:r>
+      <w:r>
+        <w:rPr>
+          <w:rFonts w:ascii="Courier New" w:hAnsi="Courier New" w:cs="Courier New"/>
+          <w:b/>
+        </w:rPr>
+        <w:t>dpinst_amd64</w:t>
+      </w:r>
+      <w:r>
+        <w:t xml:space="preserve"> (64-bit version) or </w:t>
+      </w:r>
+      <w:r>
+        <w:rPr>
+          <w:rFonts w:ascii="Courier New" w:hAnsi="Courier New" w:cs="Courier New"/>
+          <w:b/>
+        </w:rPr>
+        <w:t>dpinst_x86</w:t>
+      </w:r>
+      <w:r>
+        <w:t xml:space="preserve"> (32-bit version).</w:t>
       </w:r>
     </w:p>
     <w:p>
       <w:pPr>
-        <w:spacing w:after="0" w:line="240" w:lineRule="auto"/>
-      </w:pPr>
-    </w:p>
-    <w:p>
-      <w:pPr>
-        <w:spacing w:after="0" w:line="240" w:lineRule="auto"/>
-      </w:pPr>
-      <w:r>
-        <w:lastRenderedPageBreak/>
-        <w:t>Although the default Keil installation path is in C:\</w:t>
-      </w:r>
-      <w:r>
-        <w:rPr>
-          <w:rFonts w:ascii="Courier New" w:hAnsi="Courier New" w:cs="Courier New"/>
-        </w:rPr>
-        <w:t>Keil_v5</w:t>
-      </w:r>
-      <w:r>
-        <w:t xml:space="preserve">, you will need to check </w:t>
-      </w:r>
-      <w:r>
-        <w:t xml:space="preserve">where the packs you installed in </w:t>
-      </w:r>
-      <w:hyperlink w:anchor="_Download_and_install" w:history="1">
-        <w:r>
-          <w:rPr>
-            <w:rStyle w:val="Hyperlink"/>
-          </w:rPr>
-          <w:t>Download and install Keil MDK-A</w:t>
-        </w:r>
-        <w:r>
-          <w:rPr>
-            <w:rStyle w:val="Hyperlink"/>
-          </w:rPr>
-          <w:t>rm</w:t>
-        </w:r>
-      </w:hyperlink>
-      <w:r>
-        <w:t xml:space="preserve"> are located</w:t>
-      </w:r>
-      <w:r>
-        <w:t xml:space="preserve">. </w:t>
-      </w:r>
-      <w:r>
-        <w:rPr>
-          <w:color w:val="auto"/>
-        </w:rPr>
-        <w:t xml:space="preserve">The Pack Installer window </w:t>
-      </w:r>
-      <w:r>
-        <w:rPr>
-          <w:color w:val="auto"/>
-        </w:rPr>
-        <w:t xml:space="preserve">tile pane </w:t>
-      </w:r>
-      <w:r>
-        <w:t xml:space="preserve">in </w:t>
-      </w:r>
-      <w:r>
-        <w:fldChar w:fldCharType="begin"/>
-      </w:r>
-      <w:r>
-        <w:instrText xml:space="preserve"> REF _Ref17105720 \h </w:instrText>
-      </w:r>
-      <w:r>
-        <w:instrText xml:space="preserve"> \* MERGEFORMAT </w:instrText>
-      </w:r>
-      <w:r>
-        <w:fldChar w:fldCharType="separate"/>
-      </w:r>
-      <w:r>
-        <w:t xml:space="preserve">Figure </w:t>
-      </w:r>
-      <w:r>
-        <w:t>2</w:t>
-      </w:r>
-      <w:r>
-        <w:fldChar w:fldCharType="end"/>
-      </w:r>
-      <w:r>
-        <w:t xml:space="preserve"> usually indicates this</w:t>
-      </w:r>
-      <w:r>
-        <w:t xml:space="preserve">. </w:t>
-      </w:r>
-      <w:r>
-        <w:t>For example:</w:t>
-      </w:r>
-    </w:p>
-    <w:p>
-      <w:pPr>
-        <w:spacing w:after="0" w:line="240" w:lineRule="auto"/>
-      </w:pPr>
-    </w:p>
-    <w:p>
-      <w:pPr>
-        <w:spacing w:after="0" w:line="240" w:lineRule="auto"/>
-      </w:pPr>
-      <w:r>
-        <w:rPr>
-          <w:noProof/>
-        </w:rPr>
-        <mc:AlternateContent>
-          <mc:Choice Requires="wpg">
-            <w:drawing>
-              <wp:anchor distT="0" distB="0" distL="114300" distR="114300" simplePos="0" relativeHeight="251659264" behindDoc="0" locked="0" layoutInCell="1" allowOverlap="1" wp14:anchorId="02A434F3" wp14:editId="70900592">
-                <wp:simplePos x="0" y="0"/>
-                <wp:positionH relativeFrom="column">
-                  <wp:posOffset>0</wp:posOffset>
-                </wp:positionH>
-                <wp:positionV relativeFrom="paragraph">
-                  <wp:posOffset>-635</wp:posOffset>
-                </wp:positionV>
-                <wp:extent cx="3495675" cy="265937"/>
-                <wp:effectExtent l="0" t="0" r="9525" b="1270"/>
-                <wp:wrapNone/>
-                <wp:docPr id="6" name="Group 6"/>
-                <wp:cNvGraphicFramePr/>
-                <a:graphic xmlns:a="http://schemas.openxmlformats.org/drawingml/2006/main">
-                  <a:graphicData uri="http://schemas.microsoft.com/office/word/2010/wordprocessingGroup">
-                    <wpg:wgp>
-                      <wpg:cNvGrpSpPr/>
-                      <wpg:grpSpPr>
-                        <a:xfrm>
-                          <a:off x="0" y="0"/>
-                          <a:ext cx="3495675" cy="265937"/>
-                          <a:chOff x="0" y="0"/>
-                          <a:chExt cx="3495675" cy="265937"/>
-                        </a:xfrm>
-                      </wpg:grpSpPr>
-                      <pic:pic xmlns:pic="http://schemas.openxmlformats.org/drawingml/2006/picture">
-                        <pic:nvPicPr>
-                          <pic:cNvPr id="7" name="Picture 7"/>
-                          <pic:cNvPicPr>
-                            <a:picLocks noChangeAspect="1"/>
-                          </pic:cNvPicPr>
-                        </pic:nvPicPr>
-                        <pic:blipFill>
-                          <a:blip r:embed="rId20"/>
-                          <a:stretch>
-                            <a:fillRect/>
-                          </a:stretch>
-                        </pic:blipFill>
-                        <pic:spPr>
-                          <a:xfrm>
-                            <a:off x="0" y="0"/>
-                            <a:ext cx="3495675" cy="257175"/>
-                          </a:xfrm>
-                          <a:prstGeom prst="rect">
-                            <a:avLst/>
-                          </a:prstGeom>
-                        </pic:spPr>
-                      </pic:pic>
-                      <wps:wsp>
-                        <wps:cNvPr id="8" name="TextBox 5"/>
-                        <wps:cNvSpPr txBox="1"/>
-                        <wps:spPr>
-                          <a:xfrm>
-                            <a:off x="1432049" y="64007"/>
-                            <a:ext cx="410210" cy="201930"/>
-                          </a:xfrm>
-                          <a:prstGeom prst="rect">
-                            <a:avLst/>
-                          </a:prstGeom>
-                          <a:solidFill>
-                            <a:schemeClr val="bg1"/>
-                          </a:solidFill>
-                        </wps:spPr>
-                        <wps:txbx>
-                          <w:txbxContent>
-                            <w:p>
-                              <w:pPr>
-                                <w:rPr>
-                                  <w:sz w:val="24"/>
-                                  <w:szCs w:val="24"/>
-                                </w:rPr>
-                              </w:pPr>
-                              <w:r>
-                                <w:rPr>
-                                  <w:rFonts w:asciiTheme="minorHAnsi"/>
-                                  <w:color w:val="000000" w:themeColor="text1"/>
-                                  <w:kern w:val="24"/>
-                                  <w:sz w:val="12"/>
-                                  <w:szCs w:val="12"/>
-                                </w:rPr>
-                                <w:t>&lt;username&gt;</w:t>
-                              </w:r>
-                            </w:p>
-                          </w:txbxContent>
-                        </wps:txbx>
-                        <wps:bodyPr wrap="square" lIns="0" tIns="0" rIns="0" bIns="0" rtlCol="0">
-                          <a:spAutoFit/>
-                        </wps:bodyPr>
-                      </wps:wsp>
-                    </wpg:wgp>
-                  </a:graphicData>
-                </a:graphic>
-              </wp:anchor>
-            </w:drawing>
-          </mc:Choice>
-          <mc:Fallback>
-            <w:pict>
-              <v:group w14:anchorId="02A434F3" id="Group 6" o:spid="_x0000_s1026" style="position:absolute;margin-left:0;margin-top:-.05pt;width:275.25pt;height:20.95pt;z-index:251659264" coordsize="34956,2659" o:gfxdata="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">
-                <v:shapetype id="_x0000_t75" coordsize="21600,21600" o:spt="75" o:preferrelative="t" path="m@4@5l@4@11@9@11@9@5xe" filled="f" stroked="f">
-                  <v:stroke joinstyle="miter"/>
-                  <v:formulas>
-                    <v:f eqn="if lineDrawn pixelLineWidth 0"/>
-                    <v:f eqn="sum @0 1 0"/>
-                    <v:f eqn="sum 0 0 @1"/>
-                    <v:f eqn="prod @2 1 2"/>
-                    <v:f eqn="prod @3 21600 pixelWidth"/>
-                    <v:f eqn="prod @3 21600 pixelHeight"/>
-                    <v:f eqn="sum @0 0 1"/>
-                    <v:f eqn="prod @6 1 2"/>
-                    <v:f eqn="prod @7 21600 pixelWidth"/>
-                    <v:f eqn="sum @8 21600 0"/>
-                    <v:f eqn="prod @7 21600 pixelHeight"/>
-                    <v:f eqn="sum @10 21600 0"/>
-                  </v:formulas>
-                  <v:path o:extrusionok="f" gradientshapeok="t" o:connecttype="rect"/>
-                  <o:lock v:ext="edit" aspectratio="t"/>
-                </v:shapetype>
-                <v:shape id="Picture 7" o:spid="_x0000_s1027" type="#_x0000_t75" style="position:absolute;width:34956;height:2571;visibility:visible;mso-wrap-style:square" o:gfxdata="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">
-                  <v:imagedata r:id="rId21" o:title=""/>
-                </v:shape>
-                <v:shapetype id="_x0000_t202" coordsize="21600,21600" o:spt="202" path="m,l,21600r21600,l21600,xe">
-                  <v:stroke joinstyle="miter"/>
-                  <v:path gradientshapeok="t" o:connecttype="rect"/>
-                </v:shapetype>
-                <v:shape id="TextBox 5" o:spid="_x0000_s1028" type="#_x0000_t202" style="position:absolute;left:14320;top:640;width:4102;height:2019;visibility:visible;mso-wrap-style:square;v-text-anchor:top" o:gfxdata="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" fillcolor="white [3212]" stroked="f">
-                  <v:textbox style="mso-fit-shape-to-text:t" inset="0,0,0,0">
-                    <w:txbxContent>
-                      <w:p>
-                        <w:pPr>
-                          <w:rPr>
-                            <w:sz w:val="24"/>
-                            <w:szCs w:val="24"/>
-                          </w:rPr>
-                        </w:pPr>
-                        <w:r>
-                          <w:rPr>
-                            <w:rFonts w:asciiTheme="minorHAnsi"/>
-                            <w:color w:val="000000" w:themeColor="text1"/>
-                            <w:kern w:val="24"/>
-                            <w:sz w:val="12"/>
-                            <w:szCs w:val="12"/>
-                          </w:rPr>
-                          <w:t>&lt;username&gt;</w:t>
-                        </w:r>
-                      </w:p>
-                    </w:txbxContent>
-                  </v:textbox>
-                </v:shape>
-              </v:group>
-            </w:pict>
-          </mc:Fallback>
-        </mc:AlternateContent>
-      </w:r>
-      <w:r>
-        <w:t xml:space="preserve"> </w:t>
-      </w:r>
-    </w:p>
-    <w:p>
-      <w:pPr>
-        <w:spacing w:after="0" w:line="240" w:lineRule="auto"/>
-      </w:pPr>
-    </w:p>
-    <w:p>
-      <w:pPr>
-        <w:spacing w:after="0" w:line="240" w:lineRule="auto"/>
-        <w:rPr>
-          <w:b/>
-        </w:rPr>
-      </w:pPr>
-      <w:r>
-        <w:rPr>
-          <w:b/>
-        </w:rPr>
-        <w:t xml:space="preserve">Note: </w:t>
-      </w:r>
-    </w:p>
-    <w:p>
-      <w:pPr>
-        <w:pStyle w:val="ListParagraph"/>
-        <w:numPr>
-          <w:ilvl w:val="0"/>
-          <w:numId w:val="37"/>
-        </w:numPr>
-        <w:spacing w:after="0" w:line="240" w:lineRule="auto"/>
-        <w:rPr>
-          <w:b/>
-        </w:rPr>
-      </w:pPr>
-      <w:r>
-        <w:rPr>
-          <w:bCs/>
-        </w:rPr>
-        <w:t>The example programs were tested using version 2.9.0 of the STM32F7_DFP</w:t>
-      </w:r>
-      <w:r>
-        <w:rPr>
-          <w:bCs/>
-        </w:rPr>
-        <w:t>.</w:t>
-      </w:r>
-    </w:p>
-    <w:p>
-      <w:pPr>
-        <w:pStyle w:val="ListParagraph"/>
-        <w:numPr>
-          <w:ilvl w:val="0"/>
-          <w:numId w:val="37"/>
-        </w:numPr>
-        <w:spacing w:after="0" w:line="240" w:lineRule="auto"/>
-        <w:rPr>
-          <w:b/>
-        </w:rPr>
-      </w:pPr>
-      <w:r>
-        <w:rPr>
-          <w:bCs/>
-        </w:rPr>
-        <w:t xml:space="preserve">If your pack installation folder is in AppData, to access the folder, you will need to enable your windows explorer to display hidden files. To do this, </w:t>
-      </w:r>
-      <w:r>
-        <w:rPr>
-          <w:bCs/>
-        </w:rPr>
-        <w:t xml:space="preserve">in your Windows Explorer, go to the </w:t>
-      </w:r>
-      <w:r>
-        <w:rPr>
-          <w:b/>
-        </w:rPr>
-        <w:t>View</w:t>
-      </w:r>
-      <w:r>
-        <w:rPr>
-          <w:bCs/>
-        </w:rPr>
-        <w:t xml:space="preserve"> tab and select the checkbox for </w:t>
-      </w:r>
-      <w:r>
-        <w:rPr>
-          <w:b/>
-        </w:rPr>
-        <w:t>Hidden items</w:t>
-      </w:r>
-      <w:r>
-        <w:rPr>
-          <w:bCs/>
-        </w:rPr>
-        <w:t>.</w:t>
-      </w:r>
-    </w:p>
-    <w:p>
-      <w:pPr>
-        <w:spacing w:after="0" w:line="240" w:lineRule="auto"/>
-      </w:pPr>
-    </w:p>
-    <w:p>
-      <w:pPr>
-        <w:spacing w:after="0" w:line="240" w:lineRule="auto"/>
-      </w:pPr>
-      <w:r>
-        <w:t>To install the example program files, follow these steps:</w:t>
-      </w:r>
-    </w:p>
-    <w:p>
-      <w:pPr>
-        <w:pStyle w:val="ListParagraph"/>
-        <w:numPr>
-          <w:ilvl w:val="0"/>
-          <w:numId w:val="33"/>
-        </w:numPr>
-        <w:spacing w:after="0" w:line="240" w:lineRule="auto"/>
-      </w:pPr>
-      <w:r>
-        <w:t xml:space="preserve">Navigate to </w:t>
-      </w:r>
-      <w:r>
-        <w:rPr>
-          <w:rFonts w:ascii="Courier New" w:hAnsi="Courier New" w:cs="Courier New"/>
-          <w:b/>
-        </w:rPr>
-        <w:t>&lt;</w:t>
-      </w:r>
-      <w:r>
-        <w:rPr>
-          <w:rFonts w:ascii="Courier New" w:hAnsi="Courier New" w:cs="Courier New"/>
-          <w:b/>
-        </w:rPr>
-        <w:t xml:space="preserve">your </w:t>
-      </w:r>
-      <w:r>
-        <w:rPr>
-          <w:rFonts w:ascii="Courier New" w:hAnsi="Courier New" w:cs="Courier New"/>
-          <w:b/>
-        </w:rPr>
-        <w:t>pack installation folder</w:t>
-      </w:r>
-      <w:r>
-        <w:rPr>
-          <w:rFonts w:ascii="Courier New" w:hAnsi="Courier New" w:cs="Courier New"/>
-          <w:b/>
-        </w:rPr>
-        <w:t>&gt;\Keil\STM32F7xx_DFP\2.9.0\Projects\STM32746G-Discovery\Examples</w:t>
-      </w:r>
-    </w:p>
-    <w:p>
-      <w:pPr>
-        <w:pStyle w:val="ListParagraph"/>
-        <w:numPr>
-          <w:ilvl w:val="0"/>
-          <w:numId w:val="33"/>
-        </w:numPr>
-        <w:spacing w:after="0" w:line="240" w:lineRule="auto"/>
-        <w:rPr>
-          <w:b/>
-        </w:rPr>
-      </w:pPr>
-      <w:r>
-        <w:t xml:space="preserve">Copy the </w:t>
-      </w:r>
-      <w:r>
-        <w:rPr>
-          <w:rFonts w:ascii="Courier New" w:hAnsi="Courier New" w:cs="Courier New"/>
-          <w:b/>
-        </w:rPr>
-        <w:t>DSP Education Kit</w:t>
-      </w:r>
-      <w:r>
-        <w:rPr>
-          <w:b/>
-        </w:rPr>
-        <w:t xml:space="preserve"> </w:t>
-      </w:r>
-      <w:r>
-        <w:t xml:space="preserve">folder into the </w:t>
-      </w:r>
-      <w:r>
-        <w:rPr>
-          <w:rFonts w:ascii="Courier New" w:hAnsi="Courier New" w:cs="Courier New"/>
-          <w:b/>
-        </w:rPr>
-        <w:t>Examples</w:t>
-      </w:r>
-      <w:r>
-        <w:t>, alongside folders including</w:t>
-      </w:r>
-      <w:r>
-        <w:rPr>
-          <w:b/>
-        </w:rPr>
-        <w:t xml:space="preserve"> </w:t>
-      </w:r>
-      <w:r>
-        <w:rPr>
-          <w:rFonts w:ascii="Courier New" w:hAnsi="Courier New" w:cs="Courier New"/>
-          <w:b/>
-        </w:rPr>
-        <w:t>ADC</w:t>
-      </w:r>
-      <w:r>
-        <w:rPr>
-          <w:b/>
-        </w:rPr>
-        <w:t xml:space="preserve">, </w:t>
-      </w:r>
-      <w:r>
-        <w:rPr>
-          <w:rFonts w:ascii="Courier New" w:hAnsi="Courier New" w:cs="Courier New"/>
-          <w:b/>
-        </w:rPr>
-        <w:t>BSP</w:t>
-      </w:r>
-      <w:r>
-        <w:rPr>
-          <w:b/>
-        </w:rPr>
-        <w:t xml:space="preserve">, </w:t>
-      </w:r>
-      <w:r>
-        <w:rPr>
-          <w:rFonts w:ascii="Courier New" w:hAnsi="Courier New" w:cs="Courier New"/>
-          <w:b/>
-        </w:rPr>
-        <w:t>CEC</w:t>
-      </w:r>
-      <w:r>
-        <w:rPr>
-          <w:b/>
-        </w:rPr>
-        <w:t xml:space="preserve">, </w:t>
-      </w:r>
-      <w:r>
-        <w:t>etc</w:t>
-      </w:r>
-      <w:r>
-        <w:t>.</w:t>
-      </w:r>
-      <w:r>
-        <w:t>, as shown in the following figure.</w:t>
-      </w:r>
-    </w:p>
-    <w:p>
-      <w:pPr>
-        <w:pStyle w:val="ListParagraph"/>
-        <w:spacing w:after="0" w:line="240" w:lineRule="auto"/>
-        <w:rPr>
-          <w:b/>
-        </w:rPr>
-      </w:pPr>
-    </w:p>
-    <w:p>
-      <w:pPr>
-        <w:pStyle w:val="ListParagraph"/>
-        <w:spacing w:after="0" w:line="240" w:lineRule="auto"/>
-        <w:rPr>
-          <w:b/>
-        </w:rPr>
-      </w:pPr>
-    </w:p>
-    <w:p>
-      <w:pPr>
-        <w:pStyle w:val="ListParagraph"/>
-        <w:keepNext/>
-        <w:spacing w:after="0" w:line="240" w:lineRule="auto"/>
-      </w:pPr>
-      <w:r>
-        <w:rPr>
-          <w:noProof/>
-        </w:rPr>
-        <mc:AlternateContent>
-          <mc:Choice Requires="wps">
-            <w:drawing>
-              <wp:anchor distT="0" distB="0" distL="114300" distR="114300" simplePos="0" relativeHeight="251663360" behindDoc="0" locked="0" layoutInCell="1" allowOverlap="1" wp14:anchorId="44F02D39" wp14:editId="427E5294">
-                <wp:simplePos x="0" y="0"/>
-                <wp:positionH relativeFrom="column">
-                  <wp:posOffset>468630</wp:posOffset>
-                </wp:positionH>
-                <wp:positionV relativeFrom="paragraph">
-                  <wp:posOffset>2059940</wp:posOffset>
-                </wp:positionV>
-                <wp:extent cx="4932680" cy="635"/>
-                <wp:effectExtent l="0" t="0" r="0" b="0"/>
-                <wp:wrapSquare wrapText="bothSides"/>
-                <wp:docPr id="12" name="Text Box 12"/>
-                <wp:cNvGraphicFramePr/>
-                <a:graphic xmlns:a="http://schemas.openxmlformats.org/drawingml/2006/main">
-                  <a:graphicData uri="http://schemas.microsoft.com/office/word/2010/wordprocessingShape">
-                    <wps:wsp>
-                      <wps:cNvSpPr txBox="1"/>
-                      <wps:spPr>
-                        <a:xfrm>
-                          <a:off x="0" y="0"/>
-                          <a:ext cx="4932680" cy="635"/>
-                        </a:xfrm>
-                        <a:prstGeom prst="rect">
-                          <a:avLst/>
-                        </a:prstGeom>
-                        <a:solidFill>
-                          <a:prstClr val="white"/>
-                        </a:solidFill>
-                        <a:ln>
-                          <a:noFill/>
-                        </a:ln>
-                      </wps:spPr>
-                      <wps:txbx>
-                        <w:txbxContent>
-                          <w:p>
-                            <w:pPr>
-                              <w:pStyle w:val="Caption"/>
-                              <w:jc w:val="center"/>
-                              <w:rPr>
-                                <w:b/>
-                              </w:rPr>
-                            </w:pPr>
-                          </w:p>
-                        </w:txbxContent>
-                      </wps:txbx>
-                      <wps:bodyPr rot="0" spcFirstLastPara="0" vertOverflow="overflow" horzOverflow="overflow" vert="horz" wrap="square" lIns="0" tIns="0" rIns="0" bIns="0" numCol="1" spcCol="0" rtlCol="0" fromWordArt="0" anchor="t" anchorCtr="0" forceAA="0" compatLnSpc="1">
-                        <a:prstTxWarp prst="textNoShape">
-                          <a:avLst/>
-                        </a:prstTxWarp>
-                        <a:spAutoFit/>
-                      </wps:bodyPr>
-                    </wps:wsp>
-                  </a:graphicData>
-                </a:graphic>
-              </wp:anchor>
-            </w:drawing>
-          </mc:Choice>
-          <mc:Fallback>
-            <w:pict>
-              <v:shape w14:anchorId="44F02D39" id="Text Box 12" o:spid="_x0000_s1029" type="#_x0000_t202" style="position:absolute;left:0;text-align:left;margin-left:36.9pt;margin-top:162.2pt;width:388.4pt;height:.05pt;z-index:251663360;visibility:visible;mso-wrap-style:square;mso-wrap-distance-left:9pt;mso-wrap-distance-top:0;mso-wrap-distance-right:9pt;mso-wrap-distance-bottom:0;mso-position-horizontal:absolute;mso-position-horizontal-relative:text;mso-position-vertical:absolute;mso-position-vertical-relative:text;v-text-anchor:top" o:gfxdata="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" stroked="f">
-                <v:textbox style="mso-fit-shape-to-text:t" inset="0,0,0,0">
-                  <w:txbxContent>
-                    <w:p>
-                      <w:pPr>
-                        <w:pStyle w:val="Caption"/>
-                        <w:jc w:val="center"/>
-                        <w:rPr>
-                          <w:b/>
-                        </w:rPr>
-                      </w:pPr>
-                    </w:p>
-                  </w:txbxContent>
-                </v:textbox>
-                <w10:wrap type="square"/>
-              </v:shape>
-            </w:pict>
-          </mc:Fallback>
-        </mc:AlternateContent>
-      </w:r>
-      <w:r>
-        <w:rPr>
-          <w:b/>
-          <w:noProof/>
-        </w:rPr>
-        <w:drawing>
-          <wp:inline distT="0" distB="0" distL="0" distR="0" wp14:anchorId="3387D5A6" wp14:editId="6279F3D5">
-            <wp:extent cx="5095436" cy="1798064"/>
-            <wp:effectExtent l="0" t="0" r="0" b="0"/>
-            <wp:docPr id="13" name="Picture 13"/>
-            <wp:cNvGraphicFramePr>
-              <a:graphicFrameLocks xmlns:a="http://schemas.openxmlformats.org/drawingml/2006/main" noChangeAspect="1"/>
-            </wp:cNvGraphicFramePr>
-            <a:graphic xmlns:a="http://schemas.openxmlformats.org/drawingml/2006/main">
-              <a:graphicData uri="http://schemas.openxmlformats.org/drawingml/2006/picture">
-                <pic:pic xmlns:pic="http://schemas.openxmlformats.org/drawingml/2006/picture">
-                  <pic:nvPicPr>
-                    <pic:cNvPr id="0" name="Picture 2"/>
-                    <pic:cNvPicPr>
-                      <a:picLocks noChangeAspect="1" noChangeArrowheads="1"/>
-                    </pic:cNvPicPr>
-                  </pic:nvPicPr>
-                  <pic:blipFill>
-                    <a:blip r:embed="rId22">
-                      <a:extLst>
-                        <a:ext uri="{28A0092B-C50C-407E-A947-70E740481C1C}">
-                          <a14:useLocalDpi xmlns:a14="http://schemas.microsoft.com/office/drawing/2010/main" val="0"/>
-                        </a:ext>
-                      </a:extLst>
-                    </a:blip>
-                    <a:srcRect/>
-                    <a:stretch>
-                      <a:fillRect/>
-                    </a:stretch>
-                  </pic:blipFill>
-                  <pic:spPr bwMode="auto">
-                    <a:xfrm>
-                      <a:off x="0" y="0"/>
-                      <a:ext cx="5115660" cy="1805201"/>
-                    </a:xfrm>
-                    <a:prstGeom prst="rect">
-                      <a:avLst/>
-                    </a:prstGeom>
-                    <a:noFill/>
-                  </pic:spPr>
-                </pic:pic>
-              </a:graphicData>
-            </a:graphic>
-          </wp:inline>
-        </w:drawing>
-      </w:r>
-    </w:p>
-    <w:p>
-      <w:pPr>
-        <w:pStyle w:val="Caption"/>
-        <w:jc w:val="center"/>
-        <w:rPr>
-          <w:b/>
-        </w:rPr>
-      </w:pPr>
-      <w:r>
-        <w:t xml:space="preserve">Figure </w:t>
-      </w:r>
-      <w:r>
-        <w:fldChar w:fldCharType="begin"/>
-      </w:r>
-      <w:r>
-        <w:instrText xml:space="preserve"> SEQ Figure \* ARABIC </w:instrText>
-      </w:r>
-      <w:r>
-        <w:fldChar w:fldCharType="separate"/>
-      </w:r>
-      <w:r>
-        <w:t>3</w:t>
-      </w:r>
-      <w:r>
-        <w:fldChar w:fldCharType="end"/>
-      </w:r>
-      <w:r>
-        <w:t>: File location for example program installation</w:t>
-      </w:r>
-    </w:p>
-    <w:p>
-      <w:pPr>
-        <w:spacing w:after="0" w:line="240" w:lineRule="auto"/>
-        <w:rPr>
-          <w:b/>
-        </w:rPr>
-      </w:pPr>
-    </w:p>
-    <w:p>
-      <w:pPr>
         <w:pStyle w:val="Heading2"/>
       </w:pPr>
-      <w:bookmarkStart w:id="28" w:name="_Toc28863409"/>
-      <w:r>
-        <w:t xml:space="preserve">Replace </w:t>
-      </w:r>
-      <w:r>
-        <w:t xml:space="preserve">some DFP </w:t>
-      </w:r>
-      <w:r>
-        <w:t>driver files</w:t>
-      </w:r>
+      <w:bookmarkStart w:id="28" w:name="_Toc17900037"/>
+      <w:bookmarkStart w:id="29" w:name="_Toc225409105"/>
       <w:bookmarkEnd w:id="28"/>
-    </w:p>
-    <w:p>
-      <w:pPr>
-        <w:spacing w:after="0" w:line="240" w:lineRule="auto"/>
-      </w:pPr>
-      <w:r>
-        <w:t>A number of features of the STM32F746 and of the Discovery board that are used in the example programs are not implemented</w:t>
-      </w:r>
-      <w:r>
-        <w:t xml:space="preserve"> or </w:t>
-      </w:r>
-      <w:r>
-        <w:t>provided for by version 2.9.0 of the DFP</w:t>
-      </w:r>
-      <w:r>
-        <w:t>,</w:t>
-      </w:r>
-      <w:r>
-        <w:t xml:space="preserve"> and for this reason</w:t>
-      </w:r>
-      <w:r>
-        <w:t>,</w:t>
-      </w:r>
-      <w:r>
-        <w:t xml:space="preserve"> a small number of replacement files are provided as part of the DSP Education Kit. </w:t>
-      </w:r>
-      <w:r>
-        <w:t xml:space="preserve">This </w:t>
-      </w:r>
-      <w:r>
-        <w:t>facilitate</w:t>
-      </w:r>
-      <w:r>
-        <w:t>s</w:t>
-      </w:r>
-      <w:r>
-        <w:t xml:space="preserve"> the function of the example programs by addition to, modification of</w:t>
-      </w:r>
-      <w:r>
-        <w:t>,</w:t>
-      </w:r>
-      <w:r>
-        <w:t xml:space="preserve"> and also in some cases by diminution of DFP driver files provided by STMicroelectronics. Their use for more general program examples </w:t>
-      </w:r>
-      <w:r>
-        <w:t xml:space="preserve">other than </w:t>
-      </w:r>
-      <w:r>
-        <w:t>the DSP Education Kit cannot be guaranteed.</w:t>
-      </w:r>
-    </w:p>
-    <w:p>
-      <w:pPr>
-        <w:spacing w:after="0" w:line="240" w:lineRule="auto"/>
-      </w:pPr>
-    </w:p>
-    <w:p>
-      <w:pPr>
-        <w:spacing w:after="0" w:line="240" w:lineRule="auto"/>
-      </w:pPr>
-      <w:r>
-        <w:rPr>
-          <w:b/>
-        </w:rPr>
-        <w:t xml:space="preserve">Note: </w:t>
-      </w:r>
-      <w:r>
-        <w:rPr>
-          <w:bCs/>
-        </w:rPr>
-        <w:t>The example programs were tested using version 2.9.0 of the STM32F7_DFP.</w:t>
-      </w:r>
-      <w:r>
-        <w:rPr>
-          <w:b/>
-        </w:rPr>
-        <w:t xml:space="preserve"> </w:t>
-      </w:r>
-      <w:r>
-        <w:t>The functionality that was not catered for by version 2.9.0 of the DFP includes</w:t>
-      </w:r>
-      <w:r>
-        <w:t>:</w:t>
-      </w:r>
-    </w:p>
-    <w:p>
-      <w:pPr>
-        <w:spacing w:after="0" w:line="240" w:lineRule="auto"/>
-      </w:pPr>
-    </w:p>
-    <w:p>
-      <w:pPr>
-        <w:pStyle w:val="ListParagraph"/>
-        <w:numPr>
-          <w:ilvl w:val="0"/>
-          <w:numId w:val="30"/>
-        </w:numPr>
-        <w:spacing w:after="0" w:line="240" w:lineRule="auto"/>
-      </w:pPr>
-      <w:r>
-        <w:t>Using the line input (as opposed to the digital microphone input) to the WM8994 codec.</w:t>
-      </w:r>
-    </w:p>
-    <w:p>
-      <w:pPr>
-        <w:pStyle w:val="ListParagraph"/>
-        <w:numPr>
-          <w:ilvl w:val="0"/>
-          <w:numId w:val="30"/>
-        </w:numPr>
-        <w:spacing w:after="0" w:line="240" w:lineRule="auto"/>
-      </w:pPr>
-      <w:r>
-        <w:t>Implementing multi-buffered (ping</w:t>
-      </w:r>
-      <w:r>
-        <w:t>-</w:t>
-      </w:r>
-      <w:r>
-        <w:t>pong) DMA transfers (between the WM8994 codec and the STM32F746).</w:t>
-      </w:r>
-    </w:p>
-    <w:p>
-      <w:pPr>
-        <w:pStyle w:val="ListParagraph"/>
-        <w:numPr>
-          <w:ilvl w:val="0"/>
-          <w:numId w:val="30"/>
-        </w:numPr>
-        <w:spacing w:after="0" w:line="240" w:lineRule="auto"/>
-      </w:pPr>
-      <w:r>
-        <w:lastRenderedPageBreak/>
-        <w:t>Using SAI interrupts to implement sample by sample transfer of data (between the WM8994 codec and the STM32F746).</w:t>
-      </w:r>
-    </w:p>
-    <w:p>
-      <w:pPr>
-        <w:spacing w:after="0" w:line="240" w:lineRule="auto"/>
-      </w:pPr>
-    </w:p>
-    <w:p>
-      <w:pPr>
-        <w:spacing w:after="0" w:line="240" w:lineRule="auto"/>
-        <w:rPr>
-          <w:b/>
-        </w:rPr>
-      </w:pPr>
-      <w:r>
-        <w:rPr>
-          <w:b/>
-        </w:rPr>
-        <w:t xml:space="preserve">Therefore, you </w:t>
-      </w:r>
-      <w:r>
-        <w:rPr>
-          <w:b/>
-        </w:rPr>
-        <w:t xml:space="preserve">will need to replace some files </w:t>
-      </w:r>
-      <w:r>
-        <w:rPr>
-          <w:b/>
-        </w:rPr>
-        <w:t xml:space="preserve">in </w:t>
-      </w:r>
-      <w:r>
-        <w:rPr>
-          <w:b/>
-        </w:rPr>
-        <w:t>the DFP pack folder by following these steps:</w:t>
-      </w:r>
-    </w:p>
-    <w:p>
-      <w:pPr>
-        <w:spacing w:after="0" w:line="240" w:lineRule="auto"/>
-        <w:rPr>
-          <w:b/>
-        </w:rPr>
-      </w:pPr>
-    </w:p>
-    <w:p>
-      <w:pPr>
-        <w:pStyle w:val="ListParagraph"/>
-        <w:numPr>
-          <w:ilvl w:val="0"/>
-          <w:numId w:val="34"/>
-        </w:numPr>
-        <w:spacing w:after="0" w:line="240" w:lineRule="auto"/>
-      </w:pPr>
-      <w:r>
-        <w:t xml:space="preserve">Navigate to </w:t>
-      </w:r>
-      <w:r>
-        <w:rPr>
-          <w:rFonts w:ascii="Courier New" w:hAnsi="Courier New" w:cs="Courier New"/>
-          <w:b/>
-        </w:rPr>
-        <w:t>&lt;your pack installation folder&gt;\Keil\STM32F7xx_DFP\2.9.0\</w:t>
-      </w:r>
-      <w:r>
-        <w:rPr>
-          <w:rFonts w:ascii="Courier New" w:hAnsi="Courier New" w:cs="Courier New"/>
-          <w:b/>
-        </w:rPr>
-        <w:t>Drivers</w:t>
-      </w:r>
-    </w:p>
-    <w:p>
-      <w:pPr>
-        <w:pStyle w:val="ListParagraph"/>
-        <w:numPr>
-          <w:ilvl w:val="0"/>
-          <w:numId w:val="34"/>
-        </w:numPr>
-        <w:spacing w:after="0" w:line="240" w:lineRule="auto"/>
-      </w:pPr>
-      <w:r>
-        <w:t xml:space="preserve">Replace the following driver files </w:t>
-      </w:r>
-      <w:r>
-        <w:t xml:space="preserve">with the ones (similarly named) provided with the DSP Education Kit </w:t>
-      </w:r>
-      <w:r>
-        <w:t xml:space="preserve">in </w:t>
-      </w:r>
-      <w:r>
-        <w:rPr>
-          <w:rFonts w:ascii="Courier New" w:hAnsi="Courier New" w:cs="Courier New"/>
-          <w:b/>
-        </w:rPr>
-        <w:t>Replacement_Files</w:t>
-      </w:r>
-      <w:r>
-        <w:t xml:space="preserve"> folder </w:t>
-      </w:r>
-      <w:r>
-        <w:t>as shown in the following table:</w:t>
-      </w:r>
-    </w:p>
-    <w:p>
-      <w:pPr>
-        <w:spacing w:after="0" w:line="240" w:lineRule="auto"/>
-        <w:rPr>
-          <w:b/>
-        </w:rPr>
-      </w:pPr>
-    </w:p>
-    <w:p>
-      <w:pPr>
-        <w:spacing w:after="0" w:line="240" w:lineRule="auto"/>
-      </w:pPr>
-    </w:p>
-    <w:tbl>
-      <w:tblPr>
-        <w:tblStyle w:val="TableGrid"/>
-        <w:tblW w:w="0" w:type="auto"/>
-        <w:tblLook w:val="04A0" w:firstRow="1" w:lastRow="0" w:firstColumn="1" w:lastColumn="0" w:noHBand="0" w:noVBand="1"/>
-      </w:tblPr>
-      <w:tblGrid>
-        <w:gridCol w:w="4508"/>
-        <w:gridCol w:w="4508"/>
-      </w:tblGrid>
-      <w:tr>
-        <w:tc>
-          <w:tcPr>
-            <w:tcW w:w="4508" w:type="dxa"/>
-          </w:tcPr>
-          <w:p>
-            <w:pPr>
-              <w:jc w:val="center"/>
-              <w:rPr>
-                <w:b/>
-              </w:rPr>
-            </w:pPr>
-            <w:r>
-              <w:rPr>
-                <w:b/>
-              </w:rPr>
-              <w:t>Location</w:t>
-            </w:r>
-          </w:p>
-        </w:tc>
-        <w:tc>
-          <w:tcPr>
-            <w:tcW w:w="4508" w:type="dxa"/>
-          </w:tcPr>
-          <w:p>
-            <w:pPr>
-              <w:jc w:val="center"/>
-              <w:rPr>
-                <w:b/>
-              </w:rPr>
-            </w:pPr>
-            <w:r>
-              <w:rPr>
-                <w:b/>
-              </w:rPr>
-              <w:t>File(s)</w:t>
-            </w:r>
-          </w:p>
-        </w:tc>
-      </w:tr>
-      <w:tr>
-        <w:tc>
-          <w:tcPr>
-            <w:tcW w:w="4508" w:type="dxa"/>
-          </w:tcPr>
-          <w:p>
-            <w:pPr>
-              <w:rPr>
-                <w:rFonts w:ascii="Courier New" w:hAnsi="Courier New" w:cs="Courier New"/>
-                <w:b/>
-              </w:rPr>
-            </w:pPr>
-            <w:r>
-              <w:rPr>
-                <w:rFonts w:ascii="Courier New" w:hAnsi="Courier New" w:cs="Courier New"/>
-                <w:b/>
-              </w:rPr>
-              <w:t>Drivers\BSP\Components\wm8994</w:t>
-            </w:r>
-          </w:p>
-        </w:tc>
-        <w:tc>
-          <w:tcPr>
-            <w:tcW w:w="4508" w:type="dxa"/>
-          </w:tcPr>
-          <w:p>
-            <w:pPr>
-              <w:rPr>
-                <w:rFonts w:ascii="Courier New" w:hAnsi="Courier New" w:cs="Courier New"/>
-              </w:rPr>
-            </w:pPr>
-            <w:r>
-              <w:rPr>
-                <w:rFonts w:ascii="Courier New" w:hAnsi="Courier New" w:cs="Courier New"/>
-              </w:rPr>
-              <w:t>wm8994.c</w:t>
-            </w:r>
-          </w:p>
-          <w:p>
-            <w:pPr>
-              <w:rPr>
-                <w:rFonts w:ascii="Courier New" w:hAnsi="Courier New" w:cs="Courier New"/>
-              </w:rPr>
-            </w:pPr>
-            <w:r>
-              <w:rPr>
-                <w:rFonts w:ascii="Courier New" w:hAnsi="Courier New" w:cs="Courier New"/>
-              </w:rPr>
-              <w:t>wm8994.h</w:t>
-            </w:r>
-          </w:p>
-        </w:tc>
-      </w:tr>
-      <w:tr>
-        <w:tc>
-          <w:tcPr>
-            <w:tcW w:w="4508" w:type="dxa"/>
-          </w:tcPr>
-          <w:p>
-            <w:pPr>
-              <w:rPr>
-                <w:rFonts w:ascii="Courier New" w:hAnsi="Courier New" w:cs="Courier New"/>
-                <w:b/>
-              </w:rPr>
-            </w:pPr>
-            <w:r>
-              <w:rPr>
-                <w:rFonts w:ascii="Courier New" w:hAnsi="Courier New" w:cs="Courier New"/>
-                <w:b/>
-              </w:rPr>
-              <w:t>Drivers\STM32F7xx_HAL_Driver\Src</w:t>
-            </w:r>
-          </w:p>
-        </w:tc>
-        <w:tc>
-          <w:tcPr>
-            <w:tcW w:w="4508" w:type="dxa"/>
-          </w:tcPr>
-          <w:p>
-            <w:pPr>
-              <w:rPr>
-                <w:rFonts w:ascii="Courier New" w:hAnsi="Courier New" w:cs="Courier New"/>
-              </w:rPr>
-            </w:pPr>
-            <w:r>
-              <w:rPr>
-                <w:rFonts w:ascii="Courier New" w:hAnsi="Courier New" w:cs="Courier New"/>
-              </w:rPr>
-              <w:t>stm32f7xx_hal_sai.c</w:t>
-            </w:r>
-          </w:p>
-        </w:tc>
-      </w:tr>
-      <w:tr>
-        <w:tc>
-          <w:tcPr>
-            <w:tcW w:w="4508" w:type="dxa"/>
-          </w:tcPr>
-          <w:p>
-            <w:pPr>
-              <w:rPr>
-                <w:rFonts w:ascii="Courier New" w:hAnsi="Courier New" w:cs="Courier New"/>
-                <w:b/>
-              </w:rPr>
-            </w:pPr>
-            <w:r>
-              <w:rPr>
-                <w:rFonts w:ascii="Courier New" w:hAnsi="Courier New" w:cs="Courier New"/>
-                <w:b/>
-              </w:rPr>
-              <w:t>Drivers\STM32F7xx_HAL_Driver\Inc</w:t>
-            </w:r>
-          </w:p>
-        </w:tc>
-        <w:tc>
-          <w:tcPr>
-            <w:tcW w:w="4508" w:type="dxa"/>
-          </w:tcPr>
-          <w:p>
-            <w:pPr>
-              <w:rPr>
-                <w:rFonts w:ascii="Courier New" w:hAnsi="Courier New" w:cs="Courier New"/>
-              </w:rPr>
-            </w:pPr>
-            <w:r>
-              <w:rPr>
-                <w:rFonts w:ascii="Courier New" w:hAnsi="Courier New" w:cs="Courier New"/>
-              </w:rPr>
-              <w:t>stm32f7xx_hal_sai.h</w:t>
-            </w:r>
-          </w:p>
-        </w:tc>
-      </w:tr>
-      <w:tr>
-        <w:tc>
-          <w:tcPr>
-            <w:tcW w:w="4508" w:type="dxa"/>
-          </w:tcPr>
-          <w:p>
-            <w:r>
-              <w:rPr>
-                <w:rFonts w:ascii="Courier New" w:hAnsi="Courier New" w:cs="Courier New"/>
-                <w:b/>
-              </w:rPr>
-              <w:t>Drivers\BSP\STM32746G-Discovery</w:t>
-            </w:r>
-          </w:p>
-        </w:tc>
-        <w:tc>
-          <w:tcPr>
-            <w:tcW w:w="4508" w:type="dxa"/>
-          </w:tcPr>
-          <w:p>
-            <w:pPr>
-              <w:rPr>
-                <w:rFonts w:ascii="Courier New" w:hAnsi="Courier New" w:cs="Courier New"/>
-              </w:rPr>
-            </w:pPr>
-            <w:r>
-              <w:rPr>
-                <w:rFonts w:ascii="Courier New" w:hAnsi="Courier New" w:cs="Courier New"/>
-              </w:rPr>
-              <w:t>stm32f746g_discovery_audio.c</w:t>
-            </w:r>
-          </w:p>
-          <w:p>
-            <w:pPr>
-              <w:rPr>
-                <w:rFonts w:ascii="Courier New" w:hAnsi="Courier New" w:cs="Courier New"/>
-              </w:rPr>
-            </w:pPr>
-            <w:r>
-              <w:rPr>
-                <w:rFonts w:ascii="Courier New" w:hAnsi="Courier New" w:cs="Courier New"/>
-              </w:rPr>
-              <w:t>stm32f746g_discovery_audio.h</w:t>
-            </w:r>
-          </w:p>
-          <w:p>
-            <w:pPr>
-              <w:rPr>
-                <w:rFonts w:ascii="Courier New" w:hAnsi="Courier New" w:cs="Courier New"/>
-              </w:rPr>
-            </w:pPr>
-            <w:r>
-              <w:rPr>
-                <w:rFonts w:ascii="Courier New" w:hAnsi="Courier New" w:cs="Courier New"/>
-              </w:rPr>
-              <w:t>stm32f746g_discovery.c</w:t>
-            </w:r>
-          </w:p>
-          <w:p>
-            <w:pPr>
-              <w:rPr>
-                <w:rFonts w:ascii="Courier New" w:hAnsi="Courier New" w:cs="Courier New"/>
-              </w:rPr>
-            </w:pPr>
-            <w:r>
-              <w:rPr>
-                <w:rFonts w:ascii="Courier New" w:hAnsi="Courier New" w:cs="Courier New"/>
-              </w:rPr>
-              <w:t>stm32f746g_discovery.h</w:t>
-            </w:r>
-          </w:p>
-        </w:tc>
-      </w:tr>
-    </w:tbl>
-    <w:p>
-      <w:pPr>
-        <w:pStyle w:val="Caption"/>
-        <w:jc w:val="center"/>
-      </w:pPr>
-      <w:r>
-        <w:t xml:space="preserve">Table 3: </w:t>
-      </w:r>
-      <w:r>
-        <w:t xml:space="preserve">Replacement file </w:t>
-      </w:r>
-      <w:r>
-        <w:t>l</w:t>
-      </w:r>
-      <w:r>
-        <w:t>ocations</w:t>
-      </w:r>
-    </w:p>
-    <w:p>
-      <w:pPr>
-        <w:rPr>
-          <w:b/>
-        </w:rPr>
-      </w:pPr>
-    </w:p>
-    <w:p>
-      <w:pPr>
-        <w:pStyle w:val="Heading2"/>
-      </w:pPr>
-      <w:bookmarkStart w:id="29" w:name="_Toc17900035"/>
-      <w:bookmarkStart w:id="30" w:name="_Toc28863410"/>
+      <w:r>
+        <w:t xml:space="preserve">Running the </w:t>
+      </w:r>
+      <w:r>
+        <w:t>P</w:t>
+      </w:r>
+      <w:r>
+        <w:t>roject</w:t>
+      </w:r>
       <w:bookmarkEnd w:id="29"/>
-      <w:r>
-        <w:t xml:space="preserve">Install the STLink USB </w:t>
-      </w:r>
-      <w:r>
-        <w:t>d</w:t>
-      </w:r>
-      <w:r>
-        <w:t>river</w:t>
-      </w:r>
-      <w:bookmarkEnd w:id="30"/>
-    </w:p>
-    <w:p>
-      <w:r>
-        <w:t xml:space="preserve">The STLink USB driver enables communication using USB between Keil </w:t>
-      </w:r>
-      <w:r>
-        <w:rPr>
-          <w:iCs/>
-        </w:rPr>
-        <w:t>MDK-A</w:t>
-      </w:r>
-      <w:r>
-        <w:rPr>
-          <w:iCs/>
-        </w:rPr>
-        <w:t>rm</w:t>
-      </w:r>
-      <w:r>
-        <w:rPr>
-          <w:iCs/>
-        </w:rPr>
-        <w:t xml:space="preserve"> </w:t>
-      </w:r>
-      <w:r>
-        <w:t>and the STM32F407 Discovery.</w:t>
-      </w:r>
-    </w:p>
-    <w:p>
-      <w:r>
-        <w:t xml:space="preserve">The STLink USB </w:t>
-      </w:r>
-      <w:r>
-        <w:t>d</w:t>
-      </w:r>
-      <w:r>
-        <w:t xml:space="preserve">river </w:t>
-      </w:r>
-      <w:r>
-        <w:t xml:space="preserve">can be found at </w:t>
-      </w:r>
-      <w:r>
-        <w:rPr>
-          <w:rFonts w:ascii="Courier New" w:hAnsi="Courier New" w:cs="Courier New"/>
-          <w:b/>
-        </w:rPr>
-        <w:t>C</w:t>
-      </w:r>
-      <w:r>
-        <w:rPr>
-          <w:rFonts w:ascii="Courier New" w:hAnsi="Courier New" w:cs="Courier New"/>
-          <w:b/>
-        </w:rPr>
-        <w:t>:\Keil_v5\ARM\STLink\USBDriver</w:t>
-      </w:r>
-      <w:r>
-        <w:t xml:space="preserve">. Execute either </w:t>
-      </w:r>
-      <w:r>
-        <w:rPr>
-          <w:rFonts w:ascii="Courier New" w:hAnsi="Courier New" w:cs="Courier New"/>
-          <w:b/>
-        </w:rPr>
-        <w:t>dpinst_amd64</w:t>
-      </w:r>
-      <w:r>
-        <w:t xml:space="preserve"> (64-bit version) or </w:t>
-      </w:r>
-      <w:r>
-        <w:rPr>
-          <w:rFonts w:ascii="Courier New" w:hAnsi="Courier New" w:cs="Courier New"/>
-          <w:b/>
-        </w:rPr>
-        <w:t>dpinst_x86</w:t>
-      </w:r>
-      <w:r>
-        <w:t xml:space="preserve"> (32-bit version).</w:t>
-      </w:r>
-    </w:p>
-    <w:p/>
-    <w:p>
-      <w:pPr>
-        <w:pStyle w:val="Heading2"/>
-      </w:pPr>
-      <w:bookmarkStart w:id="31" w:name="_Toc17900037"/>
-      <w:bookmarkStart w:id="32" w:name="_Toc28863411"/>
-      <w:bookmarkEnd w:id="31"/>
-      <w:r>
-        <w:t xml:space="preserve">Running the </w:t>
-      </w:r>
-      <w:r>
-        <w:t>p</w:t>
-      </w:r>
-      <w:r>
-        <w:t>roject</w:t>
-      </w:r>
-      <w:bookmarkEnd w:id="32"/>
     </w:p>
     <w:p>
       <w:r>
@@ -4674,8 +3283,13 @@
         </w:numPr>
         <w:spacing w:before="200" w:after="200" w:line="276" w:lineRule="auto"/>
       </w:pPr>
-      <w:r>
-        <w:t xml:space="preserve">Ensure you are using a licensed version of Arm Keil MDK. </w:t>
+      <w:proofErr w:type="gramStart"/>
+      <w:r>
+        <w:t>Ensure</w:t>
+      </w:r>
+      <w:proofErr w:type="gramEnd"/>
+      <w:r>
+        <w:t xml:space="preserve"> you are using a licensed version of Arm Keil MDK. </w:t>
       </w:r>
       <w:r>
         <w:t xml:space="preserve">Due to the code size, compiling the code will not work </w:t>
@@ -4700,9 +3314,6 @@
         <w:t xml:space="preserve"> the</w:t>
       </w:r>
       <w:r>
-        <w:t xml:space="preserve"> copied</w:t>
-      </w:r>
-      <w:r>
         <w:t xml:space="preserve"> </w:t>
       </w:r>
       <w:r>
@@ -4710,107 +3321,205 @@
           <w:rFonts w:ascii="Courier New" w:hAnsi="Courier New" w:cs="Courier New"/>
           <w:b/>
         </w:rPr>
-        <w:t xml:space="preserve">DSP Education Kit\MDK-Arm\ </w:t>
-      </w:r>
-      <w:r>
-        <w:t>folder and double</w:t>
-      </w:r>
-      <w:r>
-        <w:t>-</w:t>
-      </w:r>
-      <w:r>
-        <w:t xml:space="preserve">click on the </w:t>
+        <w:t>DSP-Edkits-Labs</w:t>
       </w:r>
       <w:r>
         <w:rPr>
           <w:rFonts w:ascii="Courier New" w:hAnsi="Courier New" w:cs="Courier New"/>
           <w:b/>
         </w:rPr>
-        <w:t>DSP_Educ</w:t>
+        <w:t>\</w:t>
       </w:r>
       <w:r>
         <w:rPr>
           <w:rFonts w:ascii="Courier New" w:hAnsi="Courier New" w:cs="Courier New"/>
           <w:b/>
         </w:rPr>
-        <w:t>a</w:t>
+        <w:t>Getting_Started</w:t>
       </w:r>
       <w:r>
         <w:rPr>
           <w:rFonts w:ascii="Courier New" w:hAnsi="Courier New" w:cs="Courier New"/>
           <w:b/>
         </w:rPr>
-        <w:t>tion_Kit.uvprojx</w:t>
-      </w:r>
-      <w:r>
-        <w:t xml:space="preserve"> </w:t>
-      </w:r>
-      <w:r>
-        <w:t>file</w:t>
-      </w:r>
-      <w:r>
-        <w:t xml:space="preserve">. You should see a project structure similar to that shown in </w:t>
-      </w:r>
-      <w:r>
-        <w:fldChar w:fldCharType="begin"/>
-      </w:r>
-      <w:r>
-        <w:instrText xml:space="preserve"> REF _Ref18048037 \h </w:instrText>
-      </w:r>
-      <w:r>
-        <w:instrText xml:space="preserve"> \* MERGEFORMAT </w:instrText>
-      </w:r>
-      <w:r>
-        <w:fldChar w:fldCharType="separate"/>
-      </w:r>
-      <w:r>
-        <w:t xml:space="preserve">Figure </w:t>
-      </w:r>
-      <w:r>
-        <w:t>4</w:t>
-      </w:r>
-      <w:r>
-        <w:fldChar w:fldCharType="end"/>
-      </w:r>
-      <w:r>
-        <w:t xml:space="preserve">. </w:t>
-      </w:r>
-      <w:r>
-        <w:t xml:space="preserve">The project should contain the </w:t>
-      </w:r>
-      <w:r>
-        <w:t xml:space="preserve">example file </w:t>
+        <w:t>\</w:t>
       </w:r>
       <w:r>
         <w:rPr>
           <w:rFonts w:ascii="Courier New" w:hAnsi="Courier New" w:cs="Courier New"/>
           <w:b/>
         </w:rPr>
-        <w:t>stm32f7_sine_lut_intr.c</w:t>
-      </w:r>
-      <w:r>
-        <w:t xml:space="preserve">, which </w:t>
+        <w:t>Projects\STM32746G-Discovery\Getting_Started\MDK-ARM</w:t>
+      </w:r>
+      <w:r>
+        <w:rPr>
+          <w:rFonts w:ascii="Courier New" w:hAnsi="Courier New" w:cs="Courier New"/>
+          <w:b/>
+        </w:rPr>
+        <w:t xml:space="preserve"> </w:t>
+      </w:r>
+      <w:r>
+        <w:t>folder and double</w:t>
+      </w:r>
+      <w:r>
+        <w:t>-</w:t>
+      </w:r>
+      <w:r>
+        <w:t xml:space="preserve">click on the </w:t>
+      </w:r>
+      <w:proofErr w:type="spellStart"/>
+      <w:r>
+        <w:rPr>
+          <w:rFonts w:ascii="Courier New" w:hAnsi="Courier New" w:cs="Courier New"/>
+          <w:b/>
+        </w:rPr>
+        <w:t>Project</w:t>
+      </w:r>
+      <w:r>
+        <w:rPr>
+          <w:rFonts w:ascii="Courier New" w:hAnsi="Courier New" w:cs="Courier New"/>
+          <w:b/>
+        </w:rPr>
+        <w:t>.uvprojx</w:t>
+      </w:r>
+      <w:proofErr w:type="spellEnd"/>
+      <w:r>
+        <w:t xml:space="preserve"> </w:t>
+      </w:r>
+      <w:r>
+        <w:t>file</w:t>
+      </w:r>
+      <w:r>
+        <w:t>.</w:t>
+      </w:r>
+      <w:r>
+        <w:rPr>
+          <w:color w:val="000000" w:themeColor="text1"/>
+        </w:rPr>
+        <w:t xml:space="preserve"> You should see a project structure </w:t>
+      </w:r>
+      <w:proofErr w:type="gramStart"/>
+      <w:r>
+        <w:rPr>
+          <w:color w:val="000000" w:themeColor="text1"/>
+        </w:rPr>
+        <w:t>similar to</w:t>
+      </w:r>
+      <w:proofErr w:type="gramEnd"/>
+      <w:r>
+        <w:rPr>
+          <w:color w:val="000000" w:themeColor="text1"/>
+        </w:rPr>
+        <w:t xml:space="preserve"> that shown in </w:t>
+      </w:r>
+      <w:r>
+        <w:rPr>
+          <w:color w:val="000000" w:themeColor="text1"/>
+        </w:rPr>
+        <w:fldChar w:fldCharType="begin"/>
+      </w:r>
+      <w:r>
+        <w:rPr>
+          <w:color w:val="000000" w:themeColor="text1"/>
+        </w:rPr>
+        <w:instrText xml:space="preserve"> REF _Ref18048037 \h </w:instrText>
+      </w:r>
+      <w:r>
+        <w:rPr>
+          <w:color w:val="000000" w:themeColor="text1"/>
+        </w:rPr>
+        <w:instrText xml:space="preserve"> \* MERGEFORMAT </w:instrText>
+      </w:r>
+      <w:r>
+        <w:rPr>
+          <w:color w:val="000000" w:themeColor="text1"/>
+        </w:rPr>
+      </w:r>
+      <w:r>
+        <w:rPr>
+          <w:color w:val="000000" w:themeColor="text1"/>
+        </w:rPr>
+        <w:fldChar w:fldCharType="separate"/>
+      </w:r>
+      <w:r>
+        <w:rPr>
+          <w:color w:val="000000" w:themeColor="text1"/>
+        </w:rPr>
+        <w:t>Figure</w:t>
+      </w:r>
+      <w:r>
+        <w:rPr>
+          <w:color w:val="000000" w:themeColor="text1"/>
+        </w:rPr>
+        <w:t xml:space="preserve"> </w:t>
+      </w:r>
+      <w:r>
+        <w:rPr>
+          <w:color w:val="000000" w:themeColor="text1"/>
+        </w:rPr>
+        <w:t>4</w:t>
+      </w:r>
+      <w:r>
+        <w:rPr>
+          <w:color w:val="000000" w:themeColor="text1"/>
+        </w:rPr>
+        <w:fldChar w:fldCharType="end"/>
+      </w:r>
+      <w:r>
+        <w:rPr>
+          <w:color w:val="000000" w:themeColor="text1"/>
+        </w:rPr>
+        <w:t xml:space="preserve">. </w:t>
+      </w:r>
+      <w:r>
+        <w:rPr>
+          <w:color w:val="000000" w:themeColor="text1"/>
+        </w:rPr>
+        <w:t xml:space="preserve">The project should contain the </w:t>
+      </w:r>
+      <w:r>
+        <w:rPr>
+          <w:color w:val="000000" w:themeColor="text1"/>
+        </w:rPr>
+        <w:t xml:space="preserve">example file </w:t>
+      </w:r>
+      <w:r>
+        <w:rPr>
+          <w:rFonts w:ascii="Courier New" w:hAnsi="Courier New" w:cs="Courier New"/>
+          <w:b/>
+          <w:color w:val="000000" w:themeColor="text1"/>
+        </w:rPr>
+        <w:t>stm32f7_sine_lut.c</w:t>
+      </w:r>
+      <w:r>
+        <w:rPr>
+          <w:color w:val="000000" w:themeColor="text1"/>
+        </w:rPr>
+        <w:t xml:space="preserve">, </w:t>
+      </w:r>
+      <w:r>
+        <w:t xml:space="preserve">which </w:t>
       </w:r>
       <w:r>
         <w:t xml:space="preserve">contains the </w:t>
       </w:r>
+      <w:proofErr w:type="gramStart"/>
       <w:r>
         <w:rPr>
           <w:rFonts w:ascii="Courier New" w:hAnsi="Courier New" w:cs="Courier New"/>
         </w:rPr>
-        <w:t>main()</w:t>
+        <w:t>main(</w:t>
+      </w:r>
+      <w:proofErr w:type="gramEnd"/>
+      <w:r>
+        <w:rPr>
+          <w:rFonts w:ascii="Courier New" w:hAnsi="Courier New" w:cs="Courier New"/>
+        </w:rPr>
+        <w:t>)</w:t>
       </w:r>
       <w:r>
         <w:t xml:space="preserve"> function.</w:t>
       </w:r>
-    </w:p>
-    <w:p>
-      <w:pPr>
-        <w:pStyle w:val="ListParagraph"/>
-        <w:rPr>
-          <w:sz w:val="12"/>
-        </w:rPr>
-      </w:pPr>
     </w:p>
     <w:p>
       <w:pPr>
@@ -4823,11 +3532,10 @@
         <w:rPr>
           <w:noProof/>
         </w:rPr>
-        <w:lastRenderedPageBreak/>
         <w:drawing>
-          <wp:inline distT="0" distB="0" distL="0" distR="0" wp14:anchorId="634DD75D" wp14:editId="0CE93B37">
-            <wp:extent cx="4649190" cy="3127618"/>
-            <wp:effectExtent l="0" t="0" r="0" b="0"/>
+          <wp:inline distT="0" distB="0" distL="0" distR="0" wp14:anchorId="634DD75D" wp14:editId="41B82407">
+            <wp:extent cx="4666941" cy="3038939"/>
+            <wp:effectExtent l="0" t="0" r="635" b="9525"/>
             <wp:docPr id="3" name="Picture 1"/>
             <wp:cNvGraphicFramePr>
               <a:graphicFrameLocks xmlns:a="http://schemas.openxmlformats.org/drawingml/2006/main" noChangeAspect="1"/>
@@ -4836,14 +3544,19 @@
               <a:graphicData uri="http://schemas.openxmlformats.org/drawingml/2006/picture">
                 <pic:pic xmlns:pic="http://schemas.openxmlformats.org/drawingml/2006/picture">
                   <pic:nvPicPr>
-                    <pic:cNvPr id="0" name="Picture 1"/>
+                    <pic:cNvPr id="3" name="Picture 1"/>
                     <pic:cNvPicPr>
                       <a:picLocks noChangeAspect="1" noChangeArrowheads="1"/>
                     </pic:cNvPicPr>
                   </pic:nvPicPr>
                   <pic:blipFill>
-                    <a:blip r:embed="rId23" cstate="print"/>
-                    <a:srcRect/>
+                    <a:blip r:embed="rId23" cstate="print">
+                      <a:extLst>
+                        <a:ext uri="{28A0092B-C50C-407E-A947-70E740481C1C}">
+                          <a14:useLocalDpi xmlns:a14="http://schemas.microsoft.com/office/drawing/2010/main" val="0"/>
+                        </a:ext>
+                      </a:extLst>
+                    </a:blip>
                     <a:stretch>
                       <a:fillRect/>
                     </a:stretch>
@@ -4851,7 +3564,7 @@
                   <pic:spPr bwMode="auto">
                     <a:xfrm>
                       <a:off x="0" y="0"/>
-                      <a:ext cx="4666942" cy="3139560"/>
+                      <a:ext cx="4666941" cy="3038939"/>
                     </a:xfrm>
                     <a:prstGeom prst="rect">
                       <a:avLst/>
@@ -4876,7 +3589,7 @@
         <w:pStyle w:val="Caption"/>
         <w:jc w:val="center"/>
       </w:pPr>
-      <w:bookmarkStart w:id="33" w:name="_Ref18048037"/>
+      <w:bookmarkStart w:id="30" w:name="_Ref18048037"/>
       <w:r>
         <w:t xml:space="preserve">Figure </w:t>
       </w:r>
@@ -4895,7 +3608,7 @@
       <w:r>
         <w:fldChar w:fldCharType="end"/>
       </w:r>
-      <w:bookmarkEnd w:id="33"/>
+      <w:bookmarkEnd w:id="30"/>
       <w:r>
         <w:t>: Screenshot of MDK-A</w:t>
       </w:r>
@@ -4903,16 +3616,13 @@
         <w:t>rm</w:t>
       </w:r>
       <w:r>
-        <w:t xml:space="preserve"> showing </w:t>
-      </w:r>
-      <w:r>
-        <w:rPr>
-          <w:rFonts w:ascii="Courier New" w:hAnsi="Courier New" w:cs="Courier New"/>
-        </w:rPr>
-        <w:t>DSP_Education_Kit</w:t>
-      </w:r>
-      <w:r>
-        <w:t xml:space="preserve"> project</w:t>
+        <w:t xml:space="preserve"> showing</w:t>
+      </w:r>
+      <w:r>
+        <w:t xml:space="preserve"> the </w:t>
+      </w:r>
+      <w:r>
+        <w:t>project</w:t>
       </w:r>
     </w:p>
     <w:p>
@@ -4925,7 +3635,20 @@
         <w:spacing w:before="200" w:after="200" w:line="276" w:lineRule="auto"/>
       </w:pPr>
       <w:r>
-        <w:t>Connect the STM32F746 Discovery board to the host PC using a USB A to mini-b cable.</w:t>
+        <w:lastRenderedPageBreak/>
+        <w:t xml:space="preserve">Connect the STM32F746 Discovery board to the host PC using a USB A to </w:t>
+      </w:r>
+      <w:r>
+        <w:t xml:space="preserve">USB </w:t>
+      </w:r>
+      <w:r>
+        <w:t>Mini</w:t>
+      </w:r>
+      <w:r>
+        <w:t xml:space="preserve"> B</w:t>
+      </w:r>
+      <w:r>
+        <w:t xml:space="preserve"> cable.</w:t>
       </w:r>
     </w:p>
     <w:p>
@@ -5059,56 +3782,6 @@
     <w:p>
       <w:pPr>
         <w:pStyle w:val="ListParagraph"/>
-        <w:spacing w:before="200" w:after="200" w:line="276" w:lineRule="auto"/>
-        <w:rPr>
-          <w:b/>
-          <w:bCs/>
-        </w:rPr>
-      </w:pPr>
-    </w:p>
-    <w:p>
-      <w:pPr>
-        <w:pStyle w:val="ListParagraph"/>
-        <w:spacing w:before="200" w:after="200" w:line="276" w:lineRule="auto"/>
-      </w:pPr>
-      <w:r>
-        <w:rPr>
-          <w:b/>
-          <w:bCs/>
-        </w:rPr>
-        <w:t>Note</w:t>
-      </w:r>
-      <w:r>
-        <w:t xml:space="preserve">: If you </w:t>
-      </w:r>
-      <w:r>
-        <w:t xml:space="preserve">are using a different </w:t>
-      </w:r>
-      <w:r>
-        <w:t xml:space="preserve">DFP pack version, you may encounter errors where the program is not able to locate certain files. If you encounter this, you may want to go to the Pack Installer and install the version 2.9.0 of </w:t>
-      </w:r>
-      <w:r>
-        <w:t>Keil::STM32F7xx_DFP, locate the missing files</w:t>
-      </w:r>
-      <w:r>
-        <w:t xml:space="preserve"> in the 2.9.0 folder,</w:t>
-      </w:r>
-      <w:r>
-        <w:t xml:space="preserve"> </w:t>
-      </w:r>
-      <w:r>
-        <w:t>and copy them over to the appropriate directory.</w:t>
-      </w:r>
-    </w:p>
-    <w:p>
-      <w:pPr>
-        <w:pStyle w:val="ListParagraph"/>
-        <w:spacing w:before="200" w:after="200" w:line="276" w:lineRule="auto"/>
-      </w:pPr>
-    </w:p>
-    <w:p>
-      <w:pPr>
-        <w:pStyle w:val="ListParagraph"/>
         <w:numPr>
           <w:ilvl w:val="0"/>
           <w:numId w:val="26"/>
@@ -5370,11 +4043,80 @@
         <w:rPr>
           <w:noProof/>
         </w:rPr>
-        <w:lastRenderedPageBreak/>
+        <mc:AlternateContent>
+          <mc:Choice Requires="wpi">
+            <w:drawing>
+              <wp:anchor distT="0" distB="0" distL="114300" distR="114300" simplePos="0" relativeHeight="251660288" behindDoc="0" locked="0" layoutInCell="1" allowOverlap="1" wp14:anchorId="3A8AAA17" wp14:editId="5080D62D">
+                <wp:simplePos x="0" y="0"/>
+                <wp:positionH relativeFrom="column">
+                  <wp:posOffset>613410</wp:posOffset>
+                </wp:positionH>
+                <wp:positionV relativeFrom="paragraph">
+                  <wp:posOffset>330835</wp:posOffset>
+                </wp:positionV>
+                <wp:extent cx="116840" cy="127635"/>
+                <wp:effectExtent l="38100" t="38100" r="35560" b="43815"/>
+                <wp:wrapNone/>
+                <wp:docPr id="1860676799" name="Ink 13"/>
+                <wp:cNvGraphicFramePr/>
+                <a:graphic xmlns:a="http://schemas.openxmlformats.org/drawingml/2006/main">
+                  <a:graphicData uri="http://schemas.microsoft.com/office/word/2010/wordprocessingInk">
+                    <w14:contentPart bwMode="auto" r:id="rId26">
+                      <w14:nvContentPartPr>
+                        <w14:cNvContentPartPr/>
+                      </w14:nvContentPartPr>
+                      <w14:xfrm>
+                        <a:off x="0" y="0"/>
+                        <a:ext cx="116840" cy="127635"/>
+                      </w14:xfrm>
+                    </w14:contentPart>
+                  </a:graphicData>
+                </a:graphic>
+                <wp14:sizeRelH relativeFrom="margin">
+                  <wp14:pctWidth>0</wp14:pctWidth>
+                </wp14:sizeRelH>
+                <wp14:sizeRelV relativeFrom="margin">
+                  <wp14:pctHeight>0</wp14:pctHeight>
+                </wp14:sizeRelV>
+              </wp:anchor>
+            </w:drawing>
+          </mc:Choice>
+          <mc:Fallback>
+            <w:pict>
+              <v:shapetype w14:anchorId="096884E7" id="_x0000_t75" coordsize="21600,21600" o:spt="75" o:preferrelative="t" path="m@4@5l@4@11@9@11@9@5xe" filled="f" stroked="f">
+                <v:stroke joinstyle="miter"/>
+                <v:formulas>
+                  <v:f eqn="if lineDrawn pixelLineWidth 0"/>
+                  <v:f eqn="sum @0 1 0"/>
+                  <v:f eqn="sum 0 0 @1"/>
+                  <v:f eqn="prod @2 1 2"/>
+                  <v:f eqn="prod @3 21600 pixelWidth"/>
+                  <v:f eqn="prod @3 21600 pixelHeight"/>
+                  <v:f eqn="sum @0 0 1"/>
+                  <v:f eqn="prod @6 1 2"/>
+                  <v:f eqn="prod @7 21600 pixelWidth"/>
+                  <v:f eqn="sum @8 21600 0"/>
+                  <v:f eqn="prod @7 21600 pixelHeight"/>
+                  <v:f eqn="sum @10 21600 0"/>
+                </v:formulas>
+                <v:path o:extrusionok="f" gradientshapeok="t" o:connecttype="rect"/>
+                <o:lock v:ext="edit" aspectratio="t"/>
+              </v:shapetype>
+              <v:shape id="Ink 13" o:spid="_x0000_s1026" type="#_x0000_t75" style="position:absolute;margin-left:47.8pt;margin-top:25.55pt;width:10.15pt;height:11pt;z-index:251660288;visibility:visible;mso-wrap-style:square;mso-width-percent:0;mso-height-percent:0;mso-wrap-distance-left:9pt;mso-wrap-distance-top:0;mso-wrap-distance-right:9pt;mso-wrap-distance-bottom:0;mso-position-horizontal:absolute;mso-position-horizontal-relative:text;mso-position-vertical:absolute;mso-position-vertical-relative:text;mso-width-percent:0;mso-height-percent:0;mso-width-relative:margin;mso-height-relative:margin" o:gfxdata="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">
+                <v:imagedata r:id="rId27" o:title=""/>
+              </v:shape>
+            </w:pict>
+          </mc:Fallback>
+        </mc:AlternateContent>
+      </w:r>
+      <w:r>
+        <w:rPr>
+          <w:noProof/>
+        </w:rPr>
         <w:drawing>
-          <wp:inline distT="0" distB="0" distL="0" distR="0" wp14:anchorId="6DF3F0E9" wp14:editId="4A10AB86">
-            <wp:extent cx="5217459" cy="3436001"/>
-            <wp:effectExtent l="0" t="0" r="2540" b="0"/>
+          <wp:inline distT="0" distB="0" distL="0" distR="0" wp14:anchorId="6DF3F0E9" wp14:editId="79A56518">
+            <wp:extent cx="5224042" cy="3404985"/>
+            <wp:effectExtent l="0" t="0" r="0" b="5080"/>
             <wp:docPr id="16" name="Picture 16"/>
             <wp:cNvGraphicFramePr>
               <a:graphicFrameLocks xmlns:a="http://schemas.openxmlformats.org/drawingml/2006/main" noChangeAspect="1"/>
@@ -5383,20 +4125,19 @@
               <a:graphicData uri="http://schemas.openxmlformats.org/drawingml/2006/picture">
                 <pic:pic xmlns:pic="http://schemas.openxmlformats.org/drawingml/2006/picture">
                   <pic:nvPicPr>
-                    <pic:cNvPr id="0" name="Picture 2"/>
+                    <pic:cNvPr id="16" name="Picture 16"/>
                     <pic:cNvPicPr>
                       <a:picLocks noChangeAspect="1" noChangeArrowheads="1"/>
                     </pic:cNvPicPr>
                   </pic:nvPicPr>
                   <pic:blipFill>
-                    <a:blip r:embed="rId26" cstate="print">
+                    <a:blip r:embed="rId28" cstate="print">
                       <a:extLst>
                         <a:ext uri="{28A0092B-C50C-407E-A947-70E740481C1C}">
                           <a14:useLocalDpi xmlns:a14="http://schemas.microsoft.com/office/drawing/2010/main" val="0"/>
                         </a:ext>
                       </a:extLst>
                     </a:blip>
-                    <a:srcRect/>
                     <a:stretch>
                       <a:fillRect/>
                     </a:stretch>
@@ -5404,7 +4145,7 @@
                   <pic:spPr bwMode="auto">
                     <a:xfrm>
                       <a:off x="0" y="0"/>
-                      <a:ext cx="5224042" cy="3440337"/>
+                      <a:ext cx="5224042" cy="3404985"/>
                     </a:xfrm>
                     <a:prstGeom prst="rect">
                       <a:avLst/>
@@ -5451,28 +4192,16 @@
     <w:p/>
     <w:p>
       <w:pPr>
-        <w:rPr>
-          <w:b/>
-          <w:bCs/>
-          <w:u w:val="single"/>
-        </w:rPr>
-      </w:pPr>
-      <w:r>
-        <w:rPr>
-          <w:b/>
-          <w:bCs/>
-          <w:u w:val="single"/>
-        </w:rPr>
+        <w:pStyle w:val="Heading3"/>
+      </w:pPr>
+      <w:bookmarkStart w:id="31" w:name="_Toc225409106"/>
+      <w:r>
         <w:t>Expected r</w:t>
       </w:r>
       <w:r>
-        <w:rPr>
-          <w:b/>
-          <w:bCs/>
-          <w:u w:val="single"/>
-        </w:rPr>
         <w:t>esults</w:t>
       </w:r>
+      <w:bookmarkEnd w:id="31"/>
     </w:p>
     <w:p>
       <w:r>
@@ -5494,10 +4223,11 @@
         <w:rPr>
           <w:noProof/>
         </w:rPr>
+        <w:lastRenderedPageBreak/>
         <w:drawing>
-          <wp:inline distT="0" distB="0" distL="0" distR="0" wp14:anchorId="018D185B" wp14:editId="2088320E">
-            <wp:extent cx="2927600" cy="3903467"/>
-            <wp:effectExtent l="7302" t="0" r="0" b="0"/>
+          <wp:inline distT="0" distB="0" distL="0" distR="0" wp14:anchorId="018D185B" wp14:editId="2D0763F0">
+            <wp:extent cx="3479514" cy="2098675"/>
+            <wp:effectExtent l="0" t="0" r="6985" b="0"/>
             <wp:docPr id="17" name="Picture 17"/>
             <wp:cNvGraphicFramePr>
               <a:graphicFrameLocks xmlns:a="http://schemas.openxmlformats.org/drawingml/2006/main" noChangeAspect="1"/>
@@ -5506,28 +4236,26 @@
               <a:graphicData uri="http://schemas.openxmlformats.org/drawingml/2006/picture">
                 <pic:pic xmlns:pic="http://schemas.openxmlformats.org/drawingml/2006/picture">
                   <pic:nvPicPr>
-                    <pic:cNvPr id="0" name="Picture 3"/>
+                    <pic:cNvPr id="17" name="Picture 17"/>
                     <pic:cNvPicPr>
                       <a:picLocks noChangeAspect="1" noChangeArrowheads="1"/>
                     </pic:cNvPicPr>
                   </pic:nvPicPr>
-                  <pic:blipFill>
-                    <a:blip r:embed="rId27" cstate="print">
+                  <pic:blipFill rotWithShape="1">
+                    <a:blip r:embed="rId29">
                       <a:extLst>
                         <a:ext uri="{28A0092B-C50C-407E-A947-70E740481C1C}">
                           <a14:useLocalDpi xmlns:a14="http://schemas.microsoft.com/office/drawing/2010/main" val="0"/>
                         </a:ext>
                       </a:extLst>
                     </a:blip>
-                    <a:srcRect/>
-                    <a:stretch>
-                      <a:fillRect/>
-                    </a:stretch>
+                    <a:srcRect l="10935" t="14628" r="13468" b="4312"/>
+                    <a:stretch/>
                   </pic:blipFill>
                   <pic:spPr bwMode="auto">
-                    <a:xfrm rot="16200000">
+                    <a:xfrm>
                       <a:off x="0" y="0"/>
-                      <a:ext cx="2933196" cy="3910929"/>
+                      <a:ext cx="3523665" cy="2125305"/>
                     </a:xfrm>
                     <a:prstGeom prst="rect">
                       <a:avLst/>
@@ -5536,6 +4264,11 @@
                     <a:ln>
                       <a:noFill/>
                     </a:ln>
+                    <a:extLst>
+                      <a:ext uri="{53640926-AAD7-44D8-BBD7-CCE9431645EC}">
+                        <a14:shadowObscured xmlns:a14="http://schemas.microsoft.com/office/drawing/2010/main"/>
+                      </a:ext>
+                    </a:extLst>
                   </pic:spPr>
                 </pic:pic>
               </a:graphicData>
@@ -5608,7 +4341,13 @@
         <w:rPr>
           <w:rFonts w:cs="Courier New"/>
         </w:rPr>
-        <w:t>You should get a 1</w:t>
+        <w:t xml:space="preserve">You should get a </w:t>
+      </w:r>
+      <w:r>
+        <w:rPr>
+          <w:rFonts w:cs="Courier New"/>
+        </w:rPr>
+        <w:t>1</w:t>
       </w:r>
       <w:r>
         <w:rPr>
@@ -5638,11 +4377,10 @@
         <w:rPr>
           <w:noProof/>
         </w:rPr>
-        <w:lastRenderedPageBreak/>
         <w:drawing>
-          <wp:inline distT="0" distB="0" distL="0" distR="0" wp14:anchorId="1D1C094D" wp14:editId="11B84DC0">
-            <wp:extent cx="4180063" cy="5573418"/>
-            <wp:effectExtent l="7937" t="0" r="318" b="317"/>
+          <wp:inline distT="0" distB="0" distL="0" distR="0" wp14:anchorId="1D1C094D" wp14:editId="0F91B9CB">
+            <wp:extent cx="3949416" cy="2479675"/>
+            <wp:effectExtent l="0" t="0" r="0" b="0"/>
             <wp:docPr id="18" name="Picture 18"/>
             <wp:cNvGraphicFramePr>
               <a:graphicFrameLocks xmlns:a="http://schemas.openxmlformats.org/drawingml/2006/main" noChangeAspect="1"/>
@@ -5651,28 +4389,26 @@
               <a:graphicData uri="http://schemas.openxmlformats.org/drawingml/2006/picture">
                 <pic:pic xmlns:pic="http://schemas.openxmlformats.org/drawingml/2006/picture">
                   <pic:nvPicPr>
-                    <pic:cNvPr id="0" name="Picture 4"/>
+                    <pic:cNvPr id="18" name="Picture 18"/>
                     <pic:cNvPicPr>
                       <a:picLocks noChangeAspect="1" noChangeArrowheads="1"/>
                     </pic:cNvPicPr>
                   </pic:nvPicPr>
-                  <pic:blipFill>
-                    <a:blip r:embed="rId28" cstate="print">
+                  <pic:blipFill rotWithShape="1">
+                    <a:blip r:embed="rId30" cstate="print">
                       <a:extLst>
                         <a:ext uri="{28A0092B-C50C-407E-A947-70E740481C1C}">
                           <a14:useLocalDpi xmlns:a14="http://schemas.microsoft.com/office/drawing/2010/main" val="0"/>
                         </a:ext>
                       </a:extLst>
                     </a:blip>
-                    <a:srcRect/>
-                    <a:stretch>
-                      <a:fillRect/>
-                    </a:stretch>
+                    <a:srcRect l="13097" t="12896" r="14142" b="5928"/>
+                    <a:stretch/>
                   </pic:blipFill>
                   <pic:spPr bwMode="auto">
-                    <a:xfrm rot="16200000">
+                    <a:xfrm>
                       <a:off x="0" y="0"/>
-                      <a:ext cx="4200611" cy="5600816"/>
+                      <a:ext cx="3967211" cy="2490847"/>
                     </a:xfrm>
                     <a:prstGeom prst="rect">
                       <a:avLst/>
@@ -5681,6 +4417,11 @@
                     <a:ln>
                       <a:noFill/>
                     </a:ln>
+                    <a:extLst>
+                      <a:ext uri="{53640926-AAD7-44D8-BBD7-CCE9431645EC}">
+                        <a14:shadowObscured xmlns:a14="http://schemas.microsoft.com/office/drawing/2010/main"/>
+                      </a:ext>
+                    </a:extLst>
                   </pic:spPr>
                 </pic:pic>
               </a:graphicData>
@@ -5723,135 +4464,12 @@
       </w:r>
     </w:p>
     <w:p>
-      <w:pPr>
-        <w:spacing w:after="0" w:line="240" w:lineRule="auto"/>
-        <w:rPr>
-          <w:rFonts w:cs="Courier New"/>
-        </w:rPr>
-      </w:pPr>
-    </w:p>
-    <w:p>
-      <w:pPr>
-        <w:spacing w:after="0" w:line="240" w:lineRule="auto"/>
-        <w:rPr>
-          <w:rFonts w:cs="Courier New"/>
-        </w:rPr>
-      </w:pPr>
-      <w:r>
-        <w:rPr>
-          <w:rFonts w:cs="Courier New"/>
-        </w:rPr>
-        <w:t>If you want t</w:t>
-      </w:r>
-      <w:r>
-        <w:rPr>
-          <w:rFonts w:cs="Courier New"/>
-        </w:rPr>
-        <w:t xml:space="preserve">o run different example programs, simply replace file </w:t>
-      </w:r>
-      <w:r>
-        <w:rPr>
-          <w:rFonts w:ascii="Courier New" w:hAnsi="Courier New" w:cs="Courier New"/>
-          <w:b/>
-        </w:rPr>
-        <w:t>stm32f7_sine_lut_intr.c</w:t>
-      </w:r>
-      <w:r>
-        <w:rPr>
-          <w:rFonts w:ascii="Courier New" w:hAnsi="Courier New" w:cs="Courier New"/>
-        </w:rPr>
-        <w:t xml:space="preserve"> </w:t>
-      </w:r>
-      <w:r>
-        <w:rPr>
-          <w:rFonts w:cs="Courier New"/>
-        </w:rPr>
-        <w:t xml:space="preserve">in the </w:t>
-      </w:r>
-      <w:r>
-        <w:rPr>
-          <w:rFonts w:cs="Courier New"/>
-          <w:i/>
-        </w:rPr>
-        <w:t>MDK-A</w:t>
-      </w:r>
-      <w:r>
-        <w:rPr>
-          <w:rFonts w:cs="Courier New"/>
-          <w:i/>
-        </w:rPr>
-        <w:t>rm</w:t>
-      </w:r>
-      <w:r>
-        <w:rPr>
-          <w:rFonts w:cs="Courier New"/>
-        </w:rPr>
-        <w:t xml:space="preserve"> project with another source file. </w:t>
-      </w:r>
-      <w:bookmarkStart w:id="34" w:name="_GoBack"/>
-      <w:bookmarkEnd w:id="34"/>
-      <w:r>
-        <w:rPr>
-          <w:rFonts w:cs="Courier New"/>
-        </w:rPr>
-        <w:t xml:space="preserve">All of the source files are in the </w:t>
-      </w:r>
-      <w:r>
-        <w:rPr>
-          <w:rFonts w:ascii="Courier New" w:hAnsi="Courier New" w:cs="Courier New"/>
-          <w:b/>
-        </w:rPr>
-        <w:t>DSP Education Kit\</w:t>
-      </w:r>
-      <w:r>
-        <w:rPr>
-          <w:rFonts w:ascii="Courier New" w:hAnsi="Courier New" w:cs="Courier New"/>
-          <w:b/>
-        </w:rPr>
-        <w:t>Src</w:t>
-      </w:r>
-      <w:r>
-        <w:rPr>
-          <w:rFonts w:cs="Courier New"/>
-          <w:b/>
-        </w:rPr>
-        <w:t xml:space="preserve"> </w:t>
-      </w:r>
-      <w:r>
-        <w:rPr>
-          <w:rFonts w:cs="Courier New"/>
-        </w:rPr>
-        <w:t>folder</w:t>
-      </w:r>
-      <w:r>
-        <w:rPr>
-          <w:rFonts w:cs="Courier New"/>
-        </w:rPr>
-        <w:t xml:space="preserve">. Detailed instructions for the different program examples are contained in the laboratory exercise </w:t>
-      </w:r>
-      <w:r>
-        <w:rPr>
-          <w:rFonts w:cs="Courier New"/>
-        </w:rPr>
-        <w:t>manuals</w:t>
-      </w:r>
-      <w:r>
-        <w:rPr>
-          <w:rFonts w:cs="Courier New"/>
-        </w:rPr>
-        <w:t>.</w:t>
-      </w:r>
-    </w:p>
-    <w:p/>
-    <w:p/>
-    <w:p/>
-    <w:p>
-      <w:bookmarkStart w:id="35" w:name="_Cannot_see_IDCODE"/>
-      <w:bookmarkEnd w:id="35"/>
+      <w:bookmarkStart w:id="32" w:name="_Cannot_see_IDCODE"/>
+      <w:bookmarkEnd w:id="32"/>
     </w:p>
     <w:sectPr>
-      <w:footerReference w:type="default" r:id="rId29"/>
-      <w:headerReference w:type="first" r:id="rId30"/>
+      <w:footerReference w:type="default" r:id="rId31"/>
+      <w:headerReference w:type="first" r:id="rId32"/>
       <w:pgSz w:w="11906" w:h="16838"/>
       <w:pgMar w:top="1560" w:right="1440" w:bottom="1560" w:left="1440" w:header="142" w:footer="454" w:gutter="0"/>
       <w:pgNumType w:start="1"/>
@@ -5863,7 +4481,7 @@
 </file>
 
 <file path=word/endnotes.xml><?xml version="1.0" encoding="utf-8"?>
-<w:endnotes xmlns:wpc="http://schemas.microsoft.com/office/word/2010/wordprocessingCanvas" xmlns:cx="http://schemas.microsoft.com/office/drawing/2014/chartex" xmlns:cx1="http://schemas.microsoft.com/office/drawing/2015/9/8/chartex" xmlns:cx2="http://schemas.microsoft.com/office/drawing/2015/10/21/chartex" xmlns:cx3="http://schemas.microsoft.com/office/drawing/2016/5/9/chartex" xmlns:cx4="http://schemas.microsoft.com/office/drawing/2016/5/10/chartex" xmlns:cx5="http://schemas.microsoft.com/office/drawing/2016/5/11/chartex" xmlns:cx6="http://schemas.microsoft.com/office/drawing/2016/5/12/chartex" xmlns:cx7="http://schemas.microsoft.com/office/drawing/2016/5/13/chartex" xmlns:cx8="http://schemas.microsoft.com/office/drawing/2016/5/14/chartex" xmlns:mc="http://schemas.openxmlformats.org/markup-compatibility/2006" xmlns:aink="http://schemas.microsoft.com/office/drawing/2016/ink" xmlns:am3d="http://schemas.microsoft.com/office/drawing/2017/model3d" xmlns:o="urn:schemas-microsoft-com:office:office" xmlns:r="http://schemas.openxmlformats.org/officeDocument/2006/relationships" xmlns:m="http://schemas.openxmlformats.org/officeDocument/2006/math" xmlns:v="urn:schemas-microsoft-com:vml" xmlns:wp14="http://schemas.microsoft.com/office/word/2010/wordprocessingDrawing" xmlns:wp="http://schemas.openxmlformats.org/drawingml/2006/wordprocessingDrawing" xmlns:w10="urn:schemas-microsoft-com:office:word" xmlns:w="http://schemas.openxmlformats.org/wordprocessingml/2006/main" xmlns:w14="http://schemas.microsoft.com/office/word/2010/wordml" xmlns:w15="http://schemas.microsoft.com/office/word/2012/wordml" xmlns:w16cid="http://schemas.microsoft.com/office/word/2016/wordml/cid" xmlns:w16se="http://schemas.microsoft.com/office/word/2015/wordml/symex" xmlns:wpg="http://schemas.microsoft.com/office/word/2010/wordprocessingGroup" xmlns:wpi="http://schemas.microsoft.com/office/word/2010/wordprocessingInk" xmlns:wne="http://schemas.microsoft.com/office/word/2006/wordml" xmlns:wps="http://schemas.microsoft.com/office/word/2010/wordprocessingShape" mc:Ignorable="w14 w15 w16se w16cid wp14">
+<w:endnotes xmlns:wpc="http://schemas.microsoft.com/office/word/2010/wordprocessingCanvas" xmlns:cx="http://schemas.microsoft.com/office/drawing/2014/chartex" xmlns:cx1="http://schemas.microsoft.com/office/drawing/2015/9/8/chartex" xmlns:cx2="http://schemas.microsoft.com/office/drawing/2015/10/21/chartex" xmlns:cx3="http://schemas.microsoft.com/office/drawing/2016/5/9/chartex" xmlns:cx4="http://schemas.microsoft.com/office/drawing/2016/5/10/chartex" xmlns:cx5="http://schemas.microsoft.com/office/drawing/2016/5/11/chartex" xmlns:cx6="http://schemas.microsoft.com/office/drawing/2016/5/12/chartex" xmlns:cx7="http://schemas.microsoft.com/office/drawing/2016/5/13/chartex" xmlns:cx8="http://schemas.microsoft.com/office/drawing/2016/5/14/chartex" xmlns:mc="http://schemas.openxmlformats.org/markup-compatibility/2006" xmlns:aink="http://schemas.microsoft.com/office/drawing/2016/ink" xmlns:am3d="http://schemas.microsoft.com/office/drawing/2017/model3d" xmlns:o="urn:schemas-microsoft-com:office:office" xmlns:oel="http://schemas.microsoft.com/office/2019/extlst" xmlns:r="http://schemas.openxmlformats.org/officeDocument/2006/relationships" xmlns:m="http://schemas.openxmlformats.org/officeDocument/2006/math" xmlns:v="urn:schemas-microsoft-com:vml" xmlns:wp14="http://schemas.microsoft.com/office/word/2010/wordprocessingDrawing" xmlns:wp="http://schemas.openxmlformats.org/drawingml/2006/wordprocessingDrawing" xmlns:w10="urn:schemas-microsoft-com:office:word" xmlns:w="http://schemas.openxmlformats.org/wordprocessingml/2006/main" xmlns:w14="http://schemas.microsoft.com/office/word/2010/wordml" xmlns:w15="http://schemas.microsoft.com/office/word/2012/wordml" xmlns:w16cex="http://schemas.microsoft.com/office/word/2018/wordml/cex" xmlns:w16cid="http://schemas.microsoft.com/office/word/2016/wordml/cid" xmlns:w16="http://schemas.microsoft.com/office/word/2018/wordml" xmlns:w16du="http://schemas.microsoft.com/office/word/2023/wordml/word16du" xmlns:w16sdtdh="http://schemas.microsoft.com/office/word/2020/wordml/sdtdatahash" xmlns:w16sdtfl="http://schemas.microsoft.com/office/word/2024/wordml/sdtformatlock" xmlns:w16se="http://schemas.microsoft.com/office/word/2015/wordml/symex" xmlns:wpg="http://schemas.microsoft.com/office/word/2010/wordprocessingGroup" xmlns:wpi="http://schemas.microsoft.com/office/word/2010/wordprocessingInk" xmlns:wne="http://schemas.microsoft.com/office/word/2006/wordml" xmlns:wps="http://schemas.microsoft.com/office/word/2010/wordprocessingShape" mc:Ignorable="w14 w15 w16se w16cid w16 w16cex w16sdtdh w16sdtfl w16du wp14">
   <w:endnote w:type="separator" w:id="-1">
     <w:p>
       <w:pPr>
@@ -5888,7 +4506,7 @@
 </file>
 
 <file path=word/footer1.xml><?xml version="1.0" encoding="utf-8"?>
-<w:ftr xmlns:wpc="http://schemas.microsoft.com/office/word/2010/wordprocessingCanvas" xmlns:cx="http://schemas.microsoft.com/office/drawing/2014/chartex" xmlns:cx1="http://schemas.microsoft.com/office/drawing/2015/9/8/chartex" xmlns:cx2="http://schemas.microsoft.com/office/drawing/2015/10/21/chartex" xmlns:cx3="http://schemas.microsoft.com/office/drawing/2016/5/9/chartex" xmlns:cx4="http://schemas.microsoft.com/office/drawing/2016/5/10/chartex" xmlns:cx5="http://schemas.microsoft.com/office/drawing/2016/5/11/chartex" xmlns:cx6="http://schemas.microsoft.com/office/drawing/2016/5/12/chartex" xmlns:cx7="http://schemas.microsoft.com/office/drawing/2016/5/13/chartex" xmlns:cx8="http://schemas.microsoft.com/office/drawing/2016/5/14/chartex" xmlns:mc="http://schemas.openxmlformats.org/markup-compatibility/2006" xmlns:aink="http://schemas.microsoft.com/office/drawing/2016/ink" xmlns:am3d="http://schemas.microsoft.com/office/drawing/2017/model3d" xmlns:o="urn:schemas-microsoft-com:office:office" xmlns:r="http://schemas.openxmlformats.org/officeDocument/2006/relationships" xmlns:m="http://schemas.openxmlformats.org/officeDocument/2006/math" xmlns:v="urn:schemas-microsoft-com:vml" xmlns:wp14="http://schemas.microsoft.com/office/word/2010/wordprocessingDrawing" xmlns:wp="http://schemas.openxmlformats.org/drawingml/2006/wordprocessingDrawing" xmlns:w10="urn:schemas-microsoft-com:office:word" xmlns:w="http://schemas.openxmlformats.org/wordprocessingml/2006/main" xmlns:w14="http://schemas.microsoft.com/office/word/2010/wordml" xmlns:w15="http://schemas.microsoft.com/office/word/2012/wordml" xmlns:w16cid="http://schemas.microsoft.com/office/word/2016/wordml/cid" xmlns:w16se="http://schemas.microsoft.com/office/word/2015/wordml/symex" xmlns:wpg="http://schemas.microsoft.com/office/word/2010/wordprocessingGroup" xmlns:wpi="http://schemas.microsoft.com/office/word/2010/wordprocessingInk" xmlns:wne="http://schemas.microsoft.com/office/word/2006/wordml" xmlns:wps="http://schemas.microsoft.com/office/word/2010/wordprocessingShape" mc:Ignorable="w14 w15 w16se w16cid wp14">
+<w:ftr xmlns:wpc="http://schemas.microsoft.com/office/word/2010/wordprocessingCanvas" xmlns:cx="http://schemas.microsoft.com/office/drawing/2014/chartex" xmlns:cx1="http://schemas.microsoft.com/office/drawing/2015/9/8/chartex" xmlns:cx2="http://schemas.microsoft.com/office/drawing/2015/10/21/chartex" xmlns:cx3="http://schemas.microsoft.com/office/drawing/2016/5/9/chartex" xmlns:cx4="http://schemas.microsoft.com/office/drawing/2016/5/10/chartex" xmlns:cx5="http://schemas.microsoft.com/office/drawing/2016/5/11/chartex" xmlns:cx6="http://schemas.microsoft.com/office/drawing/2016/5/12/chartex" xmlns:cx7="http://schemas.microsoft.com/office/drawing/2016/5/13/chartex" xmlns:cx8="http://schemas.microsoft.com/office/drawing/2016/5/14/chartex" xmlns:mc="http://schemas.openxmlformats.org/markup-compatibility/2006" xmlns:aink="http://schemas.microsoft.com/office/drawing/2016/ink" xmlns:am3d="http://schemas.microsoft.com/office/drawing/2017/model3d" xmlns:o="urn:schemas-microsoft-com:office:office" xmlns:oel="http://schemas.microsoft.com/office/2019/extlst" xmlns:r="http://schemas.openxmlformats.org/officeDocument/2006/relationships" xmlns:m="http://schemas.openxmlformats.org/officeDocument/2006/math" xmlns:v="urn:schemas-microsoft-com:vml" xmlns:wp14="http://schemas.microsoft.com/office/word/2010/wordprocessingDrawing" xmlns:wp="http://schemas.openxmlformats.org/drawingml/2006/wordprocessingDrawing" xmlns:w10="urn:schemas-microsoft-com:office:word" xmlns:w="http://schemas.openxmlformats.org/wordprocessingml/2006/main" xmlns:w14="http://schemas.microsoft.com/office/word/2010/wordml" xmlns:w15="http://schemas.microsoft.com/office/word/2012/wordml" xmlns:w16cex="http://schemas.microsoft.com/office/word/2018/wordml/cex" xmlns:w16cid="http://schemas.microsoft.com/office/word/2016/wordml/cid" xmlns:w16="http://schemas.microsoft.com/office/word/2018/wordml" xmlns:w16du="http://schemas.microsoft.com/office/word/2023/wordml/word16du" xmlns:w16sdtdh="http://schemas.microsoft.com/office/word/2020/wordml/sdtdatahash" xmlns:w16sdtfl="http://schemas.microsoft.com/office/word/2024/wordml/sdtformatlock" xmlns:w16se="http://schemas.microsoft.com/office/word/2015/wordml/symex" xmlns:wpg="http://schemas.microsoft.com/office/word/2010/wordprocessingGroup" xmlns:wpi="http://schemas.microsoft.com/office/word/2010/wordprocessingInk" xmlns:wne="http://schemas.microsoft.com/office/word/2006/wordml" xmlns:wps="http://schemas.microsoft.com/office/word/2010/wordprocessingShape" mc:Ignorable="w14 w15 w16se w16cid w16 w16cex w16sdtdh w16sdtfl w16du wp14">
   <w:p>
     <w:pPr>
       <w:pStyle w:val="Footer"/>
@@ -5910,7 +4528,7 @@
 </file>
 
 <file path=word/footer2.xml><?xml version="1.0" encoding="utf-8"?>
-<w:ftr xmlns:wpc="http://schemas.microsoft.com/office/word/2010/wordprocessingCanvas" xmlns:cx="http://schemas.microsoft.com/office/drawing/2014/chartex" xmlns:cx1="http://schemas.microsoft.com/office/drawing/2015/9/8/chartex" xmlns:cx2="http://schemas.microsoft.com/office/drawing/2015/10/21/chartex" xmlns:cx3="http://schemas.microsoft.com/office/drawing/2016/5/9/chartex" xmlns:cx4="http://schemas.microsoft.com/office/drawing/2016/5/10/chartex" xmlns:cx5="http://schemas.microsoft.com/office/drawing/2016/5/11/chartex" xmlns:cx6="http://schemas.microsoft.com/office/drawing/2016/5/12/chartex" xmlns:cx7="http://schemas.microsoft.com/office/drawing/2016/5/13/chartex" xmlns:cx8="http://schemas.microsoft.com/office/drawing/2016/5/14/chartex" xmlns:mc="http://schemas.openxmlformats.org/markup-compatibility/2006" xmlns:aink="http://schemas.microsoft.com/office/drawing/2016/ink" xmlns:am3d="http://schemas.microsoft.com/office/drawing/2017/model3d" xmlns:o="urn:schemas-microsoft-com:office:office" xmlns:r="http://schemas.openxmlformats.org/officeDocument/2006/relationships" xmlns:m="http://schemas.openxmlformats.org/officeDocument/2006/math" xmlns:v="urn:schemas-microsoft-com:vml" xmlns:wp14="http://schemas.microsoft.com/office/word/2010/wordprocessingDrawing" xmlns:wp="http://schemas.openxmlformats.org/drawingml/2006/wordprocessingDrawing" xmlns:w10="urn:schemas-microsoft-com:office:word" xmlns:w="http://schemas.openxmlformats.org/wordprocessingml/2006/main" xmlns:w14="http://schemas.microsoft.com/office/word/2010/wordml" xmlns:w15="http://schemas.microsoft.com/office/word/2012/wordml" xmlns:w16cid="http://schemas.microsoft.com/office/word/2016/wordml/cid" xmlns:w16se="http://schemas.microsoft.com/office/word/2015/wordml/symex" xmlns:wpg="http://schemas.microsoft.com/office/word/2010/wordprocessingGroup" xmlns:wpi="http://schemas.microsoft.com/office/word/2010/wordprocessingInk" xmlns:wne="http://schemas.microsoft.com/office/word/2006/wordml" xmlns:wps="http://schemas.microsoft.com/office/word/2010/wordprocessingShape" mc:Ignorable="w14 w15 w16se w16cid wp14">
+<w:ftr xmlns:wpc="http://schemas.microsoft.com/office/word/2010/wordprocessingCanvas" xmlns:cx="http://schemas.microsoft.com/office/drawing/2014/chartex" xmlns:cx1="http://schemas.microsoft.com/office/drawing/2015/9/8/chartex" xmlns:cx2="http://schemas.microsoft.com/office/drawing/2015/10/21/chartex" xmlns:cx3="http://schemas.microsoft.com/office/drawing/2016/5/9/chartex" xmlns:cx4="http://schemas.microsoft.com/office/drawing/2016/5/10/chartex" xmlns:cx5="http://schemas.microsoft.com/office/drawing/2016/5/11/chartex" xmlns:cx6="http://schemas.microsoft.com/office/drawing/2016/5/12/chartex" xmlns:cx7="http://schemas.microsoft.com/office/drawing/2016/5/13/chartex" xmlns:cx8="http://schemas.microsoft.com/office/drawing/2016/5/14/chartex" xmlns:mc="http://schemas.openxmlformats.org/markup-compatibility/2006" xmlns:aink="http://schemas.microsoft.com/office/drawing/2016/ink" xmlns:am3d="http://schemas.microsoft.com/office/drawing/2017/model3d" xmlns:o="urn:schemas-microsoft-com:office:office" xmlns:oel="http://schemas.microsoft.com/office/2019/extlst" xmlns:r="http://schemas.openxmlformats.org/officeDocument/2006/relationships" xmlns:m="http://schemas.openxmlformats.org/officeDocument/2006/math" xmlns:v="urn:schemas-microsoft-com:vml" xmlns:wp14="http://schemas.microsoft.com/office/word/2010/wordprocessingDrawing" xmlns:wp="http://schemas.openxmlformats.org/drawingml/2006/wordprocessingDrawing" xmlns:w10="urn:schemas-microsoft-com:office:word" xmlns:w="http://schemas.openxmlformats.org/wordprocessingml/2006/main" xmlns:w14="http://schemas.microsoft.com/office/word/2010/wordml" xmlns:w15="http://schemas.microsoft.com/office/word/2012/wordml" xmlns:w16cex="http://schemas.microsoft.com/office/word/2018/wordml/cex" xmlns:w16cid="http://schemas.microsoft.com/office/word/2016/wordml/cid" xmlns:w16="http://schemas.microsoft.com/office/word/2018/wordml" xmlns:w16du="http://schemas.microsoft.com/office/word/2023/wordml/word16du" xmlns:w16sdtdh="http://schemas.microsoft.com/office/word/2020/wordml/sdtdatahash" xmlns:w16sdtfl="http://schemas.microsoft.com/office/word/2024/wordml/sdtformatlock" xmlns:w16se="http://schemas.microsoft.com/office/word/2015/wordml/symex" xmlns:wpg="http://schemas.microsoft.com/office/word/2010/wordprocessingGroup" xmlns:wpi="http://schemas.microsoft.com/office/word/2010/wordprocessingInk" xmlns:wne="http://schemas.microsoft.com/office/word/2006/wordml" xmlns:wps="http://schemas.microsoft.com/office/word/2010/wordprocessingShape" mc:Ignorable="w14 w15 w16se w16cid w16 w16cex w16sdtdh w16sdtfl w16du wp14">
   <w:sdt>
     <w:sdtPr>
       <w:id w:val="-552073365"/>
@@ -5942,7 +4560,7 @@
 </file>
 
 <file path=word/footer3.xml><?xml version="1.0" encoding="utf-8"?>
-<w:ftr xmlns:wpc="http://schemas.microsoft.com/office/word/2010/wordprocessingCanvas" xmlns:cx="http://schemas.microsoft.com/office/drawing/2014/chartex" xmlns:cx1="http://schemas.microsoft.com/office/drawing/2015/9/8/chartex" xmlns:cx2="http://schemas.microsoft.com/office/drawing/2015/10/21/chartex" xmlns:cx3="http://schemas.microsoft.com/office/drawing/2016/5/9/chartex" xmlns:cx4="http://schemas.microsoft.com/office/drawing/2016/5/10/chartex" xmlns:cx5="http://schemas.microsoft.com/office/drawing/2016/5/11/chartex" xmlns:cx6="http://schemas.microsoft.com/office/drawing/2016/5/12/chartex" xmlns:cx7="http://schemas.microsoft.com/office/drawing/2016/5/13/chartex" xmlns:cx8="http://schemas.microsoft.com/office/drawing/2016/5/14/chartex" xmlns:mc="http://schemas.openxmlformats.org/markup-compatibility/2006" xmlns:aink="http://schemas.microsoft.com/office/drawing/2016/ink" xmlns:am3d="http://schemas.microsoft.com/office/drawing/2017/model3d" xmlns:o="urn:schemas-microsoft-com:office:office" xmlns:r="http://schemas.openxmlformats.org/officeDocument/2006/relationships" xmlns:m="http://schemas.openxmlformats.org/officeDocument/2006/math" xmlns:v="urn:schemas-microsoft-com:vml" xmlns:wp14="http://schemas.microsoft.com/office/word/2010/wordprocessingDrawing" xmlns:wp="http://schemas.openxmlformats.org/drawingml/2006/wordprocessingDrawing" xmlns:w10="urn:schemas-microsoft-com:office:word" xmlns:w="http://schemas.openxmlformats.org/wordprocessingml/2006/main" xmlns:w14="http://schemas.microsoft.com/office/word/2010/wordml" xmlns:w15="http://schemas.microsoft.com/office/word/2012/wordml" xmlns:w16cid="http://schemas.microsoft.com/office/word/2016/wordml/cid" xmlns:w16se="http://schemas.microsoft.com/office/word/2015/wordml/symex" xmlns:wpg="http://schemas.microsoft.com/office/word/2010/wordprocessingGroup" xmlns:wpi="http://schemas.microsoft.com/office/word/2010/wordprocessingInk" xmlns:wne="http://schemas.microsoft.com/office/word/2006/wordml" xmlns:wps="http://schemas.microsoft.com/office/word/2010/wordprocessingShape" mc:Ignorable="w14 w15 w16se w16cid wp14">
+<w:ftr xmlns:wpc="http://schemas.microsoft.com/office/word/2010/wordprocessingCanvas" xmlns:cx="http://schemas.microsoft.com/office/drawing/2014/chartex" xmlns:cx1="http://schemas.microsoft.com/office/drawing/2015/9/8/chartex" xmlns:cx2="http://schemas.microsoft.com/office/drawing/2015/10/21/chartex" xmlns:cx3="http://schemas.microsoft.com/office/drawing/2016/5/9/chartex" xmlns:cx4="http://schemas.microsoft.com/office/drawing/2016/5/10/chartex" xmlns:cx5="http://schemas.microsoft.com/office/drawing/2016/5/11/chartex" xmlns:cx6="http://schemas.microsoft.com/office/drawing/2016/5/12/chartex" xmlns:cx7="http://schemas.microsoft.com/office/drawing/2016/5/13/chartex" xmlns:cx8="http://schemas.microsoft.com/office/drawing/2016/5/14/chartex" xmlns:mc="http://schemas.openxmlformats.org/markup-compatibility/2006" xmlns:aink="http://schemas.microsoft.com/office/drawing/2016/ink" xmlns:am3d="http://schemas.microsoft.com/office/drawing/2017/model3d" xmlns:o="urn:schemas-microsoft-com:office:office" xmlns:oel="http://schemas.microsoft.com/office/2019/extlst" xmlns:r="http://schemas.openxmlformats.org/officeDocument/2006/relationships" xmlns:m="http://schemas.openxmlformats.org/officeDocument/2006/math" xmlns:v="urn:schemas-microsoft-com:vml" xmlns:wp14="http://schemas.microsoft.com/office/word/2010/wordprocessingDrawing" xmlns:wp="http://schemas.openxmlformats.org/drawingml/2006/wordprocessingDrawing" xmlns:w10="urn:schemas-microsoft-com:office:word" xmlns:w="http://schemas.openxmlformats.org/wordprocessingml/2006/main" xmlns:w14="http://schemas.microsoft.com/office/word/2010/wordml" xmlns:w15="http://schemas.microsoft.com/office/word/2012/wordml" xmlns:w16cex="http://schemas.microsoft.com/office/word/2018/wordml/cex" xmlns:w16cid="http://schemas.microsoft.com/office/word/2016/wordml/cid" xmlns:w16="http://schemas.microsoft.com/office/word/2018/wordml" xmlns:w16du="http://schemas.microsoft.com/office/word/2023/wordml/word16du" xmlns:w16sdtdh="http://schemas.microsoft.com/office/word/2020/wordml/sdtdatahash" xmlns:w16sdtfl="http://schemas.microsoft.com/office/word/2024/wordml/sdtformatlock" xmlns:w16se="http://schemas.microsoft.com/office/word/2015/wordml/symex" xmlns:wpg="http://schemas.microsoft.com/office/word/2010/wordprocessingGroup" xmlns:wpi="http://schemas.microsoft.com/office/word/2010/wordprocessingInk" xmlns:wne="http://schemas.microsoft.com/office/word/2006/wordml" xmlns:wps="http://schemas.microsoft.com/office/word/2010/wordprocessingShape" mc:Ignorable="w14 w15 w16se w16cid w16 w16cex w16sdtdh w16sdtfl w16du wp14">
   <w:sdt>
     <w:sdtPr>
       <w:id w:val="4715308"/>
@@ -5951,7 +4569,6 @@
         <w:docPartUnique/>
       </w:docPartObj>
     </w:sdtPr>
-    <w:sdtEndPr/>
     <w:sdtContent>
       <w:sdt>
         <w:sdtPr>
@@ -5961,7 +4578,6 @@
             <w:docPartUnique/>
           </w:docPartObj>
         </w:sdtPr>
-        <w:sdtEndPr/>
         <w:sdtContent>
           <w:p>
             <w:pPr>
@@ -6004,7 +4620,7 @@
               <w:rPr>
                 <w:noProof/>
               </w:rPr>
-              <w:t>2020</w:t>
+              <w:t>2026</w:t>
             </w:r>
             <w:r>
               <w:fldChar w:fldCharType="end"/>
@@ -6087,7 +4703,7 @@
 </file>
 
 <file path=word/footnotes.xml><?xml version="1.0" encoding="utf-8"?>
-<w:footnotes xmlns:wpc="http://schemas.microsoft.com/office/word/2010/wordprocessingCanvas" xmlns:cx="http://schemas.microsoft.com/office/drawing/2014/chartex" xmlns:cx1="http://schemas.microsoft.com/office/drawing/2015/9/8/chartex" xmlns:cx2="http://schemas.microsoft.com/office/drawing/2015/10/21/chartex" xmlns:cx3="http://schemas.microsoft.com/office/drawing/2016/5/9/chartex" xmlns:cx4="http://schemas.microsoft.com/office/drawing/2016/5/10/chartex" xmlns:cx5="http://schemas.microsoft.com/office/drawing/2016/5/11/chartex" xmlns:cx6="http://schemas.microsoft.com/office/drawing/2016/5/12/chartex" xmlns:cx7="http://schemas.microsoft.com/office/drawing/2016/5/13/chartex" xmlns:cx8="http://schemas.microsoft.com/office/drawing/2016/5/14/chartex" xmlns:mc="http://schemas.openxmlformats.org/markup-compatibility/2006" xmlns:aink="http://schemas.microsoft.com/office/drawing/2016/ink" xmlns:am3d="http://schemas.microsoft.com/office/drawing/2017/model3d" xmlns:o="urn:schemas-microsoft-com:office:office" xmlns:r="http://schemas.openxmlformats.org/officeDocument/2006/relationships" xmlns:m="http://schemas.openxmlformats.org/officeDocument/2006/math" xmlns:v="urn:schemas-microsoft-com:vml" xmlns:wp14="http://schemas.microsoft.com/office/word/2010/wordprocessingDrawing" xmlns:wp="http://schemas.openxmlformats.org/drawingml/2006/wordprocessingDrawing" xmlns:w10="urn:schemas-microsoft-com:office:word" xmlns:w="http://schemas.openxmlformats.org/wordprocessingml/2006/main" xmlns:w14="http://schemas.microsoft.com/office/word/2010/wordml" xmlns:w15="http://schemas.microsoft.com/office/word/2012/wordml" xmlns:w16cid="http://schemas.microsoft.com/office/word/2016/wordml/cid" xmlns:w16se="http://schemas.microsoft.com/office/word/2015/wordml/symex" xmlns:wpg="http://schemas.microsoft.com/office/word/2010/wordprocessingGroup" xmlns:wpi="http://schemas.microsoft.com/office/word/2010/wordprocessingInk" xmlns:wne="http://schemas.microsoft.com/office/word/2006/wordml" xmlns:wps="http://schemas.microsoft.com/office/word/2010/wordprocessingShape" mc:Ignorable="w14 w15 w16se w16cid wp14">
+<w:footnotes xmlns:wpc="http://schemas.microsoft.com/office/word/2010/wordprocessingCanvas" xmlns:cx="http://schemas.microsoft.com/office/drawing/2014/chartex" xmlns:cx1="http://schemas.microsoft.com/office/drawing/2015/9/8/chartex" xmlns:cx2="http://schemas.microsoft.com/office/drawing/2015/10/21/chartex" xmlns:cx3="http://schemas.microsoft.com/office/drawing/2016/5/9/chartex" xmlns:cx4="http://schemas.microsoft.com/office/drawing/2016/5/10/chartex" xmlns:cx5="http://schemas.microsoft.com/office/drawing/2016/5/11/chartex" xmlns:cx6="http://schemas.microsoft.com/office/drawing/2016/5/12/chartex" xmlns:cx7="http://schemas.microsoft.com/office/drawing/2016/5/13/chartex" xmlns:cx8="http://schemas.microsoft.com/office/drawing/2016/5/14/chartex" xmlns:mc="http://schemas.openxmlformats.org/markup-compatibility/2006" xmlns:aink="http://schemas.microsoft.com/office/drawing/2016/ink" xmlns:am3d="http://schemas.microsoft.com/office/drawing/2017/model3d" xmlns:o="urn:schemas-microsoft-com:office:office" xmlns:oel="http://schemas.microsoft.com/office/2019/extlst" xmlns:r="http://schemas.openxmlformats.org/officeDocument/2006/relationships" xmlns:m="http://schemas.openxmlformats.org/officeDocument/2006/math" xmlns:v="urn:schemas-microsoft-com:vml" xmlns:wp14="http://schemas.microsoft.com/office/word/2010/wordprocessingDrawing" xmlns:wp="http://schemas.openxmlformats.org/drawingml/2006/wordprocessingDrawing" xmlns:w10="urn:schemas-microsoft-com:office:word" xmlns:w="http://schemas.openxmlformats.org/wordprocessingml/2006/main" xmlns:w14="http://schemas.microsoft.com/office/word/2010/wordml" xmlns:w15="http://schemas.microsoft.com/office/word/2012/wordml" xmlns:w16cex="http://schemas.microsoft.com/office/word/2018/wordml/cex" xmlns:w16cid="http://schemas.microsoft.com/office/word/2016/wordml/cid" xmlns:w16="http://schemas.microsoft.com/office/word/2018/wordml" xmlns:w16du="http://schemas.microsoft.com/office/word/2023/wordml/word16du" xmlns:w16sdtdh="http://schemas.microsoft.com/office/word/2020/wordml/sdtdatahash" xmlns:w16sdtfl="http://schemas.microsoft.com/office/word/2024/wordml/sdtformatlock" xmlns:w16se="http://schemas.microsoft.com/office/word/2015/wordml/symex" xmlns:wpg="http://schemas.microsoft.com/office/word/2010/wordprocessingGroup" xmlns:wpi="http://schemas.microsoft.com/office/word/2010/wordprocessingInk" xmlns:wne="http://schemas.microsoft.com/office/word/2006/wordml" xmlns:wps="http://schemas.microsoft.com/office/word/2010/wordprocessingShape" mc:Ignorable="w14 w15 w16se w16cid w16 w16cex w16sdtdh w16sdtfl w16du wp14">
   <w:footnote w:type="separator" w:id="-1">
     <w:p>
       <w:pPr>
@@ -6114,7 +4730,7 @@
 </file>
 
 <file path=word/header1.xml><?xml version="1.0" encoding="utf-8"?>
-<w:hdr xmlns:wpc="http://schemas.microsoft.com/office/word/2010/wordprocessingCanvas" xmlns:cx="http://schemas.microsoft.com/office/drawing/2014/chartex" xmlns:cx1="http://schemas.microsoft.com/office/drawing/2015/9/8/chartex" xmlns:cx2="http://schemas.microsoft.com/office/drawing/2015/10/21/chartex" xmlns:cx3="http://schemas.microsoft.com/office/drawing/2016/5/9/chartex" xmlns:cx4="http://schemas.microsoft.com/office/drawing/2016/5/10/chartex" xmlns:cx5="http://schemas.microsoft.com/office/drawing/2016/5/11/chartex" xmlns:cx6="http://schemas.microsoft.com/office/drawing/2016/5/12/chartex" xmlns:cx7="http://schemas.microsoft.com/office/drawing/2016/5/13/chartex" xmlns:cx8="http://schemas.microsoft.com/office/drawing/2016/5/14/chartex" xmlns:mc="http://schemas.openxmlformats.org/markup-compatibility/2006" xmlns:aink="http://schemas.microsoft.com/office/drawing/2016/ink" xmlns:am3d="http://schemas.microsoft.com/office/drawing/2017/model3d" xmlns:o="urn:schemas-microsoft-com:office:office" xmlns:r="http://schemas.openxmlformats.org/officeDocument/2006/relationships" xmlns:m="http://schemas.openxmlformats.org/officeDocument/2006/math" xmlns:v="urn:schemas-microsoft-com:vml" xmlns:wp14="http://schemas.microsoft.com/office/word/2010/wordprocessingDrawing" xmlns:wp="http://schemas.openxmlformats.org/drawingml/2006/wordprocessingDrawing" xmlns:w10="urn:schemas-microsoft-com:office:word" xmlns:w="http://schemas.openxmlformats.org/wordprocessingml/2006/main" xmlns:w14="http://schemas.microsoft.com/office/word/2010/wordml" xmlns:w15="http://schemas.microsoft.com/office/word/2012/wordml" xmlns:w16cid="http://schemas.microsoft.com/office/word/2016/wordml/cid" xmlns:w16se="http://schemas.microsoft.com/office/word/2015/wordml/symex" xmlns:wpg="http://schemas.microsoft.com/office/word/2010/wordprocessingGroup" xmlns:wpi="http://schemas.microsoft.com/office/word/2010/wordprocessingInk" xmlns:wne="http://schemas.microsoft.com/office/word/2006/wordml" xmlns:wps="http://schemas.microsoft.com/office/word/2010/wordprocessingShape" mc:Ignorable="w14 w15 w16se w16cid wp14">
+<w:hdr xmlns:wpc="http://schemas.microsoft.com/office/word/2010/wordprocessingCanvas" xmlns:cx="http://schemas.microsoft.com/office/drawing/2014/chartex" xmlns:cx1="http://schemas.microsoft.com/office/drawing/2015/9/8/chartex" xmlns:cx2="http://schemas.microsoft.com/office/drawing/2015/10/21/chartex" xmlns:cx3="http://schemas.microsoft.com/office/drawing/2016/5/9/chartex" xmlns:cx4="http://schemas.microsoft.com/office/drawing/2016/5/10/chartex" xmlns:cx5="http://schemas.microsoft.com/office/drawing/2016/5/11/chartex" xmlns:cx6="http://schemas.microsoft.com/office/drawing/2016/5/12/chartex" xmlns:cx7="http://schemas.microsoft.com/office/drawing/2016/5/13/chartex" xmlns:cx8="http://schemas.microsoft.com/office/drawing/2016/5/14/chartex" xmlns:mc="http://schemas.openxmlformats.org/markup-compatibility/2006" xmlns:aink="http://schemas.microsoft.com/office/drawing/2016/ink" xmlns:am3d="http://schemas.microsoft.com/office/drawing/2017/model3d" xmlns:o="urn:schemas-microsoft-com:office:office" xmlns:oel="http://schemas.microsoft.com/office/2019/extlst" xmlns:r="http://schemas.openxmlformats.org/officeDocument/2006/relationships" xmlns:m="http://schemas.openxmlformats.org/officeDocument/2006/math" xmlns:v="urn:schemas-microsoft-com:vml" xmlns:wp14="http://schemas.microsoft.com/office/word/2010/wordprocessingDrawing" xmlns:wp="http://schemas.openxmlformats.org/drawingml/2006/wordprocessingDrawing" xmlns:w10="urn:schemas-microsoft-com:office:word" xmlns:w="http://schemas.openxmlformats.org/wordprocessingml/2006/main" xmlns:w14="http://schemas.microsoft.com/office/word/2010/wordml" xmlns:w15="http://schemas.microsoft.com/office/word/2012/wordml" xmlns:w16cex="http://schemas.microsoft.com/office/word/2018/wordml/cex" xmlns:w16cid="http://schemas.microsoft.com/office/word/2016/wordml/cid" xmlns:w16="http://schemas.microsoft.com/office/word/2018/wordml" xmlns:w16du="http://schemas.microsoft.com/office/word/2023/wordml/word16du" xmlns:w16sdtdh="http://schemas.microsoft.com/office/word/2020/wordml/sdtdatahash" xmlns:w16sdtfl="http://schemas.microsoft.com/office/word/2024/wordml/sdtformatlock" xmlns:w16se="http://schemas.microsoft.com/office/word/2015/wordml/symex" xmlns:wpg="http://schemas.microsoft.com/office/word/2010/wordprocessingGroup" xmlns:wpi="http://schemas.microsoft.com/office/word/2010/wordprocessingInk" xmlns:wne="http://schemas.microsoft.com/office/word/2006/wordml" xmlns:wps="http://schemas.microsoft.com/office/word/2010/wordprocessingShape" mc:Ignorable="w14 w15 w16se w16cid w16 w16cex w16sdtdh w16sdtfl w16du wp14">
   <w:p>
     <w:pPr>
       <w:pStyle w:val="Header"/>
@@ -6219,7 +4835,7 @@
 </file>
 
 <file path=word/header2.xml><?xml version="1.0" encoding="utf-8"?>
-<w:hdr xmlns:wpc="http://schemas.microsoft.com/office/word/2010/wordprocessingCanvas" xmlns:cx="http://schemas.microsoft.com/office/drawing/2014/chartex" xmlns:cx1="http://schemas.microsoft.com/office/drawing/2015/9/8/chartex" xmlns:cx2="http://schemas.microsoft.com/office/drawing/2015/10/21/chartex" xmlns:cx3="http://schemas.microsoft.com/office/drawing/2016/5/9/chartex" xmlns:cx4="http://schemas.microsoft.com/office/drawing/2016/5/10/chartex" xmlns:cx5="http://schemas.microsoft.com/office/drawing/2016/5/11/chartex" xmlns:cx6="http://schemas.microsoft.com/office/drawing/2016/5/12/chartex" xmlns:cx7="http://schemas.microsoft.com/office/drawing/2016/5/13/chartex" xmlns:cx8="http://schemas.microsoft.com/office/drawing/2016/5/14/chartex" xmlns:mc="http://schemas.openxmlformats.org/markup-compatibility/2006" xmlns:aink="http://schemas.microsoft.com/office/drawing/2016/ink" xmlns:am3d="http://schemas.microsoft.com/office/drawing/2017/model3d" xmlns:o="urn:schemas-microsoft-com:office:office" xmlns:r="http://schemas.openxmlformats.org/officeDocument/2006/relationships" xmlns:m="http://schemas.openxmlformats.org/officeDocument/2006/math" xmlns:v="urn:schemas-microsoft-com:vml" xmlns:wp14="http://schemas.microsoft.com/office/word/2010/wordprocessingDrawing" xmlns:wp="http://schemas.openxmlformats.org/drawingml/2006/wordprocessingDrawing" xmlns:w10="urn:schemas-microsoft-com:office:word" xmlns:w="http://schemas.openxmlformats.org/wordprocessingml/2006/main" xmlns:w14="http://schemas.microsoft.com/office/word/2010/wordml" xmlns:w15="http://schemas.microsoft.com/office/word/2012/wordml" xmlns:w16cid="http://schemas.microsoft.com/office/word/2016/wordml/cid" xmlns:w16se="http://schemas.microsoft.com/office/word/2015/wordml/symex" xmlns:wpg="http://schemas.microsoft.com/office/word/2010/wordprocessingGroup" xmlns:wpi="http://schemas.microsoft.com/office/word/2010/wordprocessingInk" xmlns:wne="http://schemas.microsoft.com/office/word/2006/wordml" xmlns:wps="http://schemas.microsoft.com/office/word/2010/wordprocessingShape" mc:Ignorable="w14 w15 w16se w16cid wp14">
+<w:hdr xmlns:wpc="http://schemas.microsoft.com/office/word/2010/wordprocessingCanvas" xmlns:cx="http://schemas.microsoft.com/office/drawing/2014/chartex" xmlns:cx1="http://schemas.microsoft.com/office/drawing/2015/9/8/chartex" xmlns:cx2="http://schemas.microsoft.com/office/drawing/2015/10/21/chartex" xmlns:cx3="http://schemas.microsoft.com/office/drawing/2016/5/9/chartex" xmlns:cx4="http://schemas.microsoft.com/office/drawing/2016/5/10/chartex" xmlns:cx5="http://schemas.microsoft.com/office/drawing/2016/5/11/chartex" xmlns:cx6="http://schemas.microsoft.com/office/drawing/2016/5/12/chartex" xmlns:cx7="http://schemas.microsoft.com/office/drawing/2016/5/13/chartex" xmlns:cx8="http://schemas.microsoft.com/office/drawing/2016/5/14/chartex" xmlns:mc="http://schemas.openxmlformats.org/markup-compatibility/2006" xmlns:aink="http://schemas.microsoft.com/office/drawing/2016/ink" xmlns:am3d="http://schemas.microsoft.com/office/drawing/2017/model3d" xmlns:o="urn:schemas-microsoft-com:office:office" xmlns:oel="http://schemas.microsoft.com/office/2019/extlst" xmlns:r="http://schemas.openxmlformats.org/officeDocument/2006/relationships" xmlns:m="http://schemas.openxmlformats.org/officeDocument/2006/math" xmlns:v="urn:schemas-microsoft-com:vml" xmlns:wp14="http://schemas.microsoft.com/office/word/2010/wordprocessingDrawing" xmlns:wp="http://schemas.openxmlformats.org/drawingml/2006/wordprocessingDrawing" xmlns:w10="urn:schemas-microsoft-com:office:word" xmlns:w="http://schemas.openxmlformats.org/wordprocessingml/2006/main" xmlns:w14="http://schemas.microsoft.com/office/word/2010/wordml" xmlns:w15="http://schemas.microsoft.com/office/word/2012/wordml" xmlns:w16cex="http://schemas.microsoft.com/office/word/2018/wordml/cex" xmlns:w16cid="http://schemas.microsoft.com/office/word/2016/wordml/cid" xmlns:w16="http://schemas.microsoft.com/office/word/2018/wordml" xmlns:w16du="http://schemas.microsoft.com/office/word/2023/wordml/word16du" xmlns:w16sdtdh="http://schemas.microsoft.com/office/word/2020/wordml/sdtdatahash" xmlns:w16sdtfl="http://schemas.microsoft.com/office/word/2024/wordml/sdtformatlock" xmlns:w16se="http://schemas.microsoft.com/office/word/2015/wordml/symex" xmlns:wpg="http://schemas.microsoft.com/office/word/2010/wordprocessingGroup" xmlns:wpi="http://schemas.microsoft.com/office/word/2010/wordprocessingInk" xmlns:wne="http://schemas.microsoft.com/office/word/2006/wordml" xmlns:wps="http://schemas.microsoft.com/office/word/2010/wordprocessingShape" mc:Ignorable="w14 w15 w16se w16cid w16 w16cex w16sdtdh w16sdtfl w16du wp14">
   <w:p>
     <w:pPr>
       <w:pStyle w:val="Header"/>
@@ -6300,7 +4916,7 @@
 </file>
 
 <file path=word/header3.xml><?xml version="1.0" encoding="utf-8"?>
-<w:hdr xmlns:wpc="http://schemas.microsoft.com/office/word/2010/wordprocessingCanvas" xmlns:cx="http://schemas.microsoft.com/office/drawing/2014/chartex" xmlns:cx1="http://schemas.microsoft.com/office/drawing/2015/9/8/chartex" xmlns:cx2="http://schemas.microsoft.com/office/drawing/2015/10/21/chartex" xmlns:cx3="http://schemas.microsoft.com/office/drawing/2016/5/9/chartex" xmlns:cx4="http://schemas.microsoft.com/office/drawing/2016/5/10/chartex" xmlns:cx5="http://schemas.microsoft.com/office/drawing/2016/5/11/chartex" xmlns:cx6="http://schemas.microsoft.com/office/drawing/2016/5/12/chartex" xmlns:cx7="http://schemas.microsoft.com/office/drawing/2016/5/13/chartex" xmlns:cx8="http://schemas.microsoft.com/office/drawing/2016/5/14/chartex" xmlns:mc="http://schemas.openxmlformats.org/markup-compatibility/2006" xmlns:aink="http://schemas.microsoft.com/office/drawing/2016/ink" xmlns:am3d="http://schemas.microsoft.com/office/drawing/2017/model3d" xmlns:o="urn:schemas-microsoft-com:office:office" xmlns:r="http://schemas.openxmlformats.org/officeDocument/2006/relationships" xmlns:m="http://schemas.openxmlformats.org/officeDocument/2006/math" xmlns:v="urn:schemas-microsoft-com:vml" xmlns:wp14="http://schemas.microsoft.com/office/word/2010/wordprocessingDrawing" xmlns:wp="http://schemas.openxmlformats.org/drawingml/2006/wordprocessingDrawing" xmlns:w10="urn:schemas-microsoft-com:office:word" xmlns:w="http://schemas.openxmlformats.org/wordprocessingml/2006/main" xmlns:w14="http://schemas.microsoft.com/office/word/2010/wordml" xmlns:w15="http://schemas.microsoft.com/office/word/2012/wordml" xmlns:w16cid="http://schemas.microsoft.com/office/word/2016/wordml/cid" xmlns:w16se="http://schemas.microsoft.com/office/word/2015/wordml/symex" xmlns:wpg="http://schemas.microsoft.com/office/word/2010/wordprocessingGroup" xmlns:wpi="http://schemas.microsoft.com/office/word/2010/wordprocessingInk" xmlns:wne="http://schemas.microsoft.com/office/word/2006/wordml" xmlns:wps="http://schemas.microsoft.com/office/word/2010/wordprocessingShape" mc:Ignorable="w14 w15 w16se w16cid wp14">
+<w:hdr xmlns:wpc="http://schemas.microsoft.com/office/word/2010/wordprocessingCanvas" xmlns:cx="http://schemas.microsoft.com/office/drawing/2014/chartex" xmlns:cx1="http://schemas.microsoft.com/office/drawing/2015/9/8/chartex" xmlns:cx2="http://schemas.microsoft.com/office/drawing/2015/10/21/chartex" xmlns:cx3="http://schemas.microsoft.com/office/drawing/2016/5/9/chartex" xmlns:cx4="http://schemas.microsoft.com/office/drawing/2016/5/10/chartex" xmlns:cx5="http://schemas.microsoft.com/office/drawing/2016/5/11/chartex" xmlns:cx6="http://schemas.microsoft.com/office/drawing/2016/5/12/chartex" xmlns:cx7="http://schemas.microsoft.com/office/drawing/2016/5/13/chartex" xmlns:cx8="http://schemas.microsoft.com/office/drawing/2016/5/14/chartex" xmlns:mc="http://schemas.openxmlformats.org/markup-compatibility/2006" xmlns:aink="http://schemas.microsoft.com/office/drawing/2016/ink" xmlns:am3d="http://schemas.microsoft.com/office/drawing/2017/model3d" xmlns:o="urn:schemas-microsoft-com:office:office" xmlns:oel="http://schemas.microsoft.com/office/2019/extlst" xmlns:r="http://schemas.openxmlformats.org/officeDocument/2006/relationships" xmlns:m="http://schemas.openxmlformats.org/officeDocument/2006/math" xmlns:v="urn:schemas-microsoft-com:vml" xmlns:wp14="http://schemas.microsoft.com/office/word/2010/wordprocessingDrawing" xmlns:wp="http://schemas.openxmlformats.org/drawingml/2006/wordprocessingDrawing" xmlns:w10="urn:schemas-microsoft-com:office:word" xmlns:w="http://schemas.openxmlformats.org/wordprocessingml/2006/main" xmlns:w14="http://schemas.microsoft.com/office/word/2010/wordml" xmlns:w15="http://schemas.microsoft.com/office/word/2012/wordml" xmlns:w16cex="http://schemas.microsoft.com/office/word/2018/wordml/cex" xmlns:w16cid="http://schemas.microsoft.com/office/word/2016/wordml/cid" xmlns:w16="http://schemas.microsoft.com/office/word/2018/wordml" xmlns:w16du="http://schemas.microsoft.com/office/word/2023/wordml/word16du" xmlns:w16sdtdh="http://schemas.microsoft.com/office/word/2020/wordml/sdtdatahash" xmlns:w16sdtfl="http://schemas.microsoft.com/office/word/2024/wordml/sdtformatlock" xmlns:w16se="http://schemas.microsoft.com/office/word/2015/wordml/symex" xmlns:wpg="http://schemas.microsoft.com/office/word/2010/wordprocessingGroup" xmlns:wpi="http://schemas.microsoft.com/office/word/2010/wordprocessingInk" xmlns:wne="http://schemas.microsoft.com/office/word/2006/wordml" xmlns:wps="http://schemas.microsoft.com/office/word/2010/wordprocessingShape" mc:Ignorable="w14 w15 w16se w16cid w16 w16cex w16sdtdh w16sdtfl w16du wp14">
   <w:p>
     <w:pPr>
       <w:pStyle w:val="Header"/>
@@ -6310,7 +4926,7 @@
 </file>
 
 <file path=word/numbering.xml><?xml version="1.0" encoding="utf-8"?>
-<w:numbering xmlns:wpc="http://schemas.microsoft.com/office/word/2010/wordprocessingCanvas" xmlns:cx="http://schemas.microsoft.com/office/drawing/2014/chartex" xmlns:cx1="http://schemas.microsoft.com/office/drawing/2015/9/8/chartex" xmlns:cx2="http://schemas.microsoft.com/office/drawing/2015/10/21/chartex" xmlns:cx3="http://schemas.microsoft.com/office/drawing/2016/5/9/chartex" xmlns:cx4="http://schemas.microsoft.com/office/drawing/2016/5/10/chartex" xmlns:cx5="http://schemas.microsoft.com/office/drawing/2016/5/11/chartex" xmlns:cx6="http://schemas.microsoft.com/office/drawing/2016/5/12/chartex" xmlns:cx7="http://schemas.microsoft.com/office/drawing/2016/5/13/chartex" xmlns:cx8="http://schemas.microsoft.com/office/drawing/2016/5/14/chartex" xmlns:mc="http://schemas.openxmlformats.org/markup-compatibility/2006" xmlns:aink="http://schemas.microsoft.com/office/drawing/2016/ink" xmlns:am3d="http://schemas.microsoft.com/office/drawing/2017/model3d" xmlns:o="urn:schemas-microsoft-com:office:office" xmlns:r="http://schemas.openxmlformats.org/officeDocument/2006/relationships" xmlns:m="http://schemas.openxmlformats.org/officeDocument/2006/math" xmlns:v="urn:schemas-microsoft-com:vml" xmlns:wp14="http://schemas.microsoft.com/office/word/2010/wordprocessingDrawing" xmlns:wp="http://schemas.openxmlformats.org/drawingml/2006/wordprocessingDrawing" xmlns:w10="urn:schemas-microsoft-com:office:word" xmlns:w="http://schemas.openxmlformats.org/wordprocessingml/2006/main" xmlns:w14="http://schemas.microsoft.com/office/word/2010/wordml" xmlns:w15="http://schemas.microsoft.com/office/word/2012/wordml" xmlns:w16cid="http://schemas.microsoft.com/office/word/2016/wordml/cid" xmlns:w16se="http://schemas.microsoft.com/office/word/2015/wordml/symex" xmlns:wpg="http://schemas.microsoft.com/office/word/2010/wordprocessingGroup" xmlns:wpi="http://schemas.microsoft.com/office/word/2010/wordprocessingInk" xmlns:wne="http://schemas.microsoft.com/office/word/2006/wordml" xmlns:wps="http://schemas.microsoft.com/office/word/2010/wordprocessingShape" mc:Ignorable="w14 w15 w16se w16cid wp14">
+<w:numbering xmlns:wpc="http://schemas.microsoft.com/office/word/2010/wordprocessingCanvas" xmlns:cx="http://schemas.microsoft.com/office/drawing/2014/chartex" xmlns:cx1="http://schemas.microsoft.com/office/drawing/2015/9/8/chartex" xmlns:cx2="http://schemas.microsoft.com/office/drawing/2015/10/21/chartex" xmlns:cx3="http://schemas.microsoft.com/office/drawing/2016/5/9/chartex" xmlns:cx4="http://schemas.microsoft.com/office/drawing/2016/5/10/chartex" xmlns:cx5="http://schemas.microsoft.com/office/drawing/2016/5/11/chartex" xmlns:cx6="http://schemas.microsoft.com/office/drawing/2016/5/12/chartex" xmlns:cx7="http://schemas.microsoft.com/office/drawing/2016/5/13/chartex" xmlns:cx8="http://schemas.microsoft.com/office/drawing/2016/5/14/chartex" xmlns:mc="http://schemas.openxmlformats.org/markup-compatibility/2006" xmlns:aink="http://schemas.microsoft.com/office/drawing/2016/ink" xmlns:am3d="http://schemas.microsoft.com/office/drawing/2017/model3d" xmlns:o="urn:schemas-microsoft-com:office:office" xmlns:oel="http://schemas.microsoft.com/office/2019/extlst" xmlns:r="http://schemas.openxmlformats.org/officeDocument/2006/relationships" xmlns:m="http://schemas.openxmlformats.org/officeDocument/2006/math" xmlns:v="urn:schemas-microsoft-com:vml" xmlns:wp14="http://schemas.microsoft.com/office/word/2010/wordprocessingDrawing" xmlns:wp="http://schemas.openxmlformats.org/drawingml/2006/wordprocessingDrawing" xmlns:w10="urn:schemas-microsoft-com:office:word" xmlns:w="http://schemas.openxmlformats.org/wordprocessingml/2006/main" xmlns:w14="http://schemas.microsoft.com/office/word/2010/wordml" xmlns:w15="http://schemas.microsoft.com/office/word/2012/wordml" xmlns:w16cex="http://schemas.microsoft.com/office/word/2018/wordml/cex" xmlns:w16cid="http://schemas.microsoft.com/office/word/2016/wordml/cid" xmlns:w16="http://schemas.microsoft.com/office/word/2018/wordml" xmlns:w16du="http://schemas.microsoft.com/office/word/2023/wordml/word16du" xmlns:w16sdtdh="http://schemas.microsoft.com/office/word/2020/wordml/sdtdatahash" xmlns:w16sdtfl="http://schemas.microsoft.com/office/word/2024/wordml/sdtformatlock" xmlns:w16se="http://schemas.microsoft.com/office/word/2015/wordml/symex" xmlns:wpg="http://schemas.microsoft.com/office/word/2010/wordprocessingGroup" xmlns:wpi="http://schemas.microsoft.com/office/word/2010/wordprocessingInk" xmlns:wne="http://schemas.microsoft.com/office/word/2006/wordml" xmlns:wps="http://schemas.microsoft.com/office/word/2010/wordprocessingShape" mc:Ignorable="w14 w15 w16se w16cid w16 w16cex w16sdtdh w16sdtfl w16du wp14">
   <w:abstractNum w:abstractNumId="0" w15:restartNumberingAfterBreak="0">
     <w:nsid w:val="01A42758"/>
     <w:multiLevelType w:val="hybridMultilevel"/>
@@ -9897,125 +8513,125 @@
       </w:pPr>
     </w:lvl>
   </w:abstractNum>
-  <w:num w:numId="1">
+  <w:num w:numId="1" w16cid:durableId="1163471208">
     <w:abstractNumId w:val="3"/>
   </w:num>
-  <w:num w:numId="2">
+  <w:num w:numId="2" w16cid:durableId="696082881">
     <w:abstractNumId w:val="20"/>
   </w:num>
-  <w:num w:numId="3">
+  <w:num w:numId="3" w16cid:durableId="1349715652">
     <w:abstractNumId w:val="35"/>
   </w:num>
-  <w:num w:numId="4">
+  <w:num w:numId="4" w16cid:durableId="901020541">
     <w:abstractNumId w:val="35"/>
     <w:lvlOverride w:ilvl="0">
       <w:startOverride w:val="1"/>
     </w:lvlOverride>
   </w:num>
-  <w:num w:numId="5">
+  <w:num w:numId="5" w16cid:durableId="205147726">
     <w:abstractNumId w:val="13"/>
   </w:num>
-  <w:num w:numId="6">
+  <w:num w:numId="6" w16cid:durableId="720902555">
     <w:abstractNumId w:val="2"/>
   </w:num>
-  <w:num w:numId="7">
+  <w:num w:numId="7" w16cid:durableId="26486599">
     <w:abstractNumId w:val="23"/>
   </w:num>
-  <w:num w:numId="8">
+  <w:num w:numId="8" w16cid:durableId="1782186344">
     <w:abstractNumId w:val="1"/>
   </w:num>
-  <w:num w:numId="9">
+  <w:num w:numId="9" w16cid:durableId="1989095357">
     <w:abstractNumId w:val="12"/>
   </w:num>
-  <w:num w:numId="10">
+  <w:num w:numId="10" w16cid:durableId="865757400">
     <w:abstractNumId w:val="29"/>
   </w:num>
-  <w:num w:numId="11">
+  <w:num w:numId="11" w16cid:durableId="478301467">
     <w:abstractNumId w:val="15"/>
   </w:num>
-  <w:num w:numId="12">
+  <w:num w:numId="12" w16cid:durableId="3016773">
     <w:abstractNumId w:val="30"/>
   </w:num>
-  <w:num w:numId="13">
+  <w:num w:numId="13" w16cid:durableId="501894906">
     <w:abstractNumId w:val="17"/>
   </w:num>
-  <w:num w:numId="14">
+  <w:num w:numId="14" w16cid:durableId="1829519786">
     <w:abstractNumId w:val="27"/>
   </w:num>
-  <w:num w:numId="15">
+  <w:num w:numId="15" w16cid:durableId="749540341">
     <w:abstractNumId w:val="26"/>
   </w:num>
-  <w:num w:numId="16">
+  <w:num w:numId="16" w16cid:durableId="1132097563">
     <w:abstractNumId w:val="8"/>
   </w:num>
-  <w:num w:numId="17">
+  <w:num w:numId="17" w16cid:durableId="1990281031">
     <w:abstractNumId w:val="4"/>
   </w:num>
-  <w:num w:numId="18">
+  <w:num w:numId="18" w16cid:durableId="224099613">
     <w:abstractNumId w:val="7"/>
   </w:num>
-  <w:num w:numId="19">
+  <w:num w:numId="19" w16cid:durableId="2090761490">
     <w:abstractNumId w:val="0"/>
   </w:num>
-  <w:num w:numId="20">
+  <w:num w:numId="20" w16cid:durableId="1050610685">
     <w:abstractNumId w:val="6"/>
   </w:num>
-  <w:num w:numId="21">
+  <w:num w:numId="21" w16cid:durableId="1125272404">
     <w:abstractNumId w:val="5"/>
   </w:num>
-  <w:num w:numId="22">
+  <w:num w:numId="22" w16cid:durableId="1636914515">
     <w:abstractNumId w:val="11"/>
   </w:num>
-  <w:num w:numId="23">
+  <w:num w:numId="23" w16cid:durableId="329602664">
     <w:abstractNumId w:val="22"/>
   </w:num>
-  <w:num w:numId="24">
+  <w:num w:numId="24" w16cid:durableId="2130737994">
     <w:abstractNumId w:val="24"/>
   </w:num>
-  <w:num w:numId="25">
+  <w:num w:numId="25" w16cid:durableId="1151169802">
     <w:abstractNumId w:val="14"/>
   </w:num>
-  <w:num w:numId="26">
+  <w:num w:numId="26" w16cid:durableId="1955625307">
     <w:abstractNumId w:val="34"/>
   </w:num>
-  <w:num w:numId="27">
+  <w:num w:numId="27" w16cid:durableId="1531528918">
     <w:abstractNumId w:val="31"/>
   </w:num>
-  <w:num w:numId="28">
+  <w:num w:numId="28" w16cid:durableId="606039619">
     <w:abstractNumId w:val="28"/>
   </w:num>
-  <w:num w:numId="29">
+  <w:num w:numId="29" w16cid:durableId="1950310030">
     <w:abstractNumId w:val="19"/>
   </w:num>
-  <w:num w:numId="30">
+  <w:num w:numId="30" w16cid:durableId="202643913">
     <w:abstractNumId w:val="16"/>
   </w:num>
-  <w:num w:numId="31">
+  <w:num w:numId="31" w16cid:durableId="1310089678">
     <w:abstractNumId w:val="9"/>
   </w:num>
-  <w:num w:numId="32">
+  <w:num w:numId="32" w16cid:durableId="1639216738">
     <w:abstractNumId w:val="10"/>
   </w:num>
-  <w:num w:numId="33">
+  <w:num w:numId="33" w16cid:durableId="422341847">
     <w:abstractNumId w:val="25"/>
   </w:num>
-  <w:num w:numId="34">
+  <w:num w:numId="34" w16cid:durableId="449053391">
     <w:abstractNumId w:val="32"/>
   </w:num>
-  <w:num w:numId="35">
+  <w:num w:numId="35" w16cid:durableId="927035541">
     <w:abstractNumId w:val="33"/>
   </w:num>
-  <w:num w:numId="36">
+  <w:num w:numId="36" w16cid:durableId="959383039">
     <w:abstractNumId w:val="18"/>
   </w:num>
-  <w:num w:numId="37">
+  <w:num w:numId="37" w16cid:durableId="52777548">
     <w:abstractNumId w:val="21"/>
   </w:num>
 </w:numbering>
 </file>
 
 <file path=word/styles.xml><?xml version="1.0" encoding="utf-8"?>
-<w:styles xmlns:mc="http://schemas.openxmlformats.org/markup-compatibility/2006" xmlns:r="http://schemas.openxmlformats.org/officeDocument/2006/relationships" xmlns:w="http://schemas.openxmlformats.org/wordprocessingml/2006/main" xmlns:w14="http://schemas.microsoft.com/office/word/2010/wordml" xmlns:w15="http://schemas.microsoft.com/office/word/2012/wordml" xmlns:w16cid="http://schemas.microsoft.com/office/word/2016/wordml/cid" xmlns:w16se="http://schemas.microsoft.com/office/word/2015/wordml/symex" mc:Ignorable="w14 w15 w16se w16cid">
+<w:styles xmlns:mc="http://schemas.openxmlformats.org/markup-compatibility/2006" xmlns:r="http://schemas.openxmlformats.org/officeDocument/2006/relationships" xmlns:w="http://schemas.openxmlformats.org/wordprocessingml/2006/main" xmlns:w14="http://schemas.microsoft.com/office/word/2010/wordml" xmlns:w15="http://schemas.microsoft.com/office/word/2012/wordml" xmlns:w16cex="http://schemas.microsoft.com/office/word/2018/wordml/cex" xmlns:w16cid="http://schemas.microsoft.com/office/word/2016/wordml/cid" xmlns:w16="http://schemas.microsoft.com/office/word/2018/wordml" xmlns:w16du="http://schemas.microsoft.com/office/word/2023/wordml/word16du" xmlns:w16sdtdh="http://schemas.microsoft.com/office/word/2020/wordml/sdtdatahash" xmlns:w16sdtfl="http://schemas.microsoft.com/office/word/2024/wordml/sdtformatlock" xmlns:w16se="http://schemas.microsoft.com/office/word/2015/wordml/symex" mc:Ignorable="w14 w15 w16se w16cid w16 w16cex w16sdtdh w16sdtfl w16du">
   <w:docDefaults>
     <w:rPrDefault>
       <w:rPr>
@@ -10137,6 +8753,7 @@
     <w:lsdException w:name="HTML Sample" w:semiHidden="1" w:unhideWhenUsed="1"/>
     <w:lsdException w:name="HTML Typewriter" w:semiHidden="1" w:unhideWhenUsed="1"/>
     <w:lsdException w:name="HTML Variable" w:semiHidden="1" w:unhideWhenUsed="1"/>
+    <w:lsdException w:name="Normal Table" w:semiHidden="1" w:unhideWhenUsed="1"/>
     <w:lsdException w:name="annotation subject" w:semiHidden="1" w:unhideWhenUsed="1"/>
     <w:lsdException w:name="No List" w:semiHidden="1" w:unhideWhenUsed="1"/>
     <w:lsdException w:name="Outline List 1" w:semiHidden="1" w:unhideWhenUsed="1"/>
@@ -10183,8 +8800,10 @@
     <w:lsdException w:name="Table Subtle 2" w:semiHidden="1" w:unhideWhenUsed="1"/>
     <w:lsdException w:name="Table Web 1" w:semiHidden="1" w:unhideWhenUsed="1"/>
     <w:lsdException w:name="Table Web 2" w:semiHidden="1" w:unhideWhenUsed="1"/>
+    <w:lsdException w:name="Table Web 3" w:semiHidden="1" w:unhideWhenUsed="1"/>
     <w:lsdException w:name="Balloon Text" w:semiHidden="1" w:unhideWhenUsed="1"/>
     <w:lsdException w:name="Table Grid" w:uiPriority="39"/>
+    <w:lsdException w:name="Table Theme" w:semiHidden="1" w:unhideWhenUsed="1"/>
     <w:lsdException w:name="Placeholder Text" w:semiHidden="1"/>
     <w:lsdException w:name="No Spacing" w:uiPriority="1" w:qFormat="1"/>
     <w:lsdException w:name="Light Shading" w:uiPriority="60"/>
@@ -11231,6 +9850,34 @@
 </w:styles>
 </file>
 
+<file path=word/ink/ink1.xml><?xml version="1.0" encoding="utf-8"?>
+<inkml:ink xmlns:inkml="http://www.w3.org/2003/InkML">
+  <inkml:definitions>
+    <inkml:context xml:id="ctx0">
+      <inkml:inkSource xml:id="inkSrc0">
+        <inkml:traceFormat>
+          <inkml:channel name="X" type="integer" min="-2.14748E9" max="2.14748E9" units="cm"/>
+          <inkml:channel name="Y" type="integer" min="-2.14748E9" max="2.14748E9" units="cm"/>
+          <inkml:channel name="F" type="integer" max="32767" units="dev"/>
+        </inkml:traceFormat>
+        <inkml:channelProperties>
+          <inkml:channelProperty channel="X" name="resolution" value="1000" units="1/cm"/>
+          <inkml:channelProperty channel="Y" name="resolution" value="1000" units="1/cm"/>
+          <inkml:channelProperty channel="F" name="resolution" value="0" units="1/dev"/>
+        </inkml:channelProperties>
+      </inkml:inkSource>
+      <inkml:timestamp xml:id="ts0" timeString="2025-07-11T12:09:07.146"/>
+    </inkml:context>
+    <inkml:brush xml:id="br0">
+      <inkml:brushProperty name="width" value="0.035" units="cm"/>
+      <inkml:brushProperty name="height" value="0.035" units="cm"/>
+      <inkml:brushProperty name="color" value="#E71224"/>
+    </inkml:brush>
+  </inkml:definitions>
+  <inkml:trace contextRef="#ctx0" brushRef="#br0">0 0 24504,'0'355'0,"325"-355"0,-325-355 0,-325 355 0</inkml:trace>
+</inkml:ink>
+</file>
+
 <file path=word/theme/theme1.xml><?xml version="1.0" encoding="utf-8"?>
 <a:theme xmlns:a="http://schemas.openxmlformats.org/drawingml/2006/main" name="Office Theme">
   <a:themeElements>
@@ -11527,10 +10174,6 @@
 </file>
 
 <file path=customXml/item1.xml><?xml version="1.0" encoding="utf-8"?>
-<b:Sources xmlns:b="http://schemas.openxmlformats.org/officeDocument/2006/bibliography" xmlns="http://schemas.openxmlformats.org/officeDocument/2006/bibliography" SelectedStyle="\APASixthEditionOfficeOnline.xsl" StyleName="APA" Version="6"/>
-</file>
-
-<file path=customXml/item2.xml><?xml version="1.0" encoding="utf-8"?>
 <ct:contentTypeSchema xmlns:ct="http://schemas.microsoft.com/office/2006/metadata/contentType" xmlns:ma="http://schemas.microsoft.com/office/2006/metadata/properties/metaAttributes" ct:_="" ma:_="" ma:contentTypeName="Document" ma:contentTypeID="0x01010050DA06D914BDE34CBFBF32CE2E7912F8" ma:contentTypeVersion="14" ma:contentTypeDescription="Create a new document." ma:contentTypeScope="" ma:versionID="b618f742d6e177fc5b6975c676c03623">
   <xsd:schema xmlns:xsd="http://www.w3.org/2001/XMLSchema" xmlns:xs="http://www.w3.org/2001/XMLSchema" xmlns:p="http://schemas.microsoft.com/office/2006/metadata/properties" xmlns:ns2="066b1fa1-e673-41bd-87ba-8687893fe173" xmlns:ns3="62716bce-2e5b-4137-9339-0c56d67fb532" targetNamespace="http://schemas.microsoft.com/office/2006/metadata/properties" ma:root="true" ma:fieldsID="d5bce55925777f3b4884316d1d3fa24e" ns2:_="" ns3:_="">
     <xsd:import namespace="066b1fa1-e673-41bd-87ba-8687893fe173"/>
@@ -11784,7 +10427,33 @@
 </ct:contentTypeSchema>
 </file>
 
+<file path=customXml/item2.xml><?xml version="1.0" encoding="utf-8"?>
+<b:Sources xmlns:b="http://schemas.openxmlformats.org/officeDocument/2006/bibliography" xmlns="http://schemas.openxmlformats.org/officeDocument/2006/bibliography" SelectedStyle="\APASixthEditionOfficeOnline.xsl" StyleName="APA" Version="6"/>
+</file>
+
 <file path=customXml/item3.xml><?xml version="1.0" encoding="utf-8"?>
+<p:properties xmlns:p="http://schemas.microsoft.com/office/2006/metadata/properties" xmlns:xsi="http://www.w3.org/2001/XMLSchema-instance" xmlns:pc="http://schemas.microsoft.com/office/infopath/2007/PartnerControls">
+  <documentManagement>
+    <Complete_x003f_ xmlns="62716bce-2e5b-4137-9339-0c56d67fb532">false</Complete_x003f_>
+    <_dlc_DocId xmlns="066b1fa1-e673-41bd-87ba-8687893fe173">2VSTCW3YR7TP-1413294526-11005</_dlc_DocId>
+    <_dlc_DocIdUrl xmlns="066b1fa1-e673-41bd-87ba-8687893fe173">
+      <Url>https://armh.sharepoint.com/sites/TS-ArmEducationNew/ConTech/_layouts/15/DocIdRedir.aspx?ID=2VSTCW3YR7TP-1413294526-11005</Url>
+      <Description>2VSTCW3YR7TP-1413294526-11005</Description>
+    </_dlc_DocIdUrl>
+  </documentManagement>
+</p:properties>
+</file>
+
+<file path=customXml/item4.xml><?xml version="1.0" encoding="utf-8"?>
+<?mso-contentType ?>
+<FormTemplates xmlns="http://schemas.microsoft.com/sharepoint/v3/contenttype/forms">
+  <Display>DocumentLibraryForm</Display>
+  <Edit>DocumentLibraryForm</Edit>
+  <New>DocumentLibraryForm</New>
+</FormTemplates>
+</file>
+
+<file path=customXml/item5.xml><?xml version="1.0" encoding="utf-8"?>
 <?mso-contentType ?>
 <spe:Receivers xmlns:spe="http://schemas.microsoft.com/sharepoint/events">
   <Receiver>
@@ -11834,29 +10503,26 @@
 </spe:Receivers>
 </file>
 
-<file path=customXml/item4.xml><?xml version="1.0" encoding="utf-8"?>
-<?mso-contentType ?>
-<FormTemplates xmlns="http://schemas.microsoft.com/sharepoint/v3/contenttype/forms">
-  <Display>DocumentLibraryForm</Display>
-  <Edit>DocumentLibraryForm</Edit>
-  <New>DocumentLibraryForm</New>
-</FormTemplates>
+<file path=customXml/itemProps1.xml><?xml version="1.0" encoding="utf-8"?>
+<ds:datastoreItem xmlns:ds="http://schemas.openxmlformats.org/officeDocument/2006/customXml" ds:itemID="{5E0A1228-9BA5-4752-90F5-E5D1143245BC}">
+  <ds:schemaRefs>
+    <ds:schemaRef ds:uri="http://schemas.microsoft.com/office/2006/metadata/contentType"/>
+    <ds:schemaRef ds:uri="http://schemas.microsoft.com/office/2006/metadata/properties/metaAttributes"/>
+    <ds:schemaRef ds:uri="http://www.w3.org/2001/XMLSchema"/>
+    <ds:schemaRef ds:uri="http://schemas.microsoft.com/office/2006/metadata/properties"/>
+    <ds:schemaRef ds:uri="066b1fa1-e673-41bd-87ba-8687893fe173"/>
+    <ds:schemaRef ds:uri="62716bce-2e5b-4137-9339-0c56d67fb532"/>
+    <ds:schemaRef ds:uri="http://schemas.microsoft.com/office/2006/documentManagement/types"/>
+    <ds:schemaRef ds:uri="http://schemas.microsoft.com/office/infopath/2007/PartnerControls"/>
+    <ds:schemaRef ds:uri="http://schemas.openxmlformats.org/package/2006/metadata/core-properties"/>
+    <ds:schemaRef ds:uri="http://purl.org/dc/elements/1.1/"/>
+    <ds:schemaRef ds:uri="http://purl.org/dc/terms/"/>
+    <ds:schemaRef ds:uri="http://schemas.microsoft.com/internal/obd"/>
+  </ds:schemaRefs>
+</ds:datastoreItem>
 </file>
 
-<file path=customXml/item5.xml><?xml version="1.0" encoding="utf-8"?>
-<p:properties xmlns:p="http://schemas.microsoft.com/office/2006/metadata/properties" xmlns:xsi="http://www.w3.org/2001/XMLSchema-instance" xmlns:pc="http://schemas.microsoft.com/office/infopath/2007/PartnerControls">
-  <documentManagement>
-    <Complete_x003f_ xmlns="62716bce-2e5b-4137-9339-0c56d67fb532">false</Complete_x003f_>
-    <_dlc_DocId xmlns="066b1fa1-e673-41bd-87ba-8687893fe173">2VSTCW3YR7TP-1413294526-11005</_dlc_DocId>
-    <_dlc_DocIdUrl xmlns="066b1fa1-e673-41bd-87ba-8687893fe173">
-      <Url>https://armh.sharepoint.com/sites/TS-ArmEducationNew/ConTech/_layouts/15/DocIdRedir.aspx?ID=2VSTCW3YR7TP-1413294526-11005</Url>
-      <Description>2VSTCW3YR7TP-1413294526-11005</Description>
-    </_dlc_DocIdUrl>
-  </documentManagement>
-</p:properties>
-</file>
-
-<file path=customXml/itemProps1.xml><?xml version="1.0" encoding="utf-8"?>
+<file path=customXml/itemProps2.xml><?xml version="1.0" encoding="utf-8"?>
 <ds:datastoreItem xmlns:ds="http://schemas.openxmlformats.org/officeDocument/2006/customXml" ds:itemID="{692F3147-A6CC-4A34-AD32-90794498A6FC}">
   <ds:schemaRefs>
     <ds:schemaRef ds:uri="http://schemas.openxmlformats.org/officeDocument/2006/bibliography"/>
@@ -11864,18 +10530,29 @@
 </ds:datastoreItem>
 </file>
 
-<file path=customXml/itemProps2.xml><?xml version="1.0" encoding="utf-8"?>
-<ds:datastoreItem xmlns:ds="http://schemas.openxmlformats.org/officeDocument/2006/customXml" ds:itemID="{5E0A1228-9BA5-4752-90F5-E5D1143245BC}"/>
-</file>
-
 <file path=customXml/itemProps3.xml><?xml version="1.0" encoding="utf-8"?>
-<ds:datastoreItem xmlns:ds="http://schemas.openxmlformats.org/officeDocument/2006/customXml" ds:itemID="{5908C46A-2410-48AA-96ED-D16D9B6C1A5E}"/>
+<ds:datastoreItem xmlns:ds="http://schemas.openxmlformats.org/officeDocument/2006/customXml" ds:itemID="{4287C17D-F317-477C-A2F0-53E7AD16A604}">
+  <ds:schemaRefs>
+    <ds:schemaRef ds:uri="http://schemas.microsoft.com/office/2006/metadata/properties"/>
+    <ds:schemaRef ds:uri="http://schemas.microsoft.com/office/infopath/2007/PartnerControls"/>
+    <ds:schemaRef ds:uri="62716bce-2e5b-4137-9339-0c56d67fb532"/>
+    <ds:schemaRef ds:uri="066b1fa1-e673-41bd-87ba-8687893fe173"/>
+  </ds:schemaRefs>
+</ds:datastoreItem>
 </file>
 
 <file path=customXml/itemProps4.xml><?xml version="1.0" encoding="utf-8"?>
-<ds:datastoreItem xmlns:ds="http://schemas.openxmlformats.org/officeDocument/2006/customXml" ds:itemID="{5855FC93-0980-483D-BA64-6C1EC9ABBE31}"/>
+<ds:datastoreItem xmlns:ds="http://schemas.openxmlformats.org/officeDocument/2006/customXml" ds:itemID="{5855FC93-0980-483D-BA64-6C1EC9ABBE31}">
+  <ds:schemaRefs>
+    <ds:schemaRef ds:uri="http://schemas.microsoft.com/sharepoint/v3/contenttype/forms"/>
+  </ds:schemaRefs>
+</ds:datastoreItem>
 </file>
 
 <file path=customXml/itemProps5.xml><?xml version="1.0" encoding="utf-8"?>
-<ds:datastoreItem xmlns:ds="http://schemas.openxmlformats.org/officeDocument/2006/customXml" ds:itemID="{4287C17D-F317-477C-A2F0-53E7AD16A604}"/>
+<ds:datastoreItem xmlns:ds="http://schemas.openxmlformats.org/officeDocument/2006/customXml" ds:itemID="{5908C46A-2410-48AA-96ED-D16D9B6C1A5E}">
+  <ds:schemaRefs>
+    <ds:schemaRef ds:uri="http://schemas.microsoft.com/sharepoint/events"/>
+  </ds:schemaRefs>
+</ds:datastoreItem>
 </file>